--- a/Курсовая работа (Головин).docx
+++ b/Курсовая работа (Головин).docx
@@ -1,6 +1,6 @@
 
 <file path=word/document.xml><?xml version="1.0" encoding="utf-8"?>
-<w:document xmlns:wpc="http://schemas.microsoft.com/office/word/2010/wordprocessingCanvas" xmlns:cx="http://schemas.microsoft.com/office/drawing/2014/chartex" xmlns:cx1="http://schemas.microsoft.com/office/drawing/2015/9/8/chartex" xmlns:cx2="http://schemas.microsoft.com/office/drawing/2015/10/21/chartex" xmlns:cx3="http://schemas.microsoft.com/office/drawing/2016/5/9/chartex" xmlns:cx4="http://schemas.microsoft.com/office/drawing/2016/5/10/chartex" xmlns:cx5="http://schemas.microsoft.com/office/drawing/2016/5/11/chartex" xmlns:cx6="http://schemas.microsoft.com/office/drawing/2016/5/12/chartex" xmlns:cx7="http://schemas.microsoft.com/office/drawing/2016/5/13/chartex" xmlns:cx8="http://schemas.microsoft.com/office/drawing/2016/5/14/chartex" xmlns:mc="http://schemas.openxmlformats.org/markup-compatibility/2006" xmlns:aink="http://schemas.microsoft.com/office/drawing/2016/ink" xmlns:am3d="http://schemas.microsoft.com/office/drawing/2017/model3d" xmlns:o="urn:schemas-microsoft-com:office:office" xmlns:r="http://schemas.openxmlformats.org/officeDocument/2006/relationships" xmlns:m="http://schemas.openxmlformats.org/officeDocument/2006/math" xmlns:v="urn:schemas-microsoft-com:vml" xmlns:wp14="http://schemas.microsoft.com/office/word/2010/wordprocessingDrawing" xmlns:wp="http://schemas.openxmlformats.org/drawingml/2006/wordprocessingDrawing" xmlns:w10="urn:schemas-microsoft-com:office:word" xmlns:w="http://schemas.openxmlformats.org/wordprocessingml/2006/main" xmlns:w14="http://schemas.microsoft.com/office/word/2010/wordml" xmlns:w15="http://schemas.microsoft.com/office/word/2012/wordml" xmlns:w16cex="http://schemas.microsoft.com/office/word/2018/wordml/cex" xmlns:w16cid="http://schemas.microsoft.com/office/word/2016/wordml/cid" xmlns:w16="http://schemas.microsoft.com/office/word/2018/wordml" xmlns:w16sdtdh="http://schemas.microsoft.com/office/word/2020/wordml/sdtdatahash" xmlns:w16se="http://schemas.microsoft.com/office/word/2015/wordml/symex" xmlns:wpg="http://schemas.microsoft.com/office/word/2010/wordprocessingGroup" xmlns:wpi="http://schemas.microsoft.com/office/word/2010/wordprocessingInk" xmlns:wne="http://schemas.microsoft.com/office/word/2006/wordml" xmlns:wps="http://schemas.microsoft.com/office/word/2010/wordprocessingShape" mc:Ignorable="w14 w15 w16se w16cid w16 w16cex w16sdtdh wp14">
+<w:document xmlns:wpc="http://schemas.microsoft.com/office/word/2010/wordprocessingCanvas" xmlns:cx="http://schemas.microsoft.com/office/drawing/2014/chartex" xmlns:cx1="http://schemas.microsoft.com/office/drawing/2015/9/8/chartex" xmlns:cx2="http://schemas.microsoft.com/office/drawing/2015/10/21/chartex" xmlns:cx3="http://schemas.microsoft.com/office/drawing/2016/5/9/chartex" xmlns:cx4="http://schemas.microsoft.com/office/drawing/2016/5/10/chartex" xmlns:cx5="http://schemas.microsoft.com/office/drawing/2016/5/11/chartex" xmlns:cx6="http://schemas.microsoft.com/office/drawing/2016/5/12/chartex" xmlns:cx7="http://schemas.microsoft.com/office/drawing/2016/5/13/chartex" xmlns:cx8="http://schemas.microsoft.com/office/drawing/2016/5/14/chartex" xmlns:mc="http://schemas.openxmlformats.org/markup-compatibility/2006" xmlns:aink="http://schemas.microsoft.com/office/drawing/2016/ink" xmlns:am3d="http://schemas.microsoft.com/office/drawing/2017/model3d" xmlns:o="urn:schemas-microsoft-com:office:office" xmlns:oel="http://schemas.microsoft.com/office/2019/extlst" xmlns:r="http://schemas.openxmlformats.org/officeDocument/2006/relationships" xmlns:m="http://schemas.openxmlformats.org/officeDocument/2006/math" xmlns:v="urn:schemas-microsoft-com:vml" xmlns:wp14="http://schemas.microsoft.com/office/word/2010/wordprocessingDrawing" xmlns:wp="http://schemas.openxmlformats.org/drawingml/2006/wordprocessingDrawing" xmlns:w10="urn:schemas-microsoft-com:office:word" xmlns:w="http://schemas.openxmlformats.org/wordprocessingml/2006/main" xmlns:w14="http://schemas.microsoft.com/office/word/2010/wordml" xmlns:w15="http://schemas.microsoft.com/office/word/2012/wordml" xmlns:w16cex="http://schemas.microsoft.com/office/word/2018/wordml/cex" xmlns:w16cid="http://schemas.microsoft.com/office/word/2016/wordml/cid" xmlns:w16="http://schemas.microsoft.com/office/word/2018/wordml" xmlns:w16sdtdh="http://schemas.microsoft.com/office/word/2020/wordml/sdtdatahash" xmlns:w16se="http://schemas.microsoft.com/office/word/2015/wordml/symex" xmlns:wpg="http://schemas.microsoft.com/office/word/2010/wordprocessingGroup" xmlns:wpi="http://schemas.microsoft.com/office/word/2010/wordprocessingInk" xmlns:wne="http://schemas.microsoft.com/office/word/2006/wordml" xmlns:wps="http://schemas.microsoft.com/office/word/2010/wordprocessingShape" mc:Ignorable="w14 w15 w16se w16cid w16 w16cex w16sdtdh wp14">
   <w:body>
     <w:sdt>
       <w:sdtPr>
@@ -1232,7 +1232,7 @@
           <w:sz w:val="28"/>
           <w:szCs w:val="28"/>
         </w:rPr>
-        <w:t xml:space="preserve">, создания адаптивного дизайна и </w:t>
+        <w:t xml:space="preserve">, создания адаптивного дизайна и анимаций; </w:t>
       </w:r>
       <w:proofErr w:type="spellStart"/>
       <w:r>
@@ -1240,8 +1240,9 @@
           <w:rFonts w:ascii="Times New Roman" w:hAnsi="Times New Roman" w:cs="Times New Roman"/>
           <w:sz w:val="28"/>
           <w:szCs w:val="28"/>
-        </w:rPr>
-        <w:t>анимаций</w:t>
+          <w:lang w:val="en-US"/>
+        </w:rPr>
+        <w:t>LocalStorage</w:t>
       </w:r>
       <w:proofErr w:type="spellEnd"/>
       <w:r>
@@ -1250,7 +1251,7 @@
           <w:sz w:val="28"/>
           <w:szCs w:val="28"/>
         </w:rPr>
-        <w:t xml:space="preserve">; </w:t>
+        <w:t xml:space="preserve"> — для хранения данных о товарах и корзине между сессиями; </w:t>
       </w:r>
       <w:proofErr w:type="spellStart"/>
       <w:r>
@@ -1260,7 +1261,7 @@
           <w:szCs w:val="28"/>
           <w:lang w:val="en-US"/>
         </w:rPr>
-        <w:t>LocalStorage</w:t>
+        <w:t>FileReader</w:t>
       </w:r>
       <w:proofErr w:type="spellEnd"/>
       <w:r>
@@ -1269,25 +1270,6 @@
           <w:sz w:val="28"/>
           <w:szCs w:val="28"/>
         </w:rPr>
-        <w:t xml:space="preserve"> — для хранения данных о товарах и корзине между сессиями; </w:t>
-      </w:r>
-      <w:proofErr w:type="spellStart"/>
-      <w:r>
-        <w:rPr>
-          <w:rFonts w:ascii="Times New Roman" w:hAnsi="Times New Roman" w:cs="Times New Roman"/>
-          <w:sz w:val="28"/>
-          <w:szCs w:val="28"/>
-          <w:lang w:val="en-US"/>
-        </w:rPr>
-        <w:t>FileReader</w:t>
-      </w:r>
-      <w:proofErr w:type="spellEnd"/>
-      <w:r>
-        <w:rPr>
-          <w:rFonts w:ascii="Times New Roman" w:hAnsi="Times New Roman" w:cs="Times New Roman"/>
-          <w:sz w:val="28"/>
-          <w:szCs w:val="28"/>
-        </w:rPr>
         <w:t xml:space="preserve"> </w:t>
       </w:r>
       <w:r>
@@ -1322,7 +1304,7 @@
           <w:sz w:val="28"/>
           <w:szCs w:val="28"/>
         </w:rPr>
-        <w:t>Данная курсовая работа состоит из введения, четырёх глав, заключения и списка литературы. В первой главе рассматриваются теоретические аспекты разработки клиентских веб-приложений для электронной коммерции, включая анализ существующих решений и обоснование выбора технологического стека. Во второй главе описывается процесс проектирования структуры данных, архитектуры приложения и разработки технического задания. Третья глава посвящена практической реализации функциональных модулей: каталога товаров, корзины, системы администрирования, конструктора ПК и модальных окон. Четвёртая глава содержит описание этапов тестирования, выявления и устранения дефектов, а также оптимизации производительности интерфейса.</w:t>
+        <w:t xml:space="preserve">Данная курсовая работа состоит из введения, четырёх глав, заключения и списка литературы. </w:t>
       </w:r>
     </w:p>
     <w:p>
@@ -1677,83 +1659,6 @@
           <w:rFonts w:ascii="Times New Roman" w:hAnsi="Times New Roman" w:cs="Times New Roman"/>
           <w:sz w:val="28"/>
           <w:szCs w:val="28"/>
-          <w:lang w:val="en-US"/>
-        </w:rPr>
-        <w:t>PC Building Simulator (</w:t>
-      </w:r>
-      <w:r>
-        <w:rPr>
-          <w:rFonts w:ascii="Times New Roman" w:hAnsi="Times New Roman" w:cs="Times New Roman"/>
-          <w:sz w:val="28"/>
-          <w:szCs w:val="28"/>
-        </w:rPr>
-        <w:t>веб</w:t>
-      </w:r>
-      <w:r>
-        <w:rPr>
-          <w:rFonts w:ascii="Times New Roman" w:hAnsi="Times New Roman" w:cs="Times New Roman"/>
-          <w:sz w:val="28"/>
-          <w:szCs w:val="28"/>
-          <w:lang w:val="en-US"/>
-        </w:rPr>
-        <w:t>-</w:t>
-      </w:r>
-      <w:r>
-        <w:rPr>
-          <w:rFonts w:ascii="Times New Roman" w:hAnsi="Times New Roman" w:cs="Times New Roman"/>
-          <w:sz w:val="28"/>
-          <w:szCs w:val="28"/>
-        </w:rPr>
-        <w:t>демо</w:t>
-      </w:r>
-      <w:r>
-        <w:rPr>
-          <w:rFonts w:ascii="Times New Roman" w:hAnsi="Times New Roman" w:cs="Times New Roman"/>
-          <w:sz w:val="28"/>
-          <w:szCs w:val="28"/>
-          <w:lang w:val="en-US"/>
-        </w:rPr>
-        <w:t>-</w:t>
-      </w:r>
-      <w:r>
-        <w:rPr>
-          <w:rFonts w:ascii="Times New Roman" w:hAnsi="Times New Roman" w:cs="Times New Roman"/>
-          <w:sz w:val="28"/>
-          <w:szCs w:val="28"/>
-        </w:rPr>
-        <w:t>версия</w:t>
-      </w:r>
-      <w:r>
-        <w:rPr>
-          <w:rFonts w:ascii="Times New Roman" w:hAnsi="Times New Roman" w:cs="Times New Roman"/>
-          <w:sz w:val="28"/>
-          <w:szCs w:val="28"/>
-          <w:lang w:val="en-US"/>
-        </w:rPr>
-        <w:t>). </w:t>
-      </w:r>
-      <w:r>
-        <w:rPr>
-          <w:rFonts w:ascii="Times New Roman" w:hAnsi="Times New Roman" w:cs="Times New Roman"/>
-          <w:sz w:val="28"/>
-          <w:szCs w:val="28"/>
-        </w:rPr>
-        <w:t>Данный инструмент демонстрирует подход, близкий к целям настоящей работы: визуальное представление компонентов, динамический расчет стоимости и возможность сохранения конфигурации. Однако инструмент носит демонстрационный характер и не включает функционал корзины, администрирования или реального заказа. Хранение данных осуществляется в памяти браузера, что подтверждает принципиальную возможность реализации конструктора в рамках SPA на нативном JavaScript.</w:t>
-      </w:r>
-    </w:p>
-    <w:p>
-      <w:pPr>
-        <w:rPr>
-          <w:rFonts w:ascii="Times New Roman" w:hAnsi="Times New Roman" w:cs="Times New Roman"/>
-          <w:sz w:val="28"/>
-          <w:szCs w:val="28"/>
-        </w:rPr>
-      </w:pPr>
-      <w:r>
-        <w:rPr>
-          <w:rFonts w:ascii="Times New Roman" w:hAnsi="Times New Roman" w:cs="Times New Roman"/>
-          <w:sz w:val="28"/>
-          <w:szCs w:val="28"/>
         </w:rPr>
         <w:t xml:space="preserve">Проведенный анализ позволяет сделать вывод, что для целей курсовой работы, ориентированной на демонстрацию возможностей клиентской веб-разработки и создания автономного прототипа, выбор модели с хранением данных в </w:t>
       </w:r>
@@ -1778,6 +1683,243 @@
     </w:p>
     <w:p>
       <w:pPr>
+        <w:rPr>
+          <w:rFonts w:ascii="Times New Roman" w:hAnsi="Times New Roman" w:cs="Times New Roman"/>
+          <w:sz w:val="28"/>
+          <w:szCs w:val="28"/>
+        </w:rPr>
+      </w:pPr>
+      <w:r>
+        <w:rPr>
+          <w:rFonts w:ascii="Times New Roman" w:hAnsi="Times New Roman" w:cs="Times New Roman"/>
+          <w:sz w:val="28"/>
+          <w:szCs w:val="28"/>
+        </w:rPr>
+        <w:t>На основе проведённого анализа актуальности и практической значимости разработки интернет-магазина игровых компьютеров в рамках данной курсовой работы была сформулирована цель:</w:t>
+      </w:r>
+    </w:p>
+    <w:p>
+      <w:pPr>
+        <w:rPr>
+          <w:rFonts w:ascii="Times New Roman" w:hAnsi="Times New Roman" w:cs="Times New Roman"/>
+          <w:sz w:val="28"/>
+          <w:szCs w:val="28"/>
+        </w:rPr>
+      </w:pPr>
+      <w:r>
+        <w:rPr>
+          <w:rFonts w:ascii="Times New Roman" w:hAnsi="Times New Roman" w:cs="Times New Roman"/>
+          <w:sz w:val="28"/>
+          <w:szCs w:val="28"/>
+        </w:rPr>
+        <w:t>Разработать клиентское веб-приложение — интернет-магазин игровых компьютеров «Turbo-PC», обеспечивающее полный цикл взаимодействия пользователя с системой: от выбора и сборки конфигурации до управления корзиной и администрирования каталога с использованием нативного JavaScript и локального хранилища браузера.</w:t>
+      </w:r>
+    </w:p>
+    <w:p>
+      <w:pPr>
+        <w:rPr>
+          <w:rFonts w:ascii="Times New Roman" w:hAnsi="Times New Roman" w:cs="Times New Roman"/>
+          <w:sz w:val="28"/>
+          <w:szCs w:val="28"/>
+        </w:rPr>
+      </w:pPr>
+      <w:r>
+        <w:rPr>
+          <w:rFonts w:ascii="Times New Roman" w:hAnsi="Times New Roman" w:cs="Times New Roman"/>
+          <w:sz w:val="28"/>
+          <w:szCs w:val="28"/>
+        </w:rPr>
+        <w:t>Для достижения поставленной цели необходимо решить следующие задачи:</w:t>
+      </w:r>
+    </w:p>
+    <w:p>
+      <w:pPr>
+        <w:numPr>
+          <w:ilvl w:val="0"/>
+          <w:numId w:val="18"/>
+        </w:numPr>
+        <w:rPr>
+          <w:rFonts w:ascii="Times New Roman" w:hAnsi="Times New Roman" w:cs="Times New Roman"/>
+          <w:sz w:val="28"/>
+          <w:szCs w:val="28"/>
+        </w:rPr>
+      </w:pPr>
+      <w:r>
+        <w:rPr>
+          <w:rFonts w:ascii="Times New Roman" w:hAnsi="Times New Roman" w:cs="Times New Roman"/>
+          <w:sz w:val="28"/>
+          <w:szCs w:val="28"/>
+        </w:rPr>
+        <w:t>Провести анализ предметной области интернет-магазинов компьютерной техники и выделить ключевые функциональные требования к приложению.</w:t>
+      </w:r>
+    </w:p>
+    <w:p>
+      <w:pPr>
+        <w:numPr>
+          <w:ilvl w:val="0"/>
+          <w:numId w:val="18"/>
+        </w:numPr>
+        <w:rPr>
+          <w:rFonts w:ascii="Times New Roman" w:hAnsi="Times New Roman" w:cs="Times New Roman"/>
+          <w:sz w:val="28"/>
+          <w:szCs w:val="28"/>
+        </w:rPr>
+      </w:pPr>
+      <w:r>
+        <w:rPr>
+          <w:rFonts w:ascii="Times New Roman" w:hAnsi="Times New Roman" w:cs="Times New Roman"/>
+          <w:sz w:val="28"/>
+          <w:szCs w:val="28"/>
+        </w:rPr>
+        <w:lastRenderedPageBreak/>
+        <w:t>Спроектировать структуру данных для хранения информации о товарах и элементах корзины.</w:t>
+      </w:r>
+    </w:p>
+    <w:p>
+      <w:pPr>
+        <w:numPr>
+          <w:ilvl w:val="0"/>
+          <w:numId w:val="18"/>
+        </w:numPr>
+        <w:rPr>
+          <w:rFonts w:ascii="Times New Roman" w:hAnsi="Times New Roman" w:cs="Times New Roman"/>
+          <w:sz w:val="28"/>
+          <w:szCs w:val="28"/>
+        </w:rPr>
+      </w:pPr>
+      <w:r>
+        <w:rPr>
+          <w:rFonts w:ascii="Times New Roman" w:hAnsi="Times New Roman" w:cs="Times New Roman"/>
+          <w:sz w:val="28"/>
+          <w:szCs w:val="28"/>
+        </w:rPr>
+        <w:t>Разработать модульную архитектуру клиентского приложения с разделением на уровни данных, рендеринга и бизнес-логики.</w:t>
+      </w:r>
+    </w:p>
+    <w:p>
+      <w:pPr>
+        <w:numPr>
+          <w:ilvl w:val="0"/>
+          <w:numId w:val="18"/>
+        </w:numPr>
+        <w:rPr>
+          <w:rFonts w:ascii="Times New Roman" w:hAnsi="Times New Roman" w:cs="Times New Roman"/>
+          <w:sz w:val="28"/>
+          <w:szCs w:val="28"/>
+        </w:rPr>
+      </w:pPr>
+      <w:r>
+        <w:rPr>
+          <w:rFonts w:ascii="Times New Roman" w:hAnsi="Times New Roman" w:cs="Times New Roman"/>
+          <w:sz w:val="28"/>
+          <w:szCs w:val="28"/>
+        </w:rPr>
+        <w:t>Реализовать динамический каталог товаров с фильтрацией по сериям и отображением детальной информации.</w:t>
+      </w:r>
+    </w:p>
+    <w:p>
+      <w:pPr>
+        <w:numPr>
+          <w:ilvl w:val="0"/>
+          <w:numId w:val="18"/>
+        </w:numPr>
+        <w:rPr>
+          <w:rFonts w:ascii="Times New Roman" w:hAnsi="Times New Roman" w:cs="Times New Roman"/>
+          <w:sz w:val="28"/>
+          <w:szCs w:val="28"/>
+        </w:rPr>
+      </w:pPr>
+      <w:r>
+        <w:rPr>
+          <w:rFonts w:ascii="Times New Roman" w:hAnsi="Times New Roman" w:cs="Times New Roman"/>
+          <w:sz w:val="28"/>
+          <w:szCs w:val="28"/>
+        </w:rPr>
+        <w:t>Создать систему управления корзиной с подсчётом стоимости и количества позиций.</w:t>
+      </w:r>
+    </w:p>
+    <w:p>
+      <w:pPr>
+        <w:numPr>
+          <w:ilvl w:val="0"/>
+          <w:numId w:val="18"/>
+        </w:numPr>
+        <w:rPr>
+          <w:rFonts w:ascii="Times New Roman" w:hAnsi="Times New Roman" w:cs="Times New Roman"/>
+          <w:sz w:val="28"/>
+          <w:szCs w:val="28"/>
+        </w:rPr>
+      </w:pPr>
+      <w:r>
+        <w:rPr>
+          <w:rFonts w:ascii="Times New Roman" w:hAnsi="Times New Roman" w:cs="Times New Roman"/>
+          <w:sz w:val="28"/>
+          <w:szCs w:val="28"/>
+        </w:rPr>
+        <w:t>Реализовать защищённую паролем административную панель для управления ассортиментом и изображениями товаров.</w:t>
+      </w:r>
+    </w:p>
+    <w:p>
+      <w:pPr>
+        <w:numPr>
+          <w:ilvl w:val="0"/>
+          <w:numId w:val="18"/>
+        </w:numPr>
+        <w:rPr>
+          <w:rFonts w:ascii="Times New Roman" w:hAnsi="Times New Roman" w:cs="Times New Roman"/>
+          <w:sz w:val="28"/>
+          <w:szCs w:val="28"/>
+        </w:rPr>
+      </w:pPr>
+      <w:r>
+        <w:rPr>
+          <w:rFonts w:ascii="Times New Roman" w:hAnsi="Times New Roman" w:cs="Times New Roman"/>
+          <w:sz w:val="28"/>
+          <w:szCs w:val="28"/>
+        </w:rPr>
+        <w:t>Разработать интерактивный конструктор сборки ПК с выбором ключевых компонентов и динамическим расчётом цены.</w:t>
+      </w:r>
+    </w:p>
+    <w:p>
+      <w:pPr>
+        <w:numPr>
+          <w:ilvl w:val="0"/>
+          <w:numId w:val="18"/>
+        </w:numPr>
+        <w:rPr>
+          <w:rFonts w:ascii="Times New Roman" w:hAnsi="Times New Roman" w:cs="Times New Roman"/>
+          <w:sz w:val="28"/>
+          <w:szCs w:val="28"/>
+        </w:rPr>
+      </w:pPr>
+      <w:r>
+        <w:rPr>
+          <w:rFonts w:ascii="Times New Roman" w:hAnsi="Times New Roman" w:cs="Times New Roman"/>
+          <w:sz w:val="28"/>
+          <w:szCs w:val="28"/>
+        </w:rPr>
+        <w:t>Провести тестирование разработанного приложения и оптимизировать пользовательский интерфейс.</w:t>
+      </w:r>
+    </w:p>
+    <w:p>
+      <w:pPr>
+        <w:rPr>
+          <w:rFonts w:ascii="Times New Roman" w:hAnsi="Times New Roman" w:cs="Times New Roman"/>
+          <w:sz w:val="28"/>
+          <w:szCs w:val="28"/>
+        </w:rPr>
+      </w:pPr>
+      <w:r>
+        <w:rPr>
+          <w:rFonts w:ascii="Times New Roman" w:hAnsi="Times New Roman" w:cs="Times New Roman"/>
+          <w:sz w:val="28"/>
+          <w:szCs w:val="28"/>
+        </w:rPr>
+        <w:t>Решение указанных задач позволит получить работоспособный прототип интернет-магазина, демонстрирующий современные подходы к клиентской веб-разработке.</w:t>
+      </w:r>
+    </w:p>
+    <w:p>
+      <w:pPr>
         <w:jc w:val="center"/>
         <w:rPr>
           <w:rFonts w:ascii="Times New Roman" w:hAnsi="Times New Roman" w:cs="Times New Roman"/>
@@ -1893,179 +2035,179 @@
           <w:sz w:val="28"/>
           <w:szCs w:val="28"/>
         </w:rPr>
+        <w:t xml:space="preserve">Преимущества: Ускорение разработки за счёт готовых абстракций, компонентный подход, виртуальный </w:t>
+      </w:r>
+      <w:r>
+        <w:rPr>
+          <w:rFonts w:ascii="Times New Roman" w:hAnsi="Times New Roman" w:cs="Times New Roman"/>
+          <w:sz w:val="28"/>
+          <w:szCs w:val="28"/>
+          <w:lang w:val="en-US"/>
+        </w:rPr>
+        <w:t>DOM</w:t>
+      </w:r>
+      <w:r>
+        <w:rPr>
+          <w:rFonts w:ascii="Times New Roman" w:hAnsi="Times New Roman" w:cs="Times New Roman"/>
+          <w:sz w:val="28"/>
+          <w:szCs w:val="28"/>
+        </w:rPr>
+        <w:t>, мощные инструменты управления состоянием.</w:t>
+      </w:r>
+    </w:p>
+    <w:p>
+      <w:pPr>
+        <w:rPr>
+          <w:rFonts w:ascii="Times New Roman" w:hAnsi="Times New Roman" w:cs="Times New Roman"/>
+          <w:sz w:val="28"/>
+          <w:szCs w:val="28"/>
+        </w:rPr>
+      </w:pPr>
+      <w:r>
+        <w:rPr>
+          <w:rFonts w:ascii="Times New Roman" w:hAnsi="Times New Roman" w:cs="Times New Roman"/>
+          <w:sz w:val="28"/>
+          <w:szCs w:val="28"/>
+        </w:rPr>
+        <w:t>Недостатки: Увеличение размера бандла, необходимость изучения специфичных для фреймворка концепций, возможные сложности с производительностью при неоптимальном использовании.</w:t>
+      </w:r>
+    </w:p>
+    <w:p>
+      <w:pPr>
+        <w:rPr>
+          <w:rFonts w:ascii="Times New Roman" w:hAnsi="Times New Roman" w:cs="Times New Roman"/>
+          <w:sz w:val="28"/>
+          <w:szCs w:val="28"/>
+        </w:rPr>
+      </w:pPr>
+      <w:r>
+        <w:rPr>
+          <w:rFonts w:ascii="Times New Roman" w:hAnsi="Times New Roman" w:cs="Times New Roman"/>
+          <w:sz w:val="28"/>
+          <w:szCs w:val="28"/>
+        </w:rPr>
+        <w:t>Нативный подход (</w:t>
+      </w:r>
+      <w:r>
+        <w:rPr>
+          <w:rFonts w:ascii="Times New Roman" w:hAnsi="Times New Roman" w:cs="Times New Roman"/>
+          <w:sz w:val="28"/>
+          <w:szCs w:val="28"/>
+          <w:lang w:val="en-US"/>
+        </w:rPr>
+        <w:t>Vanilla</w:t>
+      </w:r>
+      <w:r>
+        <w:rPr>
+          <w:rFonts w:ascii="Times New Roman" w:hAnsi="Times New Roman" w:cs="Times New Roman"/>
+          <w:sz w:val="28"/>
+          <w:szCs w:val="28"/>
+        </w:rPr>
+        <w:t xml:space="preserve"> </w:t>
+      </w:r>
+      <w:r>
+        <w:rPr>
+          <w:rFonts w:ascii="Times New Roman" w:hAnsi="Times New Roman" w:cs="Times New Roman"/>
+          <w:sz w:val="28"/>
+          <w:szCs w:val="28"/>
+          <w:lang w:val="en-US"/>
+        </w:rPr>
+        <w:t>JS</w:t>
+      </w:r>
+      <w:r>
+        <w:rPr>
+          <w:rFonts w:ascii="Times New Roman" w:hAnsi="Times New Roman" w:cs="Times New Roman"/>
+          <w:sz w:val="28"/>
+          <w:szCs w:val="28"/>
+        </w:rPr>
+        <w:t>).</w:t>
+      </w:r>
+    </w:p>
+    <w:p>
+      <w:pPr>
+        <w:rPr>
+          <w:rFonts w:ascii="Times New Roman" w:hAnsi="Times New Roman" w:cs="Times New Roman"/>
+          <w:sz w:val="28"/>
+          <w:szCs w:val="28"/>
+        </w:rPr>
+      </w:pPr>
+      <w:r>
+        <w:rPr>
+          <w:rFonts w:ascii="Times New Roman" w:hAnsi="Times New Roman" w:cs="Times New Roman"/>
+          <w:sz w:val="28"/>
+          <w:szCs w:val="28"/>
+        </w:rPr>
+        <w:t xml:space="preserve">Преимущества: Полный контроль над поведением приложения, минимальный размер итогового кода, отсутствие необходимости в сложной сборке проекта, что упрощает развертывание. Глубокое понимание принципов работы браузерных </w:t>
+      </w:r>
+      <w:r>
+        <w:rPr>
+          <w:rFonts w:ascii="Times New Roman" w:hAnsi="Times New Roman" w:cs="Times New Roman"/>
+          <w:sz w:val="28"/>
+          <w:szCs w:val="28"/>
+          <w:lang w:val="en-US"/>
+        </w:rPr>
+        <w:t>API</w:t>
+      </w:r>
+      <w:r>
+        <w:rPr>
+          <w:rFonts w:ascii="Times New Roman" w:hAnsi="Times New Roman" w:cs="Times New Roman"/>
+          <w:sz w:val="28"/>
+          <w:szCs w:val="28"/>
+        </w:rPr>
+        <w:t xml:space="preserve"> и </w:t>
+      </w:r>
+      <w:r>
+        <w:rPr>
+          <w:rFonts w:ascii="Times New Roman" w:hAnsi="Times New Roman" w:cs="Times New Roman"/>
+          <w:sz w:val="28"/>
+          <w:szCs w:val="28"/>
+          <w:lang w:val="en-US"/>
+        </w:rPr>
+        <w:t>DOM</w:t>
+      </w:r>
+      <w:r>
+        <w:rPr>
+          <w:rFonts w:ascii="Times New Roman" w:hAnsi="Times New Roman" w:cs="Times New Roman"/>
+          <w:sz w:val="28"/>
+          <w:szCs w:val="28"/>
+        </w:rPr>
+        <w:t>.</w:t>
+      </w:r>
+    </w:p>
+    <w:p>
+      <w:pPr>
+        <w:rPr>
+          <w:rFonts w:ascii="Times New Roman" w:hAnsi="Times New Roman" w:cs="Times New Roman"/>
+          <w:sz w:val="28"/>
+          <w:szCs w:val="28"/>
+        </w:rPr>
+      </w:pPr>
+      <w:r>
+        <w:rPr>
+          <w:rFonts w:ascii="Times New Roman" w:hAnsi="Times New Roman" w:cs="Times New Roman"/>
+          <w:sz w:val="28"/>
+          <w:szCs w:val="28"/>
+        </w:rPr>
         <w:lastRenderedPageBreak/>
-        <w:t xml:space="preserve">Преимущества: Ускорение разработки за счёт готовых абстракций, компонентный подход, виртуальный </w:t>
-      </w:r>
-      <w:r>
-        <w:rPr>
-          <w:rFonts w:ascii="Times New Roman" w:hAnsi="Times New Roman" w:cs="Times New Roman"/>
-          <w:sz w:val="28"/>
-          <w:szCs w:val="28"/>
-          <w:lang w:val="en-US"/>
-        </w:rPr>
-        <w:t>DOM</w:t>
-      </w:r>
-      <w:r>
-        <w:rPr>
-          <w:rFonts w:ascii="Times New Roman" w:hAnsi="Times New Roman" w:cs="Times New Roman"/>
-          <w:sz w:val="28"/>
-          <w:szCs w:val="28"/>
-        </w:rPr>
-        <w:t>, мощные инструменты управления состоянием.</w:t>
-      </w:r>
-    </w:p>
-    <w:p>
-      <w:pPr>
-        <w:rPr>
-          <w:rFonts w:ascii="Times New Roman" w:hAnsi="Times New Roman" w:cs="Times New Roman"/>
-          <w:sz w:val="28"/>
-          <w:szCs w:val="28"/>
-        </w:rPr>
-      </w:pPr>
-      <w:r>
-        <w:rPr>
-          <w:rFonts w:ascii="Times New Roman" w:hAnsi="Times New Roman" w:cs="Times New Roman"/>
-          <w:sz w:val="28"/>
-          <w:szCs w:val="28"/>
-        </w:rPr>
-        <w:t xml:space="preserve">Недостатки: Увеличение размера </w:t>
-      </w:r>
-      <w:proofErr w:type="spellStart"/>
-      <w:r>
-        <w:rPr>
-          <w:rFonts w:ascii="Times New Roman" w:hAnsi="Times New Roman" w:cs="Times New Roman"/>
-          <w:sz w:val="28"/>
-          <w:szCs w:val="28"/>
-        </w:rPr>
-        <w:t>бандла</w:t>
-      </w:r>
-      <w:proofErr w:type="spellEnd"/>
-      <w:r>
-        <w:rPr>
-          <w:rFonts w:ascii="Times New Roman" w:hAnsi="Times New Roman" w:cs="Times New Roman"/>
-          <w:sz w:val="28"/>
-          <w:szCs w:val="28"/>
-        </w:rPr>
-        <w:t>, необходимость изучения специфичных для фреймворка концепций, возможные сложности с производительностью при неоптимальном использовании.</w:t>
-      </w:r>
-    </w:p>
-    <w:p>
-      <w:pPr>
-        <w:rPr>
-          <w:rFonts w:ascii="Times New Roman" w:hAnsi="Times New Roman" w:cs="Times New Roman"/>
-          <w:sz w:val="28"/>
-          <w:szCs w:val="28"/>
-        </w:rPr>
-      </w:pPr>
-      <w:r>
-        <w:rPr>
-          <w:rFonts w:ascii="Times New Roman" w:hAnsi="Times New Roman" w:cs="Times New Roman"/>
-          <w:sz w:val="28"/>
-          <w:szCs w:val="28"/>
-        </w:rPr>
-        <w:t>Нативный подход (</w:t>
-      </w:r>
-      <w:r>
-        <w:rPr>
-          <w:rFonts w:ascii="Times New Roman" w:hAnsi="Times New Roman" w:cs="Times New Roman"/>
-          <w:sz w:val="28"/>
-          <w:szCs w:val="28"/>
-          <w:lang w:val="en-US"/>
-        </w:rPr>
-        <w:t>Vanilla</w:t>
-      </w:r>
-      <w:r>
-        <w:rPr>
-          <w:rFonts w:ascii="Times New Roman" w:hAnsi="Times New Roman" w:cs="Times New Roman"/>
-          <w:sz w:val="28"/>
-          <w:szCs w:val="28"/>
-        </w:rPr>
-        <w:t xml:space="preserve"> </w:t>
-      </w:r>
-      <w:r>
-        <w:rPr>
-          <w:rFonts w:ascii="Times New Roman" w:hAnsi="Times New Roman" w:cs="Times New Roman"/>
-          <w:sz w:val="28"/>
-          <w:szCs w:val="28"/>
-          <w:lang w:val="en-US"/>
-        </w:rPr>
-        <w:t>JS</w:t>
-      </w:r>
-      <w:r>
-        <w:rPr>
-          <w:rFonts w:ascii="Times New Roman" w:hAnsi="Times New Roman" w:cs="Times New Roman"/>
-          <w:sz w:val="28"/>
-          <w:szCs w:val="28"/>
-        </w:rPr>
-        <w:t>).</w:t>
-      </w:r>
-    </w:p>
-    <w:p>
-      <w:pPr>
-        <w:rPr>
-          <w:rFonts w:ascii="Times New Roman" w:hAnsi="Times New Roman" w:cs="Times New Roman"/>
-          <w:sz w:val="28"/>
-          <w:szCs w:val="28"/>
-        </w:rPr>
-      </w:pPr>
-      <w:r>
-        <w:rPr>
-          <w:rFonts w:ascii="Times New Roman" w:hAnsi="Times New Roman" w:cs="Times New Roman"/>
-          <w:sz w:val="28"/>
-          <w:szCs w:val="28"/>
-        </w:rPr>
-        <w:t xml:space="preserve">Преимущества: Полный контроль над поведением приложения, минимальный размер итогового кода, отсутствие необходимости в сложной сборке проекта, что упрощает развертывание. Глубокое понимание принципов работы браузерных </w:t>
-      </w:r>
-      <w:r>
-        <w:rPr>
-          <w:rFonts w:ascii="Times New Roman" w:hAnsi="Times New Roman" w:cs="Times New Roman"/>
-          <w:sz w:val="28"/>
-          <w:szCs w:val="28"/>
-          <w:lang w:val="en-US"/>
-        </w:rPr>
-        <w:t>API</w:t>
-      </w:r>
-      <w:r>
-        <w:rPr>
-          <w:rFonts w:ascii="Times New Roman" w:hAnsi="Times New Roman" w:cs="Times New Roman"/>
-          <w:sz w:val="28"/>
-          <w:szCs w:val="28"/>
-        </w:rPr>
-        <w:t xml:space="preserve"> и </w:t>
-      </w:r>
-      <w:r>
-        <w:rPr>
-          <w:rFonts w:ascii="Times New Roman" w:hAnsi="Times New Roman" w:cs="Times New Roman"/>
-          <w:sz w:val="28"/>
-          <w:szCs w:val="28"/>
-          <w:lang w:val="en-US"/>
-        </w:rPr>
-        <w:t>DOM</w:t>
-      </w:r>
-      <w:r>
-        <w:rPr>
-          <w:rFonts w:ascii="Times New Roman" w:hAnsi="Times New Roman" w:cs="Times New Roman"/>
-          <w:sz w:val="28"/>
-          <w:szCs w:val="28"/>
-        </w:rPr>
-        <w:t>.</w:t>
-      </w:r>
-    </w:p>
-    <w:p>
-      <w:pPr>
-        <w:rPr>
-          <w:rFonts w:ascii="Times New Roman" w:hAnsi="Times New Roman" w:cs="Times New Roman"/>
-          <w:sz w:val="28"/>
-          <w:szCs w:val="28"/>
-        </w:rPr>
-      </w:pPr>
-      <w:r>
-        <w:rPr>
-          <w:rFonts w:ascii="Times New Roman" w:hAnsi="Times New Roman" w:cs="Times New Roman"/>
-          <w:sz w:val="28"/>
-          <w:szCs w:val="28"/>
-        </w:rPr>
-        <w:t>Недостатки: Более высокая сложность реализации сложной логики вручную, необходимость самостоятельного управления обновлениями интерфейса.</w:t>
+        <w:t>Недостатки</w:t>
+      </w:r>
+      <w:proofErr w:type="gramStart"/>
+      <w:r>
+        <w:rPr>
+          <w:rFonts w:ascii="Times New Roman" w:hAnsi="Times New Roman" w:cs="Times New Roman"/>
+          <w:sz w:val="28"/>
+          <w:szCs w:val="28"/>
+        </w:rPr>
+        <w:t>: Более</w:t>
+      </w:r>
+      <w:proofErr w:type="gramEnd"/>
+      <w:r>
+        <w:rPr>
+          <w:rFonts w:ascii="Times New Roman" w:hAnsi="Times New Roman" w:cs="Times New Roman"/>
+          <w:sz w:val="28"/>
+          <w:szCs w:val="28"/>
+        </w:rPr>
+        <w:t xml:space="preserve"> высокая сложность реализации сложной логики вручную, необходимость самостоятельного управления обновлениями интерфейса.</w:t>
       </w:r>
     </w:p>
     <w:p>
@@ -2294,7 +2436,6 @@
           <w:sz w:val="28"/>
           <w:szCs w:val="28"/>
         </w:rPr>
-        <w:lastRenderedPageBreak/>
         <w:t>Требует разработки и развертывания серверной инфраструктуры (бэкенд, база данных, хостинг).</w:t>
       </w:r>
     </w:p>
@@ -2441,6 +2582,7 @@
           <w:sz w:val="28"/>
           <w:szCs w:val="28"/>
         </w:rPr>
+        <w:lastRenderedPageBreak/>
         <w:t>Высокая производительность: отсутствие сетевых задержек при обращении к данным.</w:t>
       </w:r>
     </w:p>
@@ -2778,7 +2920,7 @@
           <w:sz w:val="28"/>
           <w:szCs w:val="28"/>
         </w:rPr>
-        <w:t xml:space="preserve">При сохранении данных выполняется </w:t>
+        <w:t xml:space="preserve">При сохранении данных выполняется сериализация через </w:t>
       </w:r>
       <w:proofErr w:type="spellStart"/>
       <w:r>
@@ -2787,7 +2929,7 @@
           <w:sz w:val="28"/>
           <w:szCs w:val="28"/>
         </w:rPr>
-        <w:t>сериализация</w:t>
+        <w:t>JSON.stringify</w:t>
       </w:r>
       <w:proofErr w:type="spellEnd"/>
       <w:r>
@@ -2796,7 +2938,42 @@
           <w:sz w:val="28"/>
           <w:szCs w:val="28"/>
         </w:rPr>
-        <w:t xml:space="preserve"> через </w:t>
+        <w:t>().</w:t>
+      </w:r>
+    </w:p>
+    <w:p>
+      <w:pPr>
+        <w:jc w:val="center"/>
+        <w:rPr>
+          <w:rFonts w:ascii="Times New Roman" w:hAnsi="Times New Roman" w:cs="Times New Roman"/>
+          <w:sz w:val="28"/>
+          <w:szCs w:val="28"/>
+        </w:rPr>
+      </w:pPr>
+      <w:r>
+        <w:rPr>
+          <w:rFonts w:ascii="Times New Roman" w:hAnsi="Times New Roman" w:cs="Times New Roman"/>
+          <w:sz w:val="28"/>
+          <w:szCs w:val="28"/>
+        </w:rPr>
+        <w:t>Функциональная модель «Как есть»</w:t>
+      </w:r>
+    </w:p>
+    <w:p>
+      <w:pPr>
+        <w:rPr>
+          <w:rFonts w:ascii="Times New Roman" w:hAnsi="Times New Roman" w:cs="Times New Roman"/>
+          <w:sz w:val="28"/>
+          <w:szCs w:val="28"/>
+        </w:rPr>
+      </w:pPr>
+      <w:r>
+        <w:rPr>
+          <w:rFonts w:ascii="Times New Roman" w:hAnsi="Times New Roman" w:cs="Times New Roman"/>
+          <w:sz w:val="28"/>
+          <w:szCs w:val="28"/>
+        </w:rPr>
+        <w:t xml:space="preserve">Для выявления недостатков и обоснования необходимости разработки нового веб-приложения был проведён анализ типового процесса взаимодействия пользователя с существующими интернет-магазинами компьютерной техники. На основе обобщения опыта работы с сервисами DNS, </w:t>
       </w:r>
       <w:proofErr w:type="spellStart"/>
       <w:r>
@@ -2805,7 +2982,7 @@
           <w:sz w:val="28"/>
           <w:szCs w:val="28"/>
         </w:rPr>
-        <w:t>JSON.stringify</w:t>
+        <w:t>Regard</w:t>
       </w:r>
       <w:proofErr w:type="spellEnd"/>
       <w:r>
@@ -2814,25 +2991,188 @@
           <w:sz w:val="28"/>
           <w:szCs w:val="28"/>
         </w:rPr>
-        <w:t>().</w:t>
-      </w:r>
-    </w:p>
-    <w:p>
-      <w:pPr>
-        <w:rPr>
-          <w:rFonts w:ascii="Times New Roman" w:hAnsi="Times New Roman" w:cs="Times New Roman"/>
-          <w:sz w:val="28"/>
-          <w:szCs w:val="28"/>
-        </w:rPr>
-      </w:pPr>
-      <w:r>
-        <w:rPr>
-          <w:rFonts w:ascii="Times New Roman" w:hAnsi="Times New Roman" w:cs="Times New Roman"/>
-          <w:sz w:val="28"/>
-          <w:szCs w:val="28"/>
-        </w:rPr>
-        <w:t xml:space="preserve">Для целей курсовой работы, которая ставит своей задачей демонстрацию навыков разработки клиентской части веб-приложения, управления состоянием на стороне браузера, создания SPA-архитектуры и интерактивных компонентов (конструктор ПК), выбор клиентской модели является оптимальным. Приложение «Turbo-PC» позиционируется как прототип, демонстрирующий полный цикл взаимодействия пользователя с </w:t>
-      </w:r>
+        <w:t xml:space="preserve">, </w:t>
+      </w:r>
+      <w:proofErr w:type="spellStart"/>
+      <w:r>
+        <w:rPr>
+          <w:rFonts w:ascii="Times New Roman" w:hAnsi="Times New Roman" w:cs="Times New Roman"/>
+          <w:sz w:val="28"/>
+          <w:szCs w:val="28"/>
+        </w:rPr>
+        <w:t>Citilink</w:t>
+      </w:r>
+      <w:proofErr w:type="spellEnd"/>
+      <w:r>
+        <w:rPr>
+          <w:rFonts w:ascii="Times New Roman" w:hAnsi="Times New Roman" w:cs="Times New Roman"/>
+          <w:sz w:val="28"/>
+          <w:szCs w:val="28"/>
+        </w:rPr>
+        <w:t xml:space="preserve"> и «</w:t>
+      </w:r>
+      <w:proofErr w:type="spellStart"/>
+      <w:r>
+        <w:rPr>
+          <w:rFonts w:ascii="Times New Roman" w:hAnsi="Times New Roman" w:cs="Times New Roman"/>
+          <w:sz w:val="28"/>
+          <w:szCs w:val="28"/>
+        </w:rPr>
+        <w:t>Юлмарт</w:t>
+      </w:r>
+      <w:proofErr w:type="spellEnd"/>
+      <w:r>
+        <w:rPr>
+          <w:rFonts w:ascii="Times New Roman" w:hAnsi="Times New Roman" w:cs="Times New Roman"/>
+          <w:sz w:val="28"/>
+          <w:szCs w:val="28"/>
+        </w:rPr>
+        <w:t>» построена функциональная модель «As-</w:t>
+      </w:r>
+      <w:proofErr w:type="spellStart"/>
+      <w:r>
+        <w:rPr>
+          <w:rFonts w:ascii="Times New Roman" w:hAnsi="Times New Roman" w:cs="Times New Roman"/>
+          <w:sz w:val="28"/>
+          <w:szCs w:val="28"/>
+        </w:rPr>
+        <w:t>Is</w:t>
+      </w:r>
+      <w:proofErr w:type="spellEnd"/>
+      <w:r>
+        <w:rPr>
+          <w:rFonts w:ascii="Times New Roman" w:hAnsi="Times New Roman" w:cs="Times New Roman"/>
+          <w:sz w:val="28"/>
+          <w:szCs w:val="28"/>
+        </w:rPr>
+        <w:t>» (как есть), отражающая текущее состояние дел в сегменте.</w:t>
+      </w:r>
+    </w:p>
+    <w:p>
+      <w:pPr>
+        <w:rPr>
+          <w:rFonts w:ascii="Times New Roman" w:hAnsi="Times New Roman" w:cs="Times New Roman"/>
+          <w:sz w:val="28"/>
+          <w:szCs w:val="28"/>
+        </w:rPr>
+      </w:pPr>
+      <w:r>
+        <w:rPr>
+          <w:rFonts w:ascii="Times New Roman" w:hAnsi="Times New Roman" w:cs="Times New Roman"/>
+          <w:sz w:val="28"/>
+          <w:szCs w:val="28"/>
+        </w:rPr>
+        <w:t>Основные бизнес-процессы в модели «As-</w:t>
+      </w:r>
+      <w:proofErr w:type="spellStart"/>
+      <w:r>
+        <w:rPr>
+          <w:rFonts w:ascii="Times New Roman" w:hAnsi="Times New Roman" w:cs="Times New Roman"/>
+          <w:sz w:val="28"/>
+          <w:szCs w:val="28"/>
+        </w:rPr>
+        <w:t>Is</w:t>
+      </w:r>
+      <w:proofErr w:type="spellEnd"/>
+      <w:r>
+        <w:rPr>
+          <w:rFonts w:ascii="Times New Roman" w:hAnsi="Times New Roman" w:cs="Times New Roman"/>
+          <w:sz w:val="28"/>
+          <w:szCs w:val="28"/>
+        </w:rPr>
+        <w:t>»:</w:t>
+      </w:r>
+    </w:p>
+    <w:p>
+      <w:pPr>
+        <w:numPr>
+          <w:ilvl w:val="0"/>
+          <w:numId w:val="19"/>
+        </w:numPr>
+        <w:rPr>
+          <w:rFonts w:ascii="Times New Roman" w:hAnsi="Times New Roman" w:cs="Times New Roman"/>
+          <w:sz w:val="28"/>
+          <w:szCs w:val="28"/>
+        </w:rPr>
+      </w:pPr>
+      <w:r>
+        <w:rPr>
+          <w:rFonts w:ascii="Times New Roman" w:hAnsi="Times New Roman" w:cs="Times New Roman"/>
+          <w:sz w:val="28"/>
+          <w:szCs w:val="28"/>
+        </w:rPr>
+        <w:t>Поиск и выбор товара</w:t>
+      </w:r>
+      <w:r>
+        <w:rPr>
+          <w:rFonts w:ascii="Times New Roman" w:hAnsi="Times New Roman" w:cs="Times New Roman"/>
+          <w:b/>
+          <w:bCs/>
+          <w:sz w:val="28"/>
+          <w:szCs w:val="28"/>
+        </w:rPr>
+        <w:t>:</w:t>
+      </w:r>
+      <w:r>
+        <w:rPr>
+          <w:rFonts w:ascii="Times New Roman" w:hAnsi="Times New Roman" w:cs="Times New Roman"/>
+          <w:sz w:val="28"/>
+          <w:szCs w:val="28"/>
+        </w:rPr>
+        <w:t xml:space="preserve"> пользователь заходит на сайт, использует каталог или поиск, фильтрует товары по цене, производителю, характеристикам. Недостаток: фильтрация часто перегружена и </w:t>
+      </w:r>
+      <w:proofErr w:type="spellStart"/>
+      <w:r>
+        <w:rPr>
+          <w:rFonts w:ascii="Times New Roman" w:hAnsi="Times New Roman" w:cs="Times New Roman"/>
+          <w:sz w:val="28"/>
+          <w:szCs w:val="28"/>
+        </w:rPr>
+        <w:t>неинтуитивна</w:t>
+      </w:r>
+      <w:proofErr w:type="spellEnd"/>
+      <w:r>
+        <w:rPr>
+          <w:rFonts w:ascii="Times New Roman" w:hAnsi="Times New Roman" w:cs="Times New Roman"/>
+          <w:sz w:val="28"/>
+          <w:szCs w:val="28"/>
+        </w:rPr>
+        <w:t>, особенно для новичков.</w:t>
+      </w:r>
+    </w:p>
+    <w:p>
+      <w:pPr>
+        <w:numPr>
+          <w:ilvl w:val="0"/>
+          <w:numId w:val="19"/>
+        </w:numPr>
+        <w:rPr>
+          <w:rFonts w:ascii="Times New Roman" w:hAnsi="Times New Roman" w:cs="Times New Roman"/>
+          <w:sz w:val="28"/>
+          <w:szCs w:val="28"/>
+        </w:rPr>
+      </w:pPr>
+      <w:r>
+        <w:rPr>
+          <w:rFonts w:ascii="Times New Roman" w:hAnsi="Times New Roman" w:cs="Times New Roman"/>
+          <w:sz w:val="28"/>
+          <w:szCs w:val="28"/>
+        </w:rPr>
+        <w:t>Просмотр карточки товара: пользователь переходит на страницу товара, изучает описание, изображения, характеристики. Недостаток: на многих сайтах отсутствует возможность быстрого добавления в корзину без перехода на отдельную страницу.</w:t>
+      </w:r>
+    </w:p>
+    <w:p>
+      <w:pPr>
+        <w:numPr>
+          <w:ilvl w:val="0"/>
+          <w:numId w:val="19"/>
+        </w:numPr>
+        <w:rPr>
+          <w:rFonts w:ascii="Times New Roman" w:hAnsi="Times New Roman" w:cs="Times New Roman"/>
+          <w:sz w:val="28"/>
+          <w:szCs w:val="28"/>
+        </w:rPr>
+      </w:pPr>
       <w:r>
         <w:rPr>
           <w:rFonts w:ascii="Times New Roman" w:hAnsi="Times New Roman" w:cs="Times New Roman"/>
@@ -2840,7 +3180,244 @@
           <w:szCs w:val="28"/>
         </w:rPr>
         <w:lastRenderedPageBreak/>
-        <w:t>системой, при этом не требующий развертывания серверной инфраструктуры. Это позволяет сосредоточиться на качестве клиентского кода, модульности и пользовательском опыте.</w:t>
+        <w:t>Добавление в корзину: пользователь добавляет выбранный товар в корзину, указывает количество. Недостаток: корзина часто реализована как отдельная страница, а не модальное окно, что увеличивает количество кликов.</w:t>
+      </w:r>
+    </w:p>
+    <w:p>
+      <w:pPr>
+        <w:numPr>
+          <w:ilvl w:val="0"/>
+          <w:numId w:val="19"/>
+        </w:numPr>
+        <w:rPr>
+          <w:rFonts w:ascii="Times New Roman" w:hAnsi="Times New Roman" w:cs="Times New Roman"/>
+          <w:sz w:val="28"/>
+          <w:szCs w:val="28"/>
+        </w:rPr>
+      </w:pPr>
+      <w:r>
+        <w:rPr>
+          <w:rFonts w:ascii="Times New Roman" w:hAnsi="Times New Roman" w:cs="Times New Roman"/>
+          <w:sz w:val="28"/>
+          <w:szCs w:val="28"/>
+        </w:rPr>
+        <w:t>Сборка индивидуального ПК (если доступно): пользователь переходит в конструктор, выбирает компоненты. Недостаток: в большинстве массовых магазинов конструктор отсутствует либо реализован крайне примитивно (только готовые сборки без возможности замены компонентов).</w:t>
+      </w:r>
+    </w:p>
+    <w:p>
+      <w:pPr>
+        <w:numPr>
+          <w:ilvl w:val="0"/>
+          <w:numId w:val="19"/>
+        </w:numPr>
+        <w:rPr>
+          <w:rFonts w:ascii="Times New Roman" w:hAnsi="Times New Roman" w:cs="Times New Roman"/>
+          <w:sz w:val="28"/>
+          <w:szCs w:val="28"/>
+        </w:rPr>
+      </w:pPr>
+      <w:r>
+        <w:rPr>
+          <w:rFonts w:ascii="Times New Roman" w:hAnsi="Times New Roman" w:cs="Times New Roman"/>
+          <w:sz w:val="28"/>
+          <w:szCs w:val="28"/>
+        </w:rPr>
+        <w:t>Оформление заказа: пользователь заполняет форму, оставляет контактные данные, подтверждает заказ. Недостаток: отсутствует возможность сохранения корзины между сессиями без регистрации.</w:t>
+      </w:r>
+    </w:p>
+    <w:p>
+      <w:pPr>
+        <w:keepNext/>
+      </w:pPr>
+      <w:r>
+        <w:rPr>
+          <w:rFonts w:ascii="Times New Roman" w:hAnsi="Times New Roman" w:cs="Times New Roman"/>
+          <w:sz w:val="28"/>
+          <w:szCs w:val="28"/>
+        </w:rPr>
+        <w:drawing>
+          <wp:inline distT="0" distB="0" distL="0" distR="0" wp14:anchorId="2E638EAF" wp14:editId="7216BA30">
+            <wp:extent cx="5940425" cy="562610"/>
+            <wp:effectExtent l="0" t="0" r="3175" b="8890"/>
+            <wp:docPr id="13" name="Рисунок 13"/>
+            <wp:cNvGraphicFramePr>
+              <a:graphicFrameLocks xmlns:a="http://schemas.openxmlformats.org/drawingml/2006/main" noChangeAspect="1"/>
+            </wp:cNvGraphicFramePr>
+            <a:graphic xmlns:a="http://schemas.openxmlformats.org/drawingml/2006/main">
+              <a:graphicData uri="http://schemas.openxmlformats.org/drawingml/2006/picture">
+                <pic:pic xmlns:pic="http://schemas.openxmlformats.org/drawingml/2006/picture">
+                  <pic:nvPicPr>
+                    <pic:cNvPr id="1" name=""/>
+                    <pic:cNvPicPr/>
+                  </pic:nvPicPr>
+                  <pic:blipFill>
+                    <a:blip r:embed="rId8"/>
+                    <a:stretch>
+                      <a:fillRect/>
+                    </a:stretch>
+                  </pic:blipFill>
+                  <pic:spPr>
+                    <a:xfrm>
+                      <a:off x="0" y="0"/>
+                      <a:ext cx="5940425" cy="562610"/>
+                    </a:xfrm>
+                    <a:prstGeom prst="rect">
+                      <a:avLst/>
+                    </a:prstGeom>
+                  </pic:spPr>
+                </pic:pic>
+              </a:graphicData>
+            </a:graphic>
+          </wp:inline>
+        </w:drawing>
+      </w:r>
+    </w:p>
+    <w:p>
+      <w:pPr>
+        <w:pStyle w:val="ab"/>
+        <w:rPr>
+          <w:rFonts w:ascii="Times New Roman" w:hAnsi="Times New Roman" w:cs="Times New Roman"/>
+          <w:i w:val="0"/>
+          <w:iCs w:val="0"/>
+          <w:color w:val="auto"/>
+          <w:sz w:val="40"/>
+          <w:szCs w:val="40"/>
+        </w:rPr>
+      </w:pPr>
+      <w:r>
+        <w:rPr>
+          <w:rFonts w:ascii="Times New Roman" w:hAnsi="Times New Roman" w:cs="Times New Roman"/>
+          <w:i w:val="0"/>
+          <w:iCs w:val="0"/>
+          <w:color w:val="auto"/>
+          <w:sz w:val="24"/>
+          <w:szCs w:val="24"/>
+        </w:rPr>
+        <w:t xml:space="preserve">Рисунок </w:t>
+      </w:r>
+      <w:r>
+        <w:rPr>
+          <w:rFonts w:ascii="Times New Roman" w:hAnsi="Times New Roman" w:cs="Times New Roman"/>
+          <w:i w:val="0"/>
+          <w:iCs w:val="0"/>
+          <w:color w:val="auto"/>
+          <w:sz w:val="24"/>
+          <w:szCs w:val="24"/>
+        </w:rPr>
+        <w:fldChar w:fldCharType="begin"/>
+      </w:r>
+      <w:r>
+        <w:rPr>
+          <w:rFonts w:ascii="Times New Roman" w:hAnsi="Times New Roman" w:cs="Times New Roman"/>
+          <w:i w:val="0"/>
+          <w:iCs w:val="0"/>
+          <w:color w:val="auto"/>
+          <w:sz w:val="24"/>
+          <w:szCs w:val="24"/>
+        </w:rPr>
+        <w:instrText xml:space="preserve"> SEQ Рисунок \* ARABIC </w:instrText>
+      </w:r>
+      <w:r>
+        <w:rPr>
+          <w:rFonts w:ascii="Times New Roman" w:hAnsi="Times New Roman" w:cs="Times New Roman"/>
+          <w:i w:val="0"/>
+          <w:iCs w:val="0"/>
+          <w:color w:val="auto"/>
+          <w:sz w:val="24"/>
+          <w:szCs w:val="24"/>
+        </w:rPr>
+        <w:fldChar w:fldCharType="separate"/>
+      </w:r>
+      <w:r>
+        <w:rPr>
+          <w:rFonts w:ascii="Times New Roman" w:hAnsi="Times New Roman" w:cs="Times New Roman"/>
+          <w:i w:val="0"/>
+          <w:iCs w:val="0"/>
+          <w:noProof/>
+          <w:color w:val="auto"/>
+          <w:sz w:val="24"/>
+          <w:szCs w:val="24"/>
+        </w:rPr>
+        <w:t>1</w:t>
+      </w:r>
+      <w:r>
+        <w:rPr>
+          <w:rFonts w:ascii="Times New Roman" w:hAnsi="Times New Roman" w:cs="Times New Roman"/>
+          <w:i w:val="0"/>
+          <w:iCs w:val="0"/>
+          <w:color w:val="auto"/>
+          <w:sz w:val="24"/>
+          <w:szCs w:val="24"/>
+        </w:rPr>
+        <w:fldChar w:fldCharType="end"/>
+      </w:r>
+      <w:r>
+        <w:rPr>
+          <w:rFonts w:ascii="Times New Roman" w:hAnsi="Times New Roman" w:cs="Times New Roman"/>
+          <w:i w:val="0"/>
+          <w:iCs w:val="0"/>
+          <w:color w:val="auto"/>
+          <w:sz w:val="24"/>
+          <w:szCs w:val="24"/>
+        </w:rPr>
+        <w:t xml:space="preserve"> - Функциональная модель </w:t>
+      </w:r>
+      <w:r>
+        <w:rPr>
+          <w:rFonts w:ascii="Times New Roman" w:hAnsi="Times New Roman" w:cs="Times New Roman"/>
+          <w:i w:val="0"/>
+          <w:iCs w:val="0"/>
+          <w:color w:val="auto"/>
+          <w:sz w:val="24"/>
+          <w:szCs w:val="24"/>
+        </w:rPr>
+        <w:t>«</w:t>
+      </w:r>
+      <w:r>
+        <w:rPr>
+          <w:rFonts w:ascii="Times New Roman" w:hAnsi="Times New Roman" w:cs="Times New Roman"/>
+          <w:i w:val="0"/>
+          <w:iCs w:val="0"/>
+          <w:color w:val="auto"/>
+          <w:sz w:val="24"/>
+          <w:szCs w:val="24"/>
+          <w:lang w:val="en-US"/>
+        </w:rPr>
+        <w:t>AS</w:t>
+      </w:r>
+      <w:r>
+        <w:rPr>
+          <w:rFonts w:ascii="Times New Roman" w:hAnsi="Times New Roman" w:cs="Times New Roman"/>
+          <w:i w:val="0"/>
+          <w:iCs w:val="0"/>
+          <w:color w:val="auto"/>
+          <w:sz w:val="24"/>
+          <w:szCs w:val="24"/>
+        </w:rPr>
+        <w:t>-</w:t>
+      </w:r>
+      <w:r>
+        <w:rPr>
+          <w:rFonts w:ascii="Times New Roman" w:hAnsi="Times New Roman" w:cs="Times New Roman"/>
+          <w:i w:val="0"/>
+          <w:iCs w:val="0"/>
+          <w:color w:val="auto"/>
+          <w:sz w:val="24"/>
+          <w:szCs w:val="24"/>
+          <w:lang w:val="en-US"/>
+        </w:rPr>
+        <w:t>IS</w:t>
+      </w:r>
+      <w:r>
+        <w:rPr>
+          <w:rFonts w:ascii="Times New Roman" w:hAnsi="Times New Roman" w:cs="Times New Roman"/>
+          <w:i w:val="0"/>
+          <w:iCs w:val="0"/>
+          <w:color w:val="auto"/>
+          <w:sz w:val="24"/>
+          <w:szCs w:val="24"/>
+        </w:rPr>
+        <w:t>»</w:t>
       </w:r>
     </w:p>
     <w:p>
@@ -2858,6 +3435,451 @@
           <w:sz w:val="28"/>
           <w:szCs w:val="28"/>
         </w:rPr>
+        <w:t>Функциональная модель «как должно быть»</w:t>
+      </w:r>
+    </w:p>
+    <w:p>
+      <w:pPr>
+        <w:rPr>
+          <w:rFonts w:ascii="Times New Roman" w:hAnsi="Times New Roman" w:cs="Times New Roman"/>
+          <w:sz w:val="28"/>
+          <w:szCs w:val="28"/>
+        </w:rPr>
+      </w:pPr>
+      <w:r>
+        <w:rPr>
+          <w:rFonts w:ascii="Times New Roman" w:hAnsi="Times New Roman" w:cs="Times New Roman"/>
+          <w:sz w:val="28"/>
+          <w:szCs w:val="28"/>
+        </w:rPr>
+        <w:t>На основе выявленных недостатков существующих решений была разработана функциональная модель «To-Be» (как должно быть) для интернет-магазина «Turbo-PC». Данная модель описывает целевое состояние бизнес-процессов после внедрения разрабатываемого приложения.</w:t>
+      </w:r>
+    </w:p>
+    <w:p>
+      <w:pPr>
+        <w:rPr>
+          <w:rFonts w:ascii="Times New Roman" w:hAnsi="Times New Roman" w:cs="Times New Roman"/>
+          <w:sz w:val="28"/>
+          <w:szCs w:val="28"/>
+        </w:rPr>
+      </w:pPr>
+      <w:r>
+        <w:rPr>
+          <w:rFonts w:ascii="Times New Roman" w:hAnsi="Times New Roman" w:cs="Times New Roman"/>
+          <w:sz w:val="28"/>
+          <w:szCs w:val="28"/>
+        </w:rPr>
+        <w:t>Основные процессы в модели «To-Be»:</w:t>
+      </w:r>
+    </w:p>
+    <w:p>
+      <w:pPr>
+        <w:numPr>
+          <w:ilvl w:val="0"/>
+          <w:numId w:val="20"/>
+        </w:numPr>
+        <w:rPr>
+          <w:rFonts w:ascii="Times New Roman" w:hAnsi="Times New Roman" w:cs="Times New Roman"/>
+          <w:sz w:val="28"/>
+          <w:szCs w:val="28"/>
+        </w:rPr>
+      </w:pPr>
+      <w:r>
+        <w:rPr>
+          <w:rFonts w:ascii="Times New Roman" w:hAnsi="Times New Roman" w:cs="Times New Roman"/>
+          <w:sz w:val="28"/>
+          <w:szCs w:val="28"/>
+        </w:rPr>
+        <w:t>Быстрый просмотр каталога</w:t>
+      </w:r>
+      <w:r>
+        <w:rPr>
+          <w:rFonts w:ascii="Times New Roman" w:hAnsi="Times New Roman" w:cs="Times New Roman"/>
+          <w:b/>
+          <w:bCs/>
+          <w:sz w:val="28"/>
+          <w:szCs w:val="28"/>
+        </w:rPr>
+        <w:t>:</w:t>
+      </w:r>
+      <w:r>
+        <w:rPr>
+          <w:rFonts w:ascii="Times New Roman" w:hAnsi="Times New Roman" w:cs="Times New Roman"/>
+          <w:sz w:val="28"/>
+          <w:szCs w:val="28"/>
+        </w:rPr>
+        <w:t> пользователь сразу видит сетку товаров на главной странице. Переход между разделами («Главная», «Игровые ПК», «Каталог») происходит без перезагрузки страницы (SPA-архитектура).</w:t>
+      </w:r>
+    </w:p>
+    <w:p>
+      <w:pPr>
+        <w:numPr>
+          <w:ilvl w:val="0"/>
+          <w:numId w:val="20"/>
+        </w:numPr>
+        <w:rPr>
+          <w:rFonts w:ascii="Times New Roman" w:hAnsi="Times New Roman" w:cs="Times New Roman"/>
+          <w:sz w:val="28"/>
+          <w:szCs w:val="28"/>
+        </w:rPr>
+      </w:pPr>
+      <w:r>
+        <w:rPr>
+          <w:rFonts w:ascii="Times New Roman" w:hAnsi="Times New Roman" w:cs="Times New Roman"/>
+          <w:sz w:val="28"/>
+          <w:szCs w:val="28"/>
+        </w:rPr>
+        <w:t>Фильтрация по сериям: товары в разделе «Игровые ПК» автоматически группируются по сериям (KIZ9K, THUNDER), что упрощает навигацию.</w:t>
+      </w:r>
+    </w:p>
+    <w:p>
+      <w:pPr>
+        <w:numPr>
+          <w:ilvl w:val="0"/>
+          <w:numId w:val="20"/>
+        </w:numPr>
+        <w:rPr>
+          <w:rFonts w:ascii="Times New Roman" w:hAnsi="Times New Roman" w:cs="Times New Roman"/>
+          <w:sz w:val="28"/>
+          <w:szCs w:val="28"/>
+        </w:rPr>
+      </w:pPr>
+      <w:r>
+        <w:rPr>
+          <w:rFonts w:ascii="Times New Roman" w:hAnsi="Times New Roman" w:cs="Times New Roman"/>
+          <w:sz w:val="28"/>
+          <w:szCs w:val="28"/>
+        </w:rPr>
+        <w:t>Управление корзиной через модальное окно: корзина открывается во всплывающем окне, не покидая текущую страницу. Пользователь может добавить товар, изменить количество, удалить позицию и сразу продолжить покупки.</w:t>
+      </w:r>
+    </w:p>
+    <w:p>
+      <w:pPr>
+        <w:numPr>
+          <w:ilvl w:val="0"/>
+          <w:numId w:val="20"/>
+        </w:numPr>
+        <w:rPr>
+          <w:rFonts w:ascii="Times New Roman" w:hAnsi="Times New Roman" w:cs="Times New Roman"/>
+          <w:sz w:val="28"/>
+          <w:szCs w:val="28"/>
+        </w:rPr>
+      </w:pPr>
+      <w:r>
+        <w:rPr>
+          <w:rFonts w:ascii="Times New Roman" w:hAnsi="Times New Roman" w:cs="Times New Roman"/>
+          <w:sz w:val="28"/>
+          <w:szCs w:val="28"/>
+        </w:rPr>
+        <w:t xml:space="preserve">Интерактивный конструктор ПК: пользователь выбирает видеокарту, процессор, ОЗУ, накопитель и корпус из предложенных списков. Интерфейс мгновенно отображает выбранную спецификацию, подсвечивает выбранные кнопки и обновляет итоговую цену. После </w:t>
+      </w:r>
+      <w:r>
+        <w:rPr>
+          <w:rFonts w:ascii="Times New Roman" w:hAnsi="Times New Roman" w:cs="Times New Roman"/>
+          <w:sz w:val="28"/>
+          <w:szCs w:val="28"/>
+        </w:rPr>
+        <w:lastRenderedPageBreak/>
+        <w:t>выбора всех компонентов сборка добавляется в корзину как единый товар.</w:t>
+      </w:r>
+    </w:p>
+    <w:p>
+      <w:pPr>
+        <w:numPr>
+          <w:ilvl w:val="0"/>
+          <w:numId w:val="20"/>
+        </w:numPr>
+        <w:rPr>
+          <w:rFonts w:ascii="Times New Roman" w:hAnsi="Times New Roman" w:cs="Times New Roman"/>
+          <w:sz w:val="28"/>
+          <w:szCs w:val="28"/>
+        </w:rPr>
+      </w:pPr>
+      <w:proofErr w:type="spellStart"/>
+      <w:r>
+        <w:rPr>
+          <w:rFonts w:ascii="Times New Roman" w:hAnsi="Times New Roman" w:cs="Times New Roman"/>
+          <w:sz w:val="28"/>
+          <w:szCs w:val="28"/>
+        </w:rPr>
+        <w:t>Персистентность</w:t>
+      </w:r>
+      <w:proofErr w:type="spellEnd"/>
+      <w:r>
+        <w:rPr>
+          <w:rFonts w:ascii="Times New Roman" w:hAnsi="Times New Roman" w:cs="Times New Roman"/>
+          <w:sz w:val="28"/>
+          <w:szCs w:val="28"/>
+        </w:rPr>
+        <w:t xml:space="preserve"> корзины: содержимое корзины автоматически сохраняется в </w:t>
+      </w:r>
+      <w:proofErr w:type="spellStart"/>
+      <w:r>
+        <w:rPr>
+          <w:rFonts w:ascii="Times New Roman" w:hAnsi="Times New Roman" w:cs="Times New Roman"/>
+          <w:sz w:val="28"/>
+          <w:szCs w:val="28"/>
+        </w:rPr>
+        <w:t>localStorage</w:t>
+      </w:r>
+      <w:proofErr w:type="spellEnd"/>
+      <w:r>
+        <w:rPr>
+          <w:rFonts w:ascii="Times New Roman" w:hAnsi="Times New Roman" w:cs="Times New Roman"/>
+          <w:sz w:val="28"/>
+          <w:szCs w:val="28"/>
+        </w:rPr>
+        <w:t xml:space="preserve"> браузера и восстанавливается после перезагрузки страницы без необходимости регистрации.</w:t>
+      </w:r>
+    </w:p>
+    <w:p>
+      <w:pPr>
+        <w:numPr>
+          <w:ilvl w:val="0"/>
+          <w:numId w:val="20"/>
+        </w:numPr>
+        <w:rPr>
+          <w:rFonts w:ascii="Times New Roman" w:hAnsi="Times New Roman" w:cs="Times New Roman"/>
+          <w:sz w:val="28"/>
+          <w:szCs w:val="28"/>
+        </w:rPr>
+      </w:pPr>
+      <w:r>
+        <w:rPr>
+          <w:rFonts w:ascii="Times New Roman" w:hAnsi="Times New Roman" w:cs="Times New Roman"/>
+          <w:sz w:val="28"/>
+          <w:szCs w:val="28"/>
+        </w:rPr>
+        <w:t>Администрирование каталога: администратор вводит пароль в скрытом модальном окне и получает доступ к панели управления, где может добавлять новые товары, удалять существующие и изменять изображения (через URL или загрузку файлов). Все изменения мгновенно сохраняются и отображаются в каталоге.</w:t>
+      </w:r>
+    </w:p>
+    <w:p>
+      <w:pPr>
+        <w:keepNext/>
+        <w:jc w:val="center"/>
+      </w:pPr>
+      <w:r>
+        <w:rPr>
+          <w:rFonts w:ascii="Times New Roman" w:hAnsi="Times New Roman" w:cs="Times New Roman"/>
+          <w:sz w:val="28"/>
+          <w:szCs w:val="28"/>
+        </w:rPr>
+        <w:drawing>
+          <wp:inline distT="0" distB="0" distL="0" distR="0" wp14:anchorId="44D911B0" wp14:editId="11BA072A">
+            <wp:extent cx="4337937" cy="4688032"/>
+            <wp:effectExtent l="0" t="0" r="5715" b="0"/>
+            <wp:docPr id="14" name="Рисунок 14"/>
+            <wp:cNvGraphicFramePr>
+              <a:graphicFrameLocks xmlns:a="http://schemas.openxmlformats.org/drawingml/2006/main" noChangeAspect="1"/>
+            </wp:cNvGraphicFramePr>
+            <a:graphic xmlns:a="http://schemas.openxmlformats.org/drawingml/2006/main">
+              <a:graphicData uri="http://schemas.openxmlformats.org/drawingml/2006/picture">
+                <pic:pic xmlns:pic="http://schemas.openxmlformats.org/drawingml/2006/picture">
+                  <pic:nvPicPr>
+                    <pic:cNvPr id="1" name=""/>
+                    <pic:cNvPicPr/>
+                  </pic:nvPicPr>
+                  <pic:blipFill>
+                    <a:blip r:embed="rId9"/>
+                    <a:stretch>
+                      <a:fillRect/>
+                    </a:stretch>
+                  </pic:blipFill>
+                  <pic:spPr>
+                    <a:xfrm>
+                      <a:off x="0" y="0"/>
+                      <a:ext cx="4356397" cy="4707982"/>
+                    </a:xfrm>
+                    <a:prstGeom prst="rect">
+                      <a:avLst/>
+                    </a:prstGeom>
+                  </pic:spPr>
+                </pic:pic>
+              </a:graphicData>
+            </a:graphic>
+          </wp:inline>
+        </w:drawing>
+      </w:r>
+    </w:p>
+    <w:p>
+      <w:pPr>
+        <w:pStyle w:val="ab"/>
+        <w:jc w:val="center"/>
+        <w:rPr>
+          <w:rFonts w:ascii="Times New Roman" w:hAnsi="Times New Roman" w:cs="Times New Roman"/>
+          <w:i w:val="0"/>
+          <w:iCs w:val="0"/>
+          <w:color w:val="auto"/>
+          <w:sz w:val="40"/>
+          <w:szCs w:val="40"/>
+        </w:rPr>
+      </w:pPr>
+      <w:r>
+        <w:rPr>
+          <w:rFonts w:ascii="Times New Roman" w:hAnsi="Times New Roman" w:cs="Times New Roman"/>
+          <w:i w:val="0"/>
+          <w:iCs w:val="0"/>
+          <w:color w:val="auto"/>
+          <w:sz w:val="24"/>
+          <w:szCs w:val="24"/>
+        </w:rPr>
+        <w:t xml:space="preserve">Рисунок </w:t>
+      </w:r>
+      <w:r>
+        <w:rPr>
+          <w:rFonts w:ascii="Times New Roman" w:hAnsi="Times New Roman" w:cs="Times New Roman"/>
+          <w:i w:val="0"/>
+          <w:iCs w:val="0"/>
+          <w:color w:val="auto"/>
+          <w:sz w:val="24"/>
+          <w:szCs w:val="24"/>
+        </w:rPr>
+        <w:fldChar w:fldCharType="begin"/>
+      </w:r>
+      <w:r>
+        <w:rPr>
+          <w:rFonts w:ascii="Times New Roman" w:hAnsi="Times New Roman" w:cs="Times New Roman"/>
+          <w:i w:val="0"/>
+          <w:iCs w:val="0"/>
+          <w:color w:val="auto"/>
+          <w:sz w:val="24"/>
+          <w:szCs w:val="24"/>
+        </w:rPr>
+        <w:instrText xml:space="preserve"> SEQ Рисунок \* ARABIC </w:instrText>
+      </w:r>
+      <w:r>
+        <w:rPr>
+          <w:rFonts w:ascii="Times New Roman" w:hAnsi="Times New Roman" w:cs="Times New Roman"/>
+          <w:i w:val="0"/>
+          <w:iCs w:val="0"/>
+          <w:color w:val="auto"/>
+          <w:sz w:val="24"/>
+          <w:szCs w:val="24"/>
+        </w:rPr>
+        <w:fldChar w:fldCharType="separate"/>
+      </w:r>
+      <w:r>
+        <w:rPr>
+          <w:rFonts w:ascii="Times New Roman" w:hAnsi="Times New Roman" w:cs="Times New Roman"/>
+          <w:i w:val="0"/>
+          <w:iCs w:val="0"/>
+          <w:noProof/>
+          <w:color w:val="auto"/>
+          <w:sz w:val="24"/>
+          <w:szCs w:val="24"/>
+        </w:rPr>
+        <w:t>2</w:t>
+      </w:r>
+      <w:r>
+        <w:rPr>
+          <w:rFonts w:ascii="Times New Roman" w:hAnsi="Times New Roman" w:cs="Times New Roman"/>
+          <w:i w:val="0"/>
+          <w:iCs w:val="0"/>
+          <w:color w:val="auto"/>
+          <w:sz w:val="24"/>
+          <w:szCs w:val="24"/>
+        </w:rPr>
+        <w:fldChar w:fldCharType="end"/>
+      </w:r>
+      <w:r>
+        <w:rPr>
+          <w:rFonts w:ascii="Times New Roman" w:hAnsi="Times New Roman" w:cs="Times New Roman"/>
+          <w:i w:val="0"/>
+          <w:iCs w:val="0"/>
+          <w:color w:val="auto"/>
+          <w:sz w:val="24"/>
+          <w:szCs w:val="24"/>
+        </w:rPr>
+        <w:t xml:space="preserve"> - Функциональная модель «</w:t>
+      </w:r>
+      <w:r>
+        <w:rPr>
+          <w:rFonts w:ascii="Times New Roman" w:hAnsi="Times New Roman" w:cs="Times New Roman"/>
+          <w:i w:val="0"/>
+          <w:iCs w:val="0"/>
+          <w:color w:val="auto"/>
+          <w:sz w:val="24"/>
+          <w:szCs w:val="24"/>
+          <w:lang w:val="en-US"/>
+        </w:rPr>
+        <w:t>TO</w:t>
+      </w:r>
+      <w:r>
+        <w:rPr>
+          <w:rFonts w:ascii="Times New Roman" w:hAnsi="Times New Roman" w:cs="Times New Roman"/>
+          <w:i w:val="0"/>
+          <w:iCs w:val="0"/>
+          <w:color w:val="auto"/>
+          <w:sz w:val="24"/>
+          <w:szCs w:val="24"/>
+        </w:rPr>
+        <w:t>-</w:t>
+      </w:r>
+      <w:r>
+        <w:rPr>
+          <w:rFonts w:ascii="Times New Roman" w:hAnsi="Times New Roman" w:cs="Times New Roman"/>
+          <w:i w:val="0"/>
+          <w:iCs w:val="0"/>
+          <w:color w:val="auto"/>
+          <w:sz w:val="24"/>
+          <w:szCs w:val="24"/>
+          <w:lang w:val="en-US"/>
+        </w:rPr>
+        <w:t>BE</w:t>
+      </w:r>
+      <w:r>
+        <w:rPr>
+          <w:rFonts w:ascii="Times New Roman" w:hAnsi="Times New Roman" w:cs="Times New Roman"/>
+          <w:i w:val="0"/>
+          <w:iCs w:val="0"/>
+          <w:color w:val="auto"/>
+          <w:sz w:val="24"/>
+          <w:szCs w:val="24"/>
+        </w:rPr>
+        <w:t>»</w:t>
+      </w:r>
+    </w:p>
+    <w:p>
+      <w:pPr>
+        <w:rPr>
+          <w:rFonts w:ascii="Times New Roman" w:hAnsi="Times New Roman" w:cs="Times New Roman"/>
+          <w:sz w:val="28"/>
+          <w:szCs w:val="28"/>
+        </w:rPr>
+      </w:pPr>
+      <w:r>
+        <w:rPr>
+          <w:rFonts w:ascii="Times New Roman" w:hAnsi="Times New Roman" w:cs="Times New Roman"/>
+          <w:sz w:val="28"/>
+          <w:szCs w:val="28"/>
+        </w:rPr>
+        <w:t xml:space="preserve">Для целей курсовой работы, которая ставит своей задачей демонстрацию навыков разработки клиентской части веб-приложения, управления состоянием на стороне браузера, создания SPA-архитектуры и интерактивных компонентов (конструктор ПК), выбор клиентской модели является оптимальным. Приложение «Turbo-PC» позиционируется как прототип, демонстрирующий полный цикл взаимодействия пользователя с системой, при этом не требующий развертывания серверной </w:t>
+      </w:r>
+      <w:r>
+        <w:rPr>
+          <w:rFonts w:ascii="Times New Roman" w:hAnsi="Times New Roman" w:cs="Times New Roman"/>
+          <w:sz w:val="28"/>
+          <w:szCs w:val="28"/>
+        </w:rPr>
+        <w:lastRenderedPageBreak/>
+        <w:t>инфраструктуры. Это позволяет сосредоточиться на качестве клиентского кода, модульности и пользовательском опыте.</w:t>
+      </w:r>
+    </w:p>
+    <w:p>
+      <w:pPr>
+        <w:jc w:val="center"/>
+        <w:rPr>
+          <w:rFonts w:ascii="Times New Roman" w:hAnsi="Times New Roman" w:cs="Times New Roman"/>
+          <w:sz w:val="28"/>
+          <w:szCs w:val="28"/>
+        </w:rPr>
+      </w:pPr>
+      <w:r>
+        <w:rPr>
+          <w:rFonts w:ascii="Times New Roman" w:hAnsi="Times New Roman" w:cs="Times New Roman"/>
+          <w:sz w:val="28"/>
+          <w:szCs w:val="28"/>
+        </w:rPr>
         <w:t>Методы управления состоянием приложения</w:t>
       </w:r>
     </w:p>
@@ -3319,7 +4341,25 @@
           <w:sz w:val="28"/>
           <w:szCs w:val="28"/>
         </w:rPr>
-        <w:t>Валидация входных данных: При добавлении товаров через админ-панель осуществляется проверка типов (число для цены) и заполнения обязательных полей.</w:t>
+        <w:t>Валидация входных данных</w:t>
+      </w:r>
+      <w:proofErr w:type="gramStart"/>
+      <w:r>
+        <w:rPr>
+          <w:rFonts w:ascii="Times New Roman" w:hAnsi="Times New Roman" w:cs="Times New Roman"/>
+          <w:sz w:val="28"/>
+          <w:szCs w:val="28"/>
+        </w:rPr>
+        <w:t>: При</w:t>
+      </w:r>
+      <w:proofErr w:type="gramEnd"/>
+      <w:r>
+        <w:rPr>
+          <w:rFonts w:ascii="Times New Roman" w:hAnsi="Times New Roman" w:cs="Times New Roman"/>
+          <w:sz w:val="28"/>
+          <w:szCs w:val="28"/>
+        </w:rPr>
+        <w:t xml:space="preserve"> добавлении товаров через админ-панель осуществляется проверка типов (число для цены) и заполнения обязательных полей.</w:t>
       </w:r>
     </w:p>
     <w:p>
@@ -3763,7 +4803,16 @@
           <w:sz w:val="28"/>
           <w:szCs w:val="28"/>
         </w:rPr>
-        <w:t>: Используется для построения общей структуры страницы и создания адаптивных сеток товаров (.</w:t>
+        <w:t xml:space="preserve">: Используется для построения общей структуры страницы и создания адаптивных сеток товаров </w:t>
+      </w:r>
+      <w:proofErr w:type="gramStart"/>
+      <w:r>
+        <w:rPr>
+          <w:rFonts w:ascii="Times New Roman" w:hAnsi="Times New Roman" w:cs="Times New Roman"/>
+          <w:sz w:val="28"/>
+          <w:szCs w:val="28"/>
+        </w:rPr>
+        <w:t>(.</w:t>
       </w:r>
       <w:r>
         <w:rPr>
@@ -3774,6 +4823,7 @@
         </w:rPr>
         <w:t>cards</w:t>
       </w:r>
+      <w:proofErr w:type="gramEnd"/>
       <w:r>
         <w:rPr>
           <w:rFonts w:ascii="Times New Roman" w:hAnsi="Times New Roman" w:cs="Times New Roman"/>
@@ -3823,7 +4873,16 @@
           <w:sz w:val="28"/>
           <w:szCs w:val="28"/>
         </w:rPr>
-        <w:t>: Применяется для выравнивания элементов внутри компонентов: навигационной панели (.</w:t>
+        <w:t xml:space="preserve">: Применяется для выравнивания элементов внутри компонентов: навигационной панели </w:t>
+      </w:r>
+      <w:proofErr w:type="gramStart"/>
+      <w:r>
+        <w:rPr>
+          <w:rFonts w:ascii="Times New Roman" w:hAnsi="Times New Roman" w:cs="Times New Roman"/>
+          <w:sz w:val="28"/>
+          <w:szCs w:val="28"/>
+        </w:rPr>
+        <w:t>(.</w:t>
       </w:r>
       <w:r>
         <w:rPr>
@@ -3834,6 +4893,7 @@
         </w:rPr>
         <w:t>navbar</w:t>
       </w:r>
+      <w:proofErr w:type="gramEnd"/>
       <w:r>
         <w:rPr>
           <w:rFonts w:ascii="Times New Roman" w:hAnsi="Times New Roman" w:cs="Times New Roman"/>
@@ -3927,7 +4987,25 @@
           <w:sz w:val="28"/>
           <w:szCs w:val="28"/>
         </w:rPr>
-        <w:t>Анимации и переходы: Используются для плавного появления модальных окон (@</w:t>
+        <w:t>Анимации и переходы</w:t>
+      </w:r>
+      <w:proofErr w:type="gramStart"/>
+      <w:r>
+        <w:rPr>
+          <w:rFonts w:ascii="Times New Roman" w:hAnsi="Times New Roman" w:cs="Times New Roman"/>
+          <w:sz w:val="28"/>
+          <w:szCs w:val="28"/>
+        </w:rPr>
+        <w:t>: Используются</w:t>
+      </w:r>
+      <w:proofErr w:type="gramEnd"/>
+      <w:r>
+        <w:rPr>
+          <w:rFonts w:ascii="Times New Roman" w:hAnsi="Times New Roman" w:cs="Times New Roman"/>
+          <w:sz w:val="28"/>
+          <w:szCs w:val="28"/>
+        </w:rPr>
+        <w:t xml:space="preserve"> для плавного появления модальных окон (@</w:t>
       </w:r>
       <w:r>
         <w:rPr>
@@ -4168,6 +5246,7 @@
         <w:t xml:space="preserve">Асинхронно прочитать содержимое файла с помощью метода </w:t>
       </w:r>
       <w:proofErr w:type="spellStart"/>
+      <w:proofErr w:type="gramStart"/>
       <w:r>
         <w:rPr>
           <w:rFonts w:ascii="Times New Roman" w:hAnsi="Times New Roman" w:cs="Times New Roman"/>
@@ -4184,7 +5263,16 @@
           <w:sz w:val="28"/>
           <w:szCs w:val="28"/>
         </w:rPr>
-        <w:t>().</w:t>
+        <w:t>(</w:t>
+      </w:r>
+      <w:proofErr w:type="gramEnd"/>
+      <w:r>
+        <w:rPr>
+          <w:rFonts w:ascii="Times New Roman" w:hAnsi="Times New Roman" w:cs="Times New Roman"/>
+          <w:sz w:val="28"/>
+          <w:szCs w:val="28"/>
+        </w:rPr>
+        <w:t>).</w:t>
       </w:r>
     </w:p>
     <w:p>
@@ -5746,25 +6834,7 @@
                 <w:sz w:val="28"/>
                 <w:szCs w:val="28"/>
               </w:rPr>
-              <w:t xml:space="preserve">Время отклика интерфейса на действия пользователя не превышает 100 </w:t>
-            </w:r>
-            <w:proofErr w:type="spellStart"/>
-            <w:r>
-              <w:rPr>
-                <w:rFonts w:ascii="Times New Roman" w:hAnsi="Times New Roman" w:cs="Times New Roman"/>
-                <w:sz w:val="28"/>
-                <w:szCs w:val="28"/>
-              </w:rPr>
-              <w:t>мс</w:t>
-            </w:r>
-            <w:proofErr w:type="spellEnd"/>
-            <w:r>
-              <w:rPr>
-                <w:rFonts w:ascii="Times New Roman" w:hAnsi="Times New Roman" w:cs="Times New Roman"/>
-                <w:sz w:val="28"/>
-                <w:szCs w:val="28"/>
-              </w:rPr>
-              <w:t>.</w:t>
+              <w:t>Время отклика интерфейса на действия пользователя не превышает 100 мс.</w:t>
             </w:r>
           </w:p>
         </w:tc>
@@ -6140,6 +7210,7 @@
         </w:rPr>
         <w:t xml:space="preserve">: </w:t>
       </w:r>
+      <w:proofErr w:type="gramStart"/>
       <w:r>
         <w:rPr>
           <w:rFonts w:ascii="Times New Roman" w:hAnsi="Times New Roman" w:cs="Times New Roman"/>
@@ -6155,7 +7226,16 @@
           <w:sz w:val="28"/>
           <w:szCs w:val="28"/>
         </w:rPr>
-        <w:t>,           // Уникальный идентификатор (например, '</w:t>
+        <w:t xml:space="preserve">,   </w:t>
+      </w:r>
+      <w:proofErr w:type="gramEnd"/>
+      <w:r>
+        <w:rPr>
+          <w:rFonts w:ascii="Times New Roman" w:hAnsi="Times New Roman" w:cs="Times New Roman"/>
+          <w:sz w:val="28"/>
+          <w:szCs w:val="28"/>
+        </w:rPr>
+        <w:t xml:space="preserve">        // Уникальный идентификатор (например, '</w:t>
       </w:r>
       <w:proofErr w:type="spellStart"/>
       <w:r>
@@ -6227,6 +7307,7 @@
         </w:rPr>
         <w:t xml:space="preserve">: </w:t>
       </w:r>
+      <w:proofErr w:type="gramStart"/>
       <w:r>
         <w:rPr>
           <w:rFonts w:ascii="Times New Roman" w:hAnsi="Times New Roman" w:cs="Times New Roman"/>
@@ -6242,7 +7323,16 @@
           <w:sz w:val="28"/>
           <w:szCs w:val="28"/>
         </w:rPr>
-        <w:t>,         // Наименование товара (например, 'Серия "</w:t>
+        <w:t xml:space="preserve">,   </w:t>
+      </w:r>
+      <w:proofErr w:type="gramEnd"/>
+      <w:r>
+        <w:rPr>
+          <w:rFonts w:ascii="Times New Roman" w:hAnsi="Times New Roman" w:cs="Times New Roman"/>
+          <w:sz w:val="28"/>
+          <w:szCs w:val="28"/>
+        </w:rPr>
+        <w:t xml:space="preserve">      // Наименование товара (например, 'Серия "</w:t>
       </w:r>
       <w:r>
         <w:rPr>
@@ -6312,6 +7402,7 @@
         </w:rPr>
         <w:t xml:space="preserve">: </w:t>
       </w:r>
+      <w:proofErr w:type="gramStart"/>
       <w:r>
         <w:rPr>
           <w:rFonts w:ascii="Times New Roman" w:hAnsi="Times New Roman" w:cs="Times New Roman"/>
@@ -6327,7 +7418,16 @@
           <w:sz w:val="28"/>
           <w:szCs w:val="28"/>
         </w:rPr>
-        <w:t xml:space="preserve">,        // Цена в рублях (может быть </w:t>
+        <w:t xml:space="preserve">,   </w:t>
+      </w:r>
+      <w:proofErr w:type="gramEnd"/>
+      <w:r>
+        <w:rPr>
+          <w:rFonts w:ascii="Times New Roman" w:hAnsi="Times New Roman" w:cs="Times New Roman"/>
+          <w:sz w:val="28"/>
+          <w:szCs w:val="28"/>
+        </w:rPr>
+        <w:t xml:space="preserve">     // Цена в рублях (может быть </w:t>
       </w:r>
       <w:r>
         <w:rPr>
@@ -6398,6 +7498,7 @@
         </w:rPr>
         <w:t xml:space="preserve">: </w:t>
       </w:r>
+      <w:proofErr w:type="gramStart"/>
       <w:r>
         <w:rPr>
           <w:rFonts w:ascii="Times New Roman" w:hAnsi="Times New Roman" w:cs="Times New Roman"/>
@@ -6413,7 +7514,16 @@
           <w:sz w:val="28"/>
           <w:szCs w:val="28"/>
         </w:rPr>
-        <w:t>,        // Краткие характеристики для отображения в карточке</w:t>
+        <w:t xml:space="preserve">,   </w:t>
+      </w:r>
+      <w:proofErr w:type="gramEnd"/>
+      <w:r>
+        <w:rPr>
+          <w:rFonts w:ascii="Times New Roman" w:hAnsi="Times New Roman" w:cs="Times New Roman"/>
+          <w:sz w:val="28"/>
+          <w:szCs w:val="28"/>
+        </w:rPr>
+        <w:t xml:space="preserve">     // Краткие характеристики для отображения в карточке</w:t>
       </w:r>
     </w:p>
     <w:p>
@@ -6449,6 +7559,7 @@
         </w:rPr>
         <w:t xml:space="preserve">: </w:t>
       </w:r>
+      <w:proofErr w:type="gramStart"/>
       <w:r>
         <w:rPr>
           <w:rFonts w:ascii="Times New Roman" w:hAnsi="Times New Roman" w:cs="Times New Roman"/>
@@ -6464,7 +7575,16 @@
           <w:sz w:val="28"/>
           <w:szCs w:val="28"/>
         </w:rPr>
-        <w:t>,  // Подробное описание</w:t>
+        <w:t>,  /</w:t>
+      </w:r>
+      <w:proofErr w:type="gramEnd"/>
+      <w:r>
+        <w:rPr>
+          <w:rFonts w:ascii="Times New Roman" w:hAnsi="Times New Roman" w:cs="Times New Roman"/>
+          <w:sz w:val="28"/>
+          <w:szCs w:val="28"/>
+        </w:rPr>
+        <w:t>/ Подробное описание</w:t>
       </w:r>
     </w:p>
     <w:p>
@@ -6711,6 +7831,7 @@
         </w:rPr>
         <w:t xml:space="preserve">: </w:t>
       </w:r>
+      <w:proofErr w:type="gramStart"/>
       <w:r>
         <w:rPr>
           <w:rFonts w:ascii="Times New Roman" w:hAnsi="Times New Roman" w:cs="Times New Roman"/>
@@ -6726,7 +7847,16 @@
           <w:sz w:val="28"/>
           <w:szCs w:val="28"/>
         </w:rPr>
-        <w:t>,         // Наименование товара</w:t>
+        <w:t xml:space="preserve">,   </w:t>
+      </w:r>
+      <w:proofErr w:type="gramEnd"/>
+      <w:r>
+        <w:rPr>
+          <w:rFonts w:ascii="Times New Roman" w:hAnsi="Times New Roman" w:cs="Times New Roman"/>
+          <w:sz w:val="28"/>
+          <w:szCs w:val="28"/>
+        </w:rPr>
+        <w:t xml:space="preserve">      // Наименование товара</w:t>
       </w:r>
     </w:p>
     <w:p>
@@ -6762,6 +7892,7 @@
         </w:rPr>
         <w:t xml:space="preserve">: </w:t>
       </w:r>
+      <w:proofErr w:type="gramStart"/>
       <w:r>
         <w:rPr>
           <w:rFonts w:ascii="Times New Roman" w:hAnsi="Times New Roman" w:cs="Times New Roman"/>
@@ -6777,7 +7908,16 @@
           <w:sz w:val="28"/>
           <w:szCs w:val="28"/>
         </w:rPr>
-        <w:t>,        // Цена за единицу</w:t>
+        <w:t xml:space="preserve">,   </w:t>
+      </w:r>
+      <w:proofErr w:type="gramEnd"/>
+      <w:r>
+        <w:rPr>
+          <w:rFonts w:ascii="Times New Roman" w:hAnsi="Times New Roman" w:cs="Times New Roman"/>
+          <w:sz w:val="28"/>
+          <w:szCs w:val="28"/>
+        </w:rPr>
+        <w:t xml:space="preserve">     // Цена за единицу</w:t>
       </w:r>
     </w:p>
     <w:p>
@@ -6813,6 +7953,7 @@
         </w:rPr>
         <w:t xml:space="preserve">: </w:t>
       </w:r>
+      <w:proofErr w:type="gramStart"/>
       <w:r>
         <w:rPr>
           <w:rFonts w:ascii="Times New Roman" w:hAnsi="Times New Roman" w:cs="Times New Roman"/>
@@ -6828,7 +7969,16 @@
           <w:sz w:val="28"/>
           <w:szCs w:val="28"/>
         </w:rPr>
-        <w:t>,     // Количество единиц</w:t>
+        <w:t xml:space="preserve">,   </w:t>
+      </w:r>
+      <w:proofErr w:type="gramEnd"/>
+      <w:r>
+        <w:rPr>
+          <w:rFonts w:ascii="Times New Roman" w:hAnsi="Times New Roman" w:cs="Times New Roman"/>
+          <w:sz w:val="28"/>
+          <w:szCs w:val="28"/>
+        </w:rPr>
+        <w:t xml:space="preserve">  // Количество единиц</w:t>
       </w:r>
     </w:p>
     <w:p>
@@ -6864,6 +8014,7 @@
         </w:rPr>
         <w:t xml:space="preserve">: </w:t>
       </w:r>
+      <w:proofErr w:type="gramStart"/>
       <w:r>
         <w:rPr>
           <w:rFonts w:ascii="Times New Roman" w:hAnsi="Times New Roman" w:cs="Times New Roman"/>
@@ -6879,7 +8030,16 @@
           <w:sz w:val="28"/>
           <w:szCs w:val="28"/>
         </w:rPr>
-        <w:t>,        // Характеристики (используются для отображения в корзине)</w:t>
+        <w:t xml:space="preserve">,   </w:t>
+      </w:r>
+      <w:proofErr w:type="gramEnd"/>
+      <w:r>
+        <w:rPr>
+          <w:rFonts w:ascii="Times New Roman" w:hAnsi="Times New Roman" w:cs="Times New Roman"/>
+          <w:sz w:val="28"/>
+          <w:szCs w:val="28"/>
+        </w:rPr>
+        <w:t xml:space="preserve">     // Характеристики (используются для отображения в корзине)</w:t>
       </w:r>
     </w:p>
     <w:p>
@@ -7033,7 +8193,25 @@
           <w:sz w:val="28"/>
           <w:szCs w:val="28"/>
         </w:rPr>
-        <w:t xml:space="preserve">): Инкапсулирует операции чтения и записи в </w:t>
+        <w:t>)</w:t>
+      </w:r>
+      <w:proofErr w:type="gramStart"/>
+      <w:r>
+        <w:rPr>
+          <w:rFonts w:ascii="Times New Roman" w:hAnsi="Times New Roman" w:cs="Times New Roman"/>
+          <w:sz w:val="28"/>
+          <w:szCs w:val="28"/>
+        </w:rPr>
+        <w:t>: Инкапсулирует</w:t>
+      </w:r>
+      <w:proofErr w:type="gramEnd"/>
+      <w:r>
+        <w:rPr>
+          <w:rFonts w:ascii="Times New Roman" w:hAnsi="Times New Roman" w:cs="Times New Roman"/>
+          <w:sz w:val="28"/>
+          <w:szCs w:val="28"/>
+        </w:rPr>
+        <w:t xml:space="preserve"> операции чтения и записи в </w:t>
       </w:r>
       <w:proofErr w:type="spellStart"/>
       <w:r>
@@ -7055,6 +8233,7 @@
         <w:t xml:space="preserve">. Функции </w:t>
       </w:r>
       <w:proofErr w:type="spellStart"/>
+      <w:proofErr w:type="gramStart"/>
       <w:r>
         <w:rPr>
           <w:rFonts w:ascii="Times New Roman" w:hAnsi="Times New Roman" w:cs="Times New Roman"/>
@@ -7071,6 +8250,34 @@
           <w:sz w:val="28"/>
           <w:szCs w:val="28"/>
         </w:rPr>
+        <w:t>(</w:t>
+      </w:r>
+      <w:proofErr w:type="gramEnd"/>
+      <w:r>
+        <w:rPr>
+          <w:rFonts w:ascii="Times New Roman" w:hAnsi="Times New Roman" w:cs="Times New Roman"/>
+          <w:sz w:val="28"/>
+          <w:szCs w:val="28"/>
+        </w:rPr>
+        <w:t xml:space="preserve">), </w:t>
+      </w:r>
+      <w:proofErr w:type="spellStart"/>
+      <w:r>
+        <w:rPr>
+          <w:rFonts w:ascii="Times New Roman" w:hAnsi="Times New Roman" w:cs="Times New Roman"/>
+          <w:sz w:val="28"/>
+          <w:szCs w:val="28"/>
+          <w:lang w:val="en-US"/>
+        </w:rPr>
+        <w:t>saveProducts</w:t>
+      </w:r>
+      <w:proofErr w:type="spellEnd"/>
+      <w:r>
+        <w:rPr>
+          <w:rFonts w:ascii="Times New Roman" w:hAnsi="Times New Roman" w:cs="Times New Roman"/>
+          <w:sz w:val="28"/>
+          <w:szCs w:val="28"/>
+        </w:rPr>
         <w:t xml:space="preserve">(), </w:t>
       </w:r>
       <w:proofErr w:type="spellStart"/>
@@ -7081,7 +8288,7 @@
           <w:szCs w:val="28"/>
           <w:lang w:val="en-US"/>
         </w:rPr>
-        <w:t>saveProducts</w:t>
+        <w:t>saveCart</w:t>
       </w:r>
       <w:proofErr w:type="spellEnd"/>
       <w:r>
@@ -7090,6 +8297,158 @@
           <w:sz w:val="28"/>
           <w:szCs w:val="28"/>
         </w:rPr>
+        <w:t xml:space="preserve">() обеспечивают инициализацию и </w:t>
+      </w:r>
+      <w:proofErr w:type="spellStart"/>
+      <w:r>
+        <w:rPr>
+          <w:rFonts w:ascii="Times New Roman" w:hAnsi="Times New Roman" w:cs="Times New Roman"/>
+          <w:sz w:val="28"/>
+          <w:szCs w:val="28"/>
+        </w:rPr>
+        <w:t>персистентность</w:t>
+      </w:r>
+      <w:proofErr w:type="spellEnd"/>
+      <w:r>
+        <w:rPr>
+          <w:rFonts w:ascii="Times New Roman" w:hAnsi="Times New Roman" w:cs="Times New Roman"/>
+          <w:sz w:val="28"/>
+          <w:szCs w:val="28"/>
+        </w:rPr>
+        <w:t xml:space="preserve"> данных.</w:t>
+      </w:r>
+    </w:p>
+    <w:p>
+      <w:pPr>
+        <w:rPr>
+          <w:rFonts w:ascii="Times New Roman" w:hAnsi="Times New Roman" w:cs="Times New Roman"/>
+          <w:sz w:val="28"/>
+          <w:szCs w:val="28"/>
+        </w:rPr>
+      </w:pPr>
+      <w:r>
+        <w:rPr>
+          <w:rFonts w:ascii="Times New Roman" w:hAnsi="Times New Roman" w:cs="Times New Roman"/>
+          <w:sz w:val="28"/>
+          <w:szCs w:val="28"/>
+        </w:rPr>
+        <w:t>Модуль рендеринга (</w:t>
+      </w:r>
+      <w:r>
+        <w:rPr>
+          <w:rFonts w:ascii="Times New Roman" w:hAnsi="Times New Roman" w:cs="Times New Roman"/>
+          <w:sz w:val="28"/>
+          <w:szCs w:val="28"/>
+          <w:lang w:val="en-US"/>
+        </w:rPr>
+        <w:t>View</w:t>
+      </w:r>
+      <w:r>
+        <w:rPr>
+          <w:rFonts w:ascii="Times New Roman" w:hAnsi="Times New Roman" w:cs="Times New Roman"/>
+          <w:sz w:val="28"/>
+          <w:szCs w:val="28"/>
+        </w:rPr>
+        <w:t xml:space="preserve"> </w:t>
+      </w:r>
+      <w:r>
+        <w:rPr>
+          <w:rFonts w:ascii="Times New Roman" w:hAnsi="Times New Roman" w:cs="Times New Roman"/>
+          <w:sz w:val="28"/>
+          <w:szCs w:val="28"/>
+          <w:lang w:val="en-US"/>
+        </w:rPr>
+        <w:t>Layer</w:t>
+      </w:r>
+      <w:r>
+        <w:rPr>
+          <w:rFonts w:ascii="Times New Roman" w:hAnsi="Times New Roman" w:cs="Times New Roman"/>
+          <w:sz w:val="28"/>
+          <w:szCs w:val="28"/>
+        </w:rPr>
+        <w:t>)</w:t>
+      </w:r>
+      <w:proofErr w:type="gramStart"/>
+      <w:r>
+        <w:rPr>
+          <w:rFonts w:ascii="Times New Roman" w:hAnsi="Times New Roman" w:cs="Times New Roman"/>
+          <w:sz w:val="28"/>
+          <w:szCs w:val="28"/>
+        </w:rPr>
+        <w:t>: Отвечает</w:t>
+      </w:r>
+      <w:proofErr w:type="gramEnd"/>
+      <w:r>
+        <w:rPr>
+          <w:rFonts w:ascii="Times New Roman" w:hAnsi="Times New Roman" w:cs="Times New Roman"/>
+          <w:sz w:val="28"/>
+          <w:szCs w:val="28"/>
+        </w:rPr>
+        <w:t xml:space="preserve"> за генерацию </w:t>
+      </w:r>
+      <w:r>
+        <w:rPr>
+          <w:rFonts w:ascii="Times New Roman" w:hAnsi="Times New Roman" w:cs="Times New Roman"/>
+          <w:sz w:val="28"/>
+          <w:szCs w:val="28"/>
+          <w:lang w:val="en-US"/>
+        </w:rPr>
+        <w:t>HTML</w:t>
+      </w:r>
+      <w:r>
+        <w:rPr>
+          <w:rFonts w:ascii="Times New Roman" w:hAnsi="Times New Roman" w:cs="Times New Roman"/>
+          <w:sz w:val="28"/>
+          <w:szCs w:val="28"/>
+        </w:rPr>
+        <w:t xml:space="preserve">-кода и отображение интерфейса. Ключевые функции: </w:t>
+      </w:r>
+      <w:proofErr w:type="spellStart"/>
+      <w:proofErr w:type="gramStart"/>
+      <w:r>
+        <w:rPr>
+          <w:rFonts w:ascii="Times New Roman" w:hAnsi="Times New Roman" w:cs="Times New Roman"/>
+          <w:sz w:val="28"/>
+          <w:szCs w:val="28"/>
+          <w:lang w:val="en-US"/>
+        </w:rPr>
+        <w:t>renderMainSite</w:t>
+      </w:r>
+      <w:proofErr w:type="spellEnd"/>
+      <w:r>
+        <w:rPr>
+          <w:rFonts w:ascii="Times New Roman" w:hAnsi="Times New Roman" w:cs="Times New Roman"/>
+          <w:sz w:val="28"/>
+          <w:szCs w:val="28"/>
+        </w:rPr>
+        <w:t>(</w:t>
+      </w:r>
+      <w:proofErr w:type="gramEnd"/>
+      <w:r>
+        <w:rPr>
+          <w:rFonts w:ascii="Times New Roman" w:hAnsi="Times New Roman" w:cs="Times New Roman"/>
+          <w:sz w:val="28"/>
+          <w:szCs w:val="28"/>
+        </w:rPr>
+        <w:t xml:space="preserve">), </w:t>
+      </w:r>
+      <w:proofErr w:type="spellStart"/>
+      <w:r>
+        <w:rPr>
+          <w:rFonts w:ascii="Times New Roman" w:hAnsi="Times New Roman" w:cs="Times New Roman"/>
+          <w:sz w:val="28"/>
+          <w:szCs w:val="28"/>
+          <w:lang w:val="en-US"/>
+        </w:rPr>
+        <w:t>renderAdminPanelInApp</w:t>
+      </w:r>
+      <w:proofErr w:type="spellEnd"/>
+      <w:r>
+        <w:rPr>
+          <w:rFonts w:ascii="Times New Roman" w:hAnsi="Times New Roman" w:cs="Times New Roman"/>
+          <w:sz w:val="28"/>
+          <w:szCs w:val="28"/>
+        </w:rPr>
         <w:t xml:space="preserve">(), </w:t>
       </w:r>
       <w:proofErr w:type="spellStart"/>
@@ -7100,7 +8459,7 @@
           <w:szCs w:val="28"/>
           <w:lang w:val="en-US"/>
         </w:rPr>
-        <w:t>saveCart</w:t>
+        <w:t>renderMainProducts</w:t>
       </w:r>
       <w:proofErr w:type="spellEnd"/>
       <w:r>
@@ -7109,7 +8468,7 @@
           <w:sz w:val="28"/>
           <w:szCs w:val="28"/>
         </w:rPr>
-        <w:t xml:space="preserve">() обеспечивают инициализацию и </w:t>
+        <w:t xml:space="preserve">(), </w:t>
       </w:r>
       <w:proofErr w:type="spellStart"/>
       <w:r>
@@ -7117,8 +8476,9 @@
           <w:rFonts w:ascii="Times New Roman" w:hAnsi="Times New Roman" w:cs="Times New Roman"/>
           <w:sz w:val="28"/>
           <w:szCs w:val="28"/>
-        </w:rPr>
-        <w:t>персистентность</w:t>
+          <w:lang w:val="en-US"/>
+        </w:rPr>
+        <w:t>renderGamingLists</w:t>
       </w:r>
       <w:proofErr w:type="spellEnd"/>
       <w:r>
@@ -7127,33 +8487,81 @@
           <w:sz w:val="28"/>
           <w:szCs w:val="28"/>
         </w:rPr>
-        <w:t xml:space="preserve"> данных.</w:t>
-      </w:r>
-    </w:p>
-    <w:p>
-      <w:pPr>
-        <w:rPr>
-          <w:rFonts w:ascii="Times New Roman" w:hAnsi="Times New Roman" w:cs="Times New Roman"/>
-          <w:sz w:val="28"/>
-          <w:szCs w:val="28"/>
-        </w:rPr>
-      </w:pPr>
-      <w:r>
-        <w:rPr>
-          <w:rFonts w:ascii="Times New Roman" w:hAnsi="Times New Roman" w:cs="Times New Roman"/>
-          <w:sz w:val="28"/>
-          <w:szCs w:val="28"/>
-        </w:rPr>
-        <w:t>Модуль рендеринга (</w:t>
-      </w:r>
-      <w:r>
-        <w:rPr>
-          <w:rFonts w:ascii="Times New Roman" w:hAnsi="Times New Roman" w:cs="Times New Roman"/>
-          <w:sz w:val="28"/>
-          <w:szCs w:val="28"/>
-          <w:lang w:val="en-US"/>
-        </w:rPr>
-        <w:t>View</w:t>
+        <w:t xml:space="preserve">(). Также включает функции для обновления отдельных частей интерфейса, такие как </w:t>
+      </w:r>
+      <w:proofErr w:type="spellStart"/>
+      <w:proofErr w:type="gramStart"/>
+      <w:r>
+        <w:rPr>
+          <w:rFonts w:ascii="Times New Roman" w:hAnsi="Times New Roman" w:cs="Times New Roman"/>
+          <w:sz w:val="28"/>
+          <w:szCs w:val="28"/>
+          <w:lang w:val="en-US"/>
+        </w:rPr>
+        <w:t>renderCartModal</w:t>
+      </w:r>
+      <w:proofErr w:type="spellEnd"/>
+      <w:r>
+        <w:rPr>
+          <w:rFonts w:ascii="Times New Roman" w:hAnsi="Times New Roman" w:cs="Times New Roman"/>
+          <w:sz w:val="28"/>
+          <w:szCs w:val="28"/>
+        </w:rPr>
+        <w:t>(</w:t>
+      </w:r>
+      <w:proofErr w:type="gramEnd"/>
+      <w:r>
+        <w:rPr>
+          <w:rFonts w:ascii="Times New Roman" w:hAnsi="Times New Roman" w:cs="Times New Roman"/>
+          <w:sz w:val="28"/>
+          <w:szCs w:val="28"/>
+        </w:rPr>
+        <w:t xml:space="preserve">) и </w:t>
+      </w:r>
+      <w:proofErr w:type="spellStart"/>
+      <w:r>
+        <w:rPr>
+          <w:rFonts w:ascii="Times New Roman" w:hAnsi="Times New Roman" w:cs="Times New Roman"/>
+          <w:sz w:val="28"/>
+          <w:szCs w:val="28"/>
+          <w:lang w:val="en-US"/>
+        </w:rPr>
+        <w:t>updateBuilderUI</w:t>
+      </w:r>
+      <w:proofErr w:type="spellEnd"/>
+      <w:r>
+        <w:rPr>
+          <w:rFonts w:ascii="Times New Roman" w:hAnsi="Times New Roman" w:cs="Times New Roman"/>
+          <w:sz w:val="28"/>
+          <w:szCs w:val="28"/>
+        </w:rPr>
+        <w:t>().</w:t>
+      </w:r>
+    </w:p>
+    <w:p>
+      <w:pPr>
+        <w:rPr>
+          <w:rFonts w:ascii="Times New Roman" w:hAnsi="Times New Roman" w:cs="Times New Roman"/>
+          <w:sz w:val="28"/>
+          <w:szCs w:val="28"/>
+        </w:rPr>
+      </w:pPr>
+      <w:r>
+        <w:rPr>
+          <w:rFonts w:ascii="Times New Roman" w:hAnsi="Times New Roman" w:cs="Times New Roman"/>
+          <w:sz w:val="28"/>
+          <w:szCs w:val="28"/>
+        </w:rPr>
+        <w:t>Модуль логики (</w:t>
+      </w:r>
+      <w:r>
+        <w:rPr>
+          <w:rFonts w:ascii="Times New Roman" w:hAnsi="Times New Roman" w:cs="Times New Roman"/>
+          <w:sz w:val="28"/>
+          <w:szCs w:val="28"/>
+          <w:lang w:val="en-US"/>
+        </w:rPr>
+        <w:t>Controller</w:t>
       </w:r>
       <w:r>
         <w:rPr>
@@ -7178,24 +8586,25 @@
           <w:sz w:val="28"/>
           <w:szCs w:val="28"/>
         </w:rPr>
-        <w:t xml:space="preserve">): Отвечает за генерацию </w:t>
-      </w:r>
-      <w:r>
-        <w:rPr>
-          <w:rFonts w:ascii="Times New Roman" w:hAnsi="Times New Roman" w:cs="Times New Roman"/>
-          <w:sz w:val="28"/>
-          <w:szCs w:val="28"/>
-          <w:lang w:val="en-US"/>
-        </w:rPr>
-        <w:t>HTML</w:t>
-      </w:r>
-      <w:r>
-        <w:rPr>
-          <w:rFonts w:ascii="Times New Roman" w:hAnsi="Times New Roman" w:cs="Times New Roman"/>
-          <w:sz w:val="28"/>
-          <w:szCs w:val="28"/>
-        </w:rPr>
-        <w:t xml:space="preserve">-кода и отображение интерфейса. Ключевые функции: </w:t>
+        <w:t>)</w:t>
+      </w:r>
+      <w:proofErr w:type="gramStart"/>
+      <w:r>
+        <w:rPr>
+          <w:rFonts w:ascii="Times New Roman" w:hAnsi="Times New Roman" w:cs="Times New Roman"/>
+          <w:sz w:val="28"/>
+          <w:szCs w:val="28"/>
+        </w:rPr>
+        <w:t>: Содержит</w:t>
+      </w:r>
+      <w:proofErr w:type="gramEnd"/>
+      <w:r>
+        <w:rPr>
+          <w:rFonts w:ascii="Times New Roman" w:hAnsi="Times New Roman" w:cs="Times New Roman"/>
+          <w:sz w:val="28"/>
+          <w:szCs w:val="28"/>
+        </w:rPr>
+        <w:t xml:space="preserve"> бизнес-логику приложения: добавление в корзину (</w:t>
       </w:r>
       <w:proofErr w:type="spellStart"/>
       <w:r>
@@ -7205,7 +8614,7 @@
           <w:szCs w:val="28"/>
           <w:lang w:val="en-US"/>
         </w:rPr>
-        <w:t>renderMainSite</w:t>
+        <w:t>addToCart</w:t>
       </w:r>
       <w:proofErr w:type="spellEnd"/>
       <w:r>
@@ -7214,7 +8623,7 @@
           <w:sz w:val="28"/>
           <w:szCs w:val="28"/>
         </w:rPr>
-        <w:t xml:space="preserve">(), </w:t>
+        <w:t>), удаление из корзины (</w:t>
       </w:r>
       <w:proofErr w:type="spellStart"/>
       <w:r>
@@ -7224,7 +8633,7 @@
           <w:szCs w:val="28"/>
           <w:lang w:val="en-US"/>
         </w:rPr>
-        <w:t>renderAdminPanelInApp</w:t>
+        <w:t>removeFromCart</w:t>
       </w:r>
       <w:proofErr w:type="spellEnd"/>
       <w:r>
@@ -7233,7 +8642,7 @@
           <w:sz w:val="28"/>
           <w:szCs w:val="28"/>
         </w:rPr>
-        <w:t xml:space="preserve">(), </w:t>
+        <w:t>), расчет стоимости сборки (</w:t>
       </w:r>
       <w:proofErr w:type="spellStart"/>
       <w:r>
@@ -7243,7 +8652,7 @@
           <w:szCs w:val="28"/>
           <w:lang w:val="en-US"/>
         </w:rPr>
-        <w:t>renderMainProducts</w:t>
+        <w:t>calcTotalBuildPrice</w:t>
       </w:r>
       <w:proofErr w:type="spellEnd"/>
       <w:r>
@@ -7252,7 +8661,7 @@
           <w:sz w:val="28"/>
           <w:szCs w:val="28"/>
         </w:rPr>
-        <w:t xml:space="preserve">(), </w:t>
+        <w:t>), навигация (</w:t>
       </w:r>
       <w:proofErr w:type="spellStart"/>
       <w:r>
@@ -7262,7 +8671,7 @@
           <w:szCs w:val="28"/>
           <w:lang w:val="en-US"/>
         </w:rPr>
-        <w:t>renderGamingLists</w:t>
+        <w:t>showSection</w:t>
       </w:r>
       <w:proofErr w:type="spellEnd"/>
       <w:r>
@@ -7271,7 +8680,93 @@
           <w:sz w:val="28"/>
           <w:szCs w:val="28"/>
         </w:rPr>
-        <w:t xml:space="preserve">(). Также включает функции для обновления отдельных частей интерфейса, такие как </w:t>
+        <w:t>).</w:t>
+      </w:r>
+    </w:p>
+    <w:p>
+      <w:pPr>
+        <w:rPr>
+          <w:rFonts w:ascii="Times New Roman" w:hAnsi="Times New Roman" w:cs="Times New Roman"/>
+          <w:sz w:val="28"/>
+          <w:szCs w:val="28"/>
+        </w:rPr>
+      </w:pPr>
+      <w:r>
+        <w:rPr>
+          <w:rFonts w:ascii="Times New Roman" w:hAnsi="Times New Roman" w:cs="Times New Roman"/>
+          <w:sz w:val="28"/>
+          <w:szCs w:val="28"/>
+        </w:rPr>
+        <w:t xml:space="preserve">Модуль </w:t>
+      </w:r>
+      <w:r>
+        <w:rPr>
+          <w:rFonts w:ascii="Times New Roman" w:hAnsi="Times New Roman" w:cs="Times New Roman"/>
+          <w:sz w:val="28"/>
+          <w:szCs w:val="28"/>
+          <w:lang w:val="en-US"/>
+        </w:rPr>
+        <w:t>UI</w:t>
+      </w:r>
+      <w:r>
+        <w:rPr>
+          <w:rFonts w:ascii="Times New Roman" w:hAnsi="Times New Roman" w:cs="Times New Roman"/>
+          <w:sz w:val="28"/>
+          <w:szCs w:val="28"/>
+        </w:rPr>
+        <w:t xml:space="preserve"> (</w:t>
+      </w:r>
+      <w:r>
+        <w:rPr>
+          <w:rFonts w:ascii="Times New Roman" w:hAnsi="Times New Roman" w:cs="Times New Roman"/>
+          <w:sz w:val="28"/>
+          <w:szCs w:val="28"/>
+          <w:lang w:val="en-US"/>
+        </w:rPr>
+        <w:t>UI</w:t>
+      </w:r>
+      <w:r>
+        <w:rPr>
+          <w:rFonts w:ascii="Times New Roman" w:hAnsi="Times New Roman" w:cs="Times New Roman"/>
+          <w:sz w:val="28"/>
+          <w:szCs w:val="28"/>
+        </w:rPr>
+        <w:t xml:space="preserve"> </w:t>
+      </w:r>
+      <w:r>
+        <w:rPr>
+          <w:rFonts w:ascii="Times New Roman" w:hAnsi="Times New Roman" w:cs="Times New Roman"/>
+          <w:sz w:val="28"/>
+          <w:szCs w:val="28"/>
+          <w:lang w:val="en-US"/>
+        </w:rPr>
+        <w:t>Utilities</w:t>
+      </w:r>
+      <w:r>
+        <w:rPr>
+          <w:rFonts w:ascii="Times New Roman" w:hAnsi="Times New Roman" w:cs="Times New Roman"/>
+          <w:sz w:val="28"/>
+          <w:szCs w:val="28"/>
+        </w:rPr>
+        <w:t>)</w:t>
+      </w:r>
+      <w:proofErr w:type="gramStart"/>
+      <w:r>
+        <w:rPr>
+          <w:rFonts w:ascii="Times New Roman" w:hAnsi="Times New Roman" w:cs="Times New Roman"/>
+          <w:sz w:val="28"/>
+          <w:szCs w:val="28"/>
+        </w:rPr>
+        <w:t>: Обеспечивает</w:t>
+      </w:r>
+      <w:proofErr w:type="gramEnd"/>
+      <w:r>
+        <w:rPr>
+          <w:rFonts w:ascii="Times New Roman" w:hAnsi="Times New Roman" w:cs="Times New Roman"/>
+          <w:sz w:val="28"/>
+          <w:szCs w:val="28"/>
+        </w:rPr>
+        <w:t xml:space="preserve"> работу с модальными окнами (</w:t>
       </w:r>
       <w:proofErr w:type="spellStart"/>
       <w:r>
@@ -7281,7 +8776,7 @@
           <w:szCs w:val="28"/>
           <w:lang w:val="en-US"/>
         </w:rPr>
-        <w:t>renderCartModal</w:t>
+        <w:t>openCartModal</w:t>
       </w:r>
       <w:proofErr w:type="spellEnd"/>
       <w:r>
@@ -7290,7 +8785,7 @@
           <w:sz w:val="28"/>
           <w:szCs w:val="28"/>
         </w:rPr>
-        <w:t xml:space="preserve">() и </w:t>
+        <w:t xml:space="preserve">, </w:t>
       </w:r>
       <w:proofErr w:type="spellStart"/>
       <w:r>
@@ -7300,7 +8795,7 @@
           <w:szCs w:val="28"/>
           <w:lang w:val="en-US"/>
         </w:rPr>
-        <w:t>updateBuilderUI</w:t>
+        <w:t>closeBuilderModal</w:t>
       </w:r>
       <w:proofErr w:type="spellEnd"/>
       <w:r>
@@ -7309,33 +8804,87 @@
           <w:sz w:val="28"/>
           <w:szCs w:val="28"/>
         </w:rPr>
-        <w:t>().</w:t>
-      </w:r>
-    </w:p>
-    <w:p>
-      <w:pPr>
-        <w:rPr>
-          <w:rFonts w:ascii="Times New Roman" w:hAnsi="Times New Roman" w:cs="Times New Roman"/>
-          <w:sz w:val="28"/>
-          <w:szCs w:val="28"/>
-        </w:rPr>
-      </w:pPr>
-      <w:r>
-        <w:rPr>
-          <w:rFonts w:ascii="Times New Roman" w:hAnsi="Times New Roman" w:cs="Times New Roman"/>
-          <w:sz w:val="28"/>
-          <w:szCs w:val="28"/>
-        </w:rPr>
-        <w:t>Модуль логики (</w:t>
-      </w:r>
-      <w:r>
-        <w:rPr>
-          <w:rFonts w:ascii="Times New Roman" w:hAnsi="Times New Roman" w:cs="Times New Roman"/>
-          <w:sz w:val="28"/>
-          <w:szCs w:val="28"/>
-          <w:lang w:val="en-US"/>
-        </w:rPr>
-        <w:t>Controller</w:t>
+        <w:t>) и уведомлениями (</w:t>
+      </w:r>
+      <w:proofErr w:type="spellStart"/>
+      <w:r>
+        <w:rPr>
+          <w:rFonts w:ascii="Times New Roman" w:hAnsi="Times New Roman" w:cs="Times New Roman"/>
+          <w:sz w:val="28"/>
+          <w:szCs w:val="28"/>
+          <w:lang w:val="en-US"/>
+        </w:rPr>
+        <w:t>showToast</w:t>
+      </w:r>
+      <w:proofErr w:type="spellEnd"/>
+      <w:r>
+        <w:rPr>
+          <w:rFonts w:ascii="Times New Roman" w:hAnsi="Times New Roman" w:cs="Times New Roman"/>
+          <w:sz w:val="28"/>
+          <w:szCs w:val="28"/>
+        </w:rPr>
+        <w:t>).</w:t>
+      </w:r>
+    </w:p>
+    <w:p>
+      <w:pPr>
+        <w:jc w:val="center"/>
+        <w:rPr>
+          <w:rFonts w:ascii="Times New Roman" w:hAnsi="Times New Roman" w:cs="Times New Roman"/>
+          <w:sz w:val="28"/>
+          <w:szCs w:val="28"/>
+        </w:rPr>
+      </w:pPr>
+      <w:r>
+        <w:rPr>
+          <w:rFonts w:ascii="Times New Roman" w:hAnsi="Times New Roman" w:cs="Times New Roman"/>
+          <w:sz w:val="28"/>
+          <w:szCs w:val="28"/>
+        </w:rPr>
+        <w:t>Проектирование пользовательского интерфейса</w:t>
+      </w:r>
+    </w:p>
+    <w:p>
+      <w:pPr>
+        <w:rPr>
+          <w:rFonts w:ascii="Times New Roman" w:hAnsi="Times New Roman" w:cs="Times New Roman"/>
+          <w:sz w:val="28"/>
+          <w:szCs w:val="28"/>
+        </w:rPr>
+      </w:pPr>
+      <w:r>
+        <w:rPr>
+          <w:rFonts w:ascii="Times New Roman" w:hAnsi="Times New Roman" w:cs="Times New Roman"/>
+          <w:sz w:val="28"/>
+          <w:szCs w:val="28"/>
+        </w:rPr>
+        <w:t>Структура страницы</w:t>
+      </w:r>
+    </w:p>
+    <w:p>
+      <w:pPr>
+        <w:rPr>
+          <w:rFonts w:ascii="Times New Roman" w:hAnsi="Times New Roman" w:cs="Times New Roman"/>
+          <w:sz w:val="28"/>
+          <w:szCs w:val="28"/>
+        </w:rPr>
+      </w:pPr>
+      <w:r>
+        <w:rPr>
+          <w:rFonts w:ascii="Times New Roman" w:hAnsi="Times New Roman" w:cs="Times New Roman"/>
+          <w:sz w:val="28"/>
+          <w:szCs w:val="28"/>
+        </w:rPr>
+        <w:t xml:space="preserve">Страница организована с использованием </w:t>
+      </w:r>
+      <w:r>
+        <w:rPr>
+          <w:rFonts w:ascii="Times New Roman" w:hAnsi="Times New Roman" w:cs="Times New Roman"/>
+          <w:sz w:val="28"/>
+          <w:szCs w:val="28"/>
+          <w:lang w:val="en-US"/>
+        </w:rPr>
+        <w:t>CSS</w:t>
       </w:r>
       <w:r>
         <w:rPr>
@@ -7352,135 +8901,252 @@
           <w:szCs w:val="28"/>
           <w:lang w:val="en-US"/>
         </w:rPr>
-        <w:t>Layer</w:t>
-      </w:r>
-      <w:r>
-        <w:rPr>
-          <w:rFonts w:ascii="Times New Roman" w:hAnsi="Times New Roman" w:cs="Times New Roman"/>
-          <w:sz w:val="28"/>
-          <w:szCs w:val="28"/>
-        </w:rPr>
-        <w:t>): Содержит бизнес-логику приложения: добавление в корзину (</w:t>
-      </w:r>
-      <w:proofErr w:type="spellStart"/>
-      <w:r>
-        <w:rPr>
-          <w:rFonts w:ascii="Times New Roman" w:hAnsi="Times New Roman" w:cs="Times New Roman"/>
-          <w:sz w:val="28"/>
-          <w:szCs w:val="28"/>
-          <w:lang w:val="en-US"/>
-        </w:rPr>
-        <w:t>addToCart</w:t>
-      </w:r>
-      <w:proofErr w:type="spellEnd"/>
-      <w:r>
-        <w:rPr>
-          <w:rFonts w:ascii="Times New Roman" w:hAnsi="Times New Roman" w:cs="Times New Roman"/>
-          <w:sz w:val="28"/>
-          <w:szCs w:val="28"/>
-        </w:rPr>
-        <w:t>), удаление из корзины (</w:t>
-      </w:r>
-      <w:proofErr w:type="spellStart"/>
-      <w:r>
-        <w:rPr>
-          <w:rFonts w:ascii="Times New Roman" w:hAnsi="Times New Roman" w:cs="Times New Roman"/>
-          <w:sz w:val="28"/>
-          <w:szCs w:val="28"/>
-          <w:lang w:val="en-US"/>
-        </w:rPr>
-        <w:t>removeFromCart</w:t>
-      </w:r>
-      <w:proofErr w:type="spellEnd"/>
-      <w:r>
-        <w:rPr>
-          <w:rFonts w:ascii="Times New Roman" w:hAnsi="Times New Roman" w:cs="Times New Roman"/>
-          <w:sz w:val="28"/>
-          <w:szCs w:val="28"/>
-        </w:rPr>
-        <w:t>), расчет стоимости сборки (</w:t>
-      </w:r>
-      <w:proofErr w:type="spellStart"/>
-      <w:r>
-        <w:rPr>
-          <w:rFonts w:ascii="Times New Roman" w:hAnsi="Times New Roman" w:cs="Times New Roman"/>
-          <w:sz w:val="28"/>
-          <w:szCs w:val="28"/>
-          <w:lang w:val="en-US"/>
-        </w:rPr>
-        <w:t>calcTotalBuildPrice</w:t>
-      </w:r>
-      <w:proofErr w:type="spellEnd"/>
-      <w:r>
-        <w:rPr>
-          <w:rFonts w:ascii="Times New Roman" w:hAnsi="Times New Roman" w:cs="Times New Roman"/>
-          <w:sz w:val="28"/>
-          <w:szCs w:val="28"/>
-        </w:rPr>
-        <w:t>), навигация (</w:t>
-      </w:r>
-      <w:proofErr w:type="spellStart"/>
-      <w:r>
-        <w:rPr>
-          <w:rFonts w:ascii="Times New Roman" w:hAnsi="Times New Roman" w:cs="Times New Roman"/>
-          <w:sz w:val="28"/>
-          <w:szCs w:val="28"/>
-          <w:lang w:val="en-US"/>
-        </w:rPr>
-        <w:t>showSection</w:t>
-      </w:r>
-      <w:proofErr w:type="spellEnd"/>
-      <w:r>
-        <w:rPr>
-          <w:rFonts w:ascii="Times New Roman" w:hAnsi="Times New Roman" w:cs="Times New Roman"/>
-          <w:sz w:val="28"/>
-          <w:szCs w:val="28"/>
-        </w:rPr>
-        <w:t>).</w:t>
-      </w:r>
-    </w:p>
-    <w:p>
-      <w:pPr>
-        <w:rPr>
-          <w:rFonts w:ascii="Times New Roman" w:hAnsi="Times New Roman" w:cs="Times New Roman"/>
-          <w:sz w:val="28"/>
-          <w:szCs w:val="28"/>
-        </w:rPr>
-      </w:pPr>
-      <w:r>
-        <w:rPr>
-          <w:rFonts w:ascii="Times New Roman" w:hAnsi="Times New Roman" w:cs="Times New Roman"/>
-          <w:sz w:val="28"/>
-          <w:szCs w:val="28"/>
-        </w:rPr>
-        <w:t xml:space="preserve">Модуль </w:t>
-      </w:r>
-      <w:r>
-        <w:rPr>
-          <w:rFonts w:ascii="Times New Roman" w:hAnsi="Times New Roman" w:cs="Times New Roman"/>
-          <w:sz w:val="28"/>
-          <w:szCs w:val="28"/>
-          <w:lang w:val="en-US"/>
-        </w:rPr>
-        <w:t>UI</w:t>
-      </w:r>
-      <w:r>
-        <w:rPr>
-          <w:rFonts w:ascii="Times New Roman" w:hAnsi="Times New Roman" w:cs="Times New Roman"/>
-          <w:sz w:val="28"/>
-          <w:szCs w:val="28"/>
-        </w:rPr>
-        <w:t xml:space="preserve"> (</w:t>
-      </w:r>
-      <w:r>
-        <w:rPr>
-          <w:rFonts w:ascii="Times New Roman" w:hAnsi="Times New Roman" w:cs="Times New Roman"/>
-          <w:sz w:val="28"/>
-          <w:szCs w:val="28"/>
-          <w:lang w:val="en-US"/>
-        </w:rPr>
-        <w:t>UI</w:t>
-      </w:r>
+        <w:t>Grid</w:t>
+      </w:r>
+      <w:r>
+        <w:rPr>
+          <w:rFonts w:ascii="Times New Roman" w:hAnsi="Times New Roman" w:cs="Times New Roman"/>
+          <w:sz w:val="28"/>
+          <w:szCs w:val="28"/>
+        </w:rPr>
+        <w:t xml:space="preserve"> и </w:t>
+      </w:r>
+      <w:r>
+        <w:rPr>
+          <w:rFonts w:ascii="Times New Roman" w:hAnsi="Times New Roman" w:cs="Times New Roman"/>
+          <w:sz w:val="28"/>
+          <w:szCs w:val="28"/>
+          <w:lang w:val="en-US"/>
+        </w:rPr>
+        <w:t>Flexbox</w:t>
+      </w:r>
+      <w:r>
+        <w:rPr>
+          <w:rFonts w:ascii="Times New Roman" w:hAnsi="Times New Roman" w:cs="Times New Roman"/>
+          <w:sz w:val="28"/>
+          <w:szCs w:val="28"/>
+        </w:rPr>
+        <w:t>. Основные элементы:</w:t>
+      </w:r>
+    </w:p>
+    <w:p>
+      <w:pPr>
+        <w:rPr>
+          <w:rFonts w:ascii="Times New Roman" w:hAnsi="Times New Roman" w:cs="Times New Roman"/>
+          <w:sz w:val="28"/>
+          <w:szCs w:val="28"/>
+        </w:rPr>
+      </w:pPr>
+      <w:r>
+        <w:rPr>
+          <w:rFonts w:ascii="Times New Roman" w:hAnsi="Times New Roman" w:cs="Times New Roman"/>
+          <w:sz w:val="28"/>
+          <w:szCs w:val="28"/>
+        </w:rPr>
+        <w:t xml:space="preserve">Навигационная панель </w:t>
+      </w:r>
+      <w:proofErr w:type="gramStart"/>
+      <w:r>
+        <w:rPr>
+          <w:rFonts w:ascii="Times New Roman" w:hAnsi="Times New Roman" w:cs="Times New Roman"/>
+          <w:sz w:val="28"/>
+          <w:szCs w:val="28"/>
+        </w:rPr>
+        <w:t>(.</w:t>
+      </w:r>
+      <w:r>
+        <w:rPr>
+          <w:rFonts w:ascii="Times New Roman" w:hAnsi="Times New Roman" w:cs="Times New Roman"/>
+          <w:sz w:val="28"/>
+          <w:szCs w:val="28"/>
+          <w:lang w:val="en-US"/>
+        </w:rPr>
+        <w:t>navbar</w:t>
+      </w:r>
+      <w:proofErr w:type="gramEnd"/>
+      <w:r>
+        <w:rPr>
+          <w:rFonts w:ascii="Times New Roman" w:hAnsi="Times New Roman" w:cs="Times New Roman"/>
+          <w:sz w:val="28"/>
+          <w:szCs w:val="28"/>
+        </w:rPr>
+        <w:t>): Логотип, основные пункты меню («Главная», «Игровые ПК», «Каталог», «Услуги», «Поддержка») и иконка корзины.</w:t>
+      </w:r>
+    </w:p>
+    <w:p>
+      <w:pPr>
+        <w:rPr>
+          <w:rFonts w:ascii="Times New Roman" w:hAnsi="Times New Roman" w:cs="Times New Roman"/>
+          <w:sz w:val="28"/>
+          <w:szCs w:val="28"/>
+        </w:rPr>
+      </w:pPr>
+    </w:p>
+    <w:p>
+      <w:pPr>
+        <w:keepNext/>
+      </w:pPr>
+      <w:r>
+        <w:rPr>
+          <w:rFonts w:ascii="Times New Roman" w:hAnsi="Times New Roman" w:cs="Times New Roman"/>
+          <w:sz w:val="28"/>
+          <w:szCs w:val="28"/>
+        </w:rPr>
+        <w:lastRenderedPageBreak/>
+        <w:drawing>
+          <wp:inline distT="0" distB="0" distL="0" distR="0" wp14:anchorId="28FB276A" wp14:editId="7F411FBF">
+            <wp:extent cx="5940425" cy="327025"/>
+            <wp:effectExtent l="0" t="0" r="3175" b="0"/>
+            <wp:docPr id="6" name="Рисунок 6"/>
+            <wp:cNvGraphicFramePr>
+              <a:graphicFrameLocks xmlns:a="http://schemas.openxmlformats.org/drawingml/2006/main" noChangeAspect="1"/>
+            </wp:cNvGraphicFramePr>
+            <a:graphic xmlns:a="http://schemas.openxmlformats.org/drawingml/2006/main">
+              <a:graphicData uri="http://schemas.openxmlformats.org/drawingml/2006/picture">
+                <pic:pic xmlns:pic="http://schemas.openxmlformats.org/drawingml/2006/picture">
+                  <pic:nvPicPr>
+                    <pic:cNvPr id="1" name=""/>
+                    <pic:cNvPicPr/>
+                  </pic:nvPicPr>
+                  <pic:blipFill>
+                    <a:blip r:embed="rId10"/>
+                    <a:stretch>
+                      <a:fillRect/>
+                    </a:stretch>
+                  </pic:blipFill>
+                  <pic:spPr>
+                    <a:xfrm>
+                      <a:off x="0" y="0"/>
+                      <a:ext cx="5940425" cy="327025"/>
+                    </a:xfrm>
+                    <a:prstGeom prst="rect">
+                      <a:avLst/>
+                    </a:prstGeom>
+                  </pic:spPr>
+                </pic:pic>
+              </a:graphicData>
+            </a:graphic>
+          </wp:inline>
+        </w:drawing>
+      </w:r>
+    </w:p>
+    <w:p>
+      <w:pPr>
+        <w:pStyle w:val="ab"/>
+        <w:rPr>
+          <w:rFonts w:ascii="Times New Roman" w:hAnsi="Times New Roman" w:cs="Times New Roman"/>
+          <w:i w:val="0"/>
+          <w:iCs w:val="0"/>
+          <w:color w:val="auto"/>
+          <w:sz w:val="24"/>
+          <w:szCs w:val="24"/>
+        </w:rPr>
+      </w:pPr>
+      <w:r>
+        <w:rPr>
+          <w:rFonts w:ascii="Times New Roman" w:hAnsi="Times New Roman" w:cs="Times New Roman"/>
+          <w:i w:val="0"/>
+          <w:iCs w:val="0"/>
+          <w:color w:val="auto"/>
+          <w:sz w:val="24"/>
+          <w:szCs w:val="24"/>
+        </w:rPr>
+        <w:t xml:space="preserve">Рисунок </w:t>
+      </w:r>
+      <w:r>
+        <w:rPr>
+          <w:rFonts w:ascii="Times New Roman" w:hAnsi="Times New Roman" w:cs="Times New Roman"/>
+          <w:i w:val="0"/>
+          <w:iCs w:val="0"/>
+          <w:color w:val="auto"/>
+          <w:sz w:val="24"/>
+          <w:szCs w:val="24"/>
+        </w:rPr>
+        <w:fldChar w:fldCharType="begin"/>
+      </w:r>
+      <w:r>
+        <w:rPr>
+          <w:rFonts w:ascii="Times New Roman" w:hAnsi="Times New Roman" w:cs="Times New Roman"/>
+          <w:i w:val="0"/>
+          <w:iCs w:val="0"/>
+          <w:color w:val="auto"/>
+          <w:sz w:val="24"/>
+          <w:szCs w:val="24"/>
+        </w:rPr>
+        <w:instrText xml:space="preserve"> SEQ Рисунок \* ARABIC </w:instrText>
+      </w:r>
+      <w:r>
+        <w:rPr>
+          <w:rFonts w:ascii="Times New Roman" w:hAnsi="Times New Roman" w:cs="Times New Roman"/>
+          <w:i w:val="0"/>
+          <w:iCs w:val="0"/>
+          <w:color w:val="auto"/>
+          <w:sz w:val="24"/>
+          <w:szCs w:val="24"/>
+        </w:rPr>
+        <w:fldChar w:fldCharType="separate"/>
+      </w:r>
+      <w:r>
+        <w:rPr>
+          <w:rFonts w:ascii="Times New Roman" w:hAnsi="Times New Roman" w:cs="Times New Roman"/>
+          <w:i w:val="0"/>
+          <w:iCs w:val="0"/>
+          <w:noProof/>
+          <w:color w:val="auto"/>
+          <w:sz w:val="24"/>
+          <w:szCs w:val="24"/>
+        </w:rPr>
+        <w:t>3</w:t>
+      </w:r>
+      <w:r>
+        <w:rPr>
+          <w:rFonts w:ascii="Times New Roman" w:hAnsi="Times New Roman" w:cs="Times New Roman"/>
+          <w:i w:val="0"/>
+          <w:iCs w:val="0"/>
+          <w:color w:val="auto"/>
+          <w:sz w:val="24"/>
+          <w:szCs w:val="24"/>
+        </w:rPr>
+        <w:fldChar w:fldCharType="end"/>
+      </w:r>
+      <w:r>
+        <w:rPr>
+          <w:rFonts w:ascii="Times New Roman" w:hAnsi="Times New Roman" w:cs="Times New Roman"/>
+          <w:i w:val="0"/>
+          <w:iCs w:val="0"/>
+          <w:color w:val="auto"/>
+          <w:sz w:val="24"/>
+          <w:szCs w:val="24"/>
+        </w:rPr>
+        <w:t xml:space="preserve"> - внешний вид навигационной панели</w:t>
+      </w:r>
+    </w:p>
+    <w:p>
+      <w:pPr>
+        <w:rPr>
+          <w:rFonts w:ascii="Times New Roman" w:hAnsi="Times New Roman" w:cs="Times New Roman"/>
+          <w:sz w:val="28"/>
+          <w:szCs w:val="28"/>
+        </w:rPr>
+      </w:pPr>
+      <w:r>
+        <w:rPr>
+          <w:rFonts w:ascii="Times New Roman" w:hAnsi="Times New Roman" w:cs="Times New Roman"/>
+          <w:sz w:val="28"/>
+          <w:szCs w:val="28"/>
+        </w:rPr>
+        <w:t>Главная область</w:t>
+      </w:r>
+      <w:proofErr w:type="gramStart"/>
+      <w:r>
+        <w:rPr>
+          <w:rFonts w:ascii="Times New Roman" w:hAnsi="Times New Roman" w:cs="Times New Roman"/>
+          <w:sz w:val="28"/>
+          <w:szCs w:val="28"/>
+        </w:rPr>
+        <w:t>: Содержит</w:t>
+      </w:r>
+      <w:proofErr w:type="gramEnd"/>
       <w:r>
         <w:rPr>
           <w:rFonts w:ascii="Times New Roman" w:hAnsi="Times New Roman" w:cs="Times New Roman"/>
@@ -7496,234 +9162,6 @@
           <w:szCs w:val="28"/>
           <w:lang w:val="en-US"/>
         </w:rPr>
-        <w:t>Utilities</w:t>
-      </w:r>
-      <w:r>
-        <w:rPr>
-          <w:rFonts w:ascii="Times New Roman" w:hAnsi="Times New Roman" w:cs="Times New Roman"/>
-          <w:sz w:val="28"/>
-          <w:szCs w:val="28"/>
-        </w:rPr>
-        <w:t>): Обеспечивает работу с модальными окнами (</w:t>
-      </w:r>
-      <w:proofErr w:type="spellStart"/>
-      <w:r>
-        <w:rPr>
-          <w:rFonts w:ascii="Times New Roman" w:hAnsi="Times New Roman" w:cs="Times New Roman"/>
-          <w:sz w:val="28"/>
-          <w:szCs w:val="28"/>
-          <w:lang w:val="en-US"/>
-        </w:rPr>
-        <w:t>openCartModal</w:t>
-      </w:r>
-      <w:proofErr w:type="spellEnd"/>
-      <w:r>
-        <w:rPr>
-          <w:rFonts w:ascii="Times New Roman" w:hAnsi="Times New Roman" w:cs="Times New Roman"/>
-          <w:sz w:val="28"/>
-          <w:szCs w:val="28"/>
-        </w:rPr>
-        <w:t xml:space="preserve">, </w:t>
-      </w:r>
-      <w:proofErr w:type="spellStart"/>
-      <w:r>
-        <w:rPr>
-          <w:rFonts w:ascii="Times New Roman" w:hAnsi="Times New Roman" w:cs="Times New Roman"/>
-          <w:sz w:val="28"/>
-          <w:szCs w:val="28"/>
-          <w:lang w:val="en-US"/>
-        </w:rPr>
-        <w:t>closeBuilderModal</w:t>
-      </w:r>
-      <w:proofErr w:type="spellEnd"/>
-      <w:r>
-        <w:rPr>
-          <w:rFonts w:ascii="Times New Roman" w:hAnsi="Times New Roman" w:cs="Times New Roman"/>
-          <w:sz w:val="28"/>
-          <w:szCs w:val="28"/>
-        </w:rPr>
-        <w:t>) и уведомлениями (</w:t>
-      </w:r>
-      <w:proofErr w:type="spellStart"/>
-      <w:r>
-        <w:rPr>
-          <w:rFonts w:ascii="Times New Roman" w:hAnsi="Times New Roman" w:cs="Times New Roman"/>
-          <w:sz w:val="28"/>
-          <w:szCs w:val="28"/>
-          <w:lang w:val="en-US"/>
-        </w:rPr>
-        <w:t>showToast</w:t>
-      </w:r>
-      <w:proofErr w:type="spellEnd"/>
-      <w:r>
-        <w:rPr>
-          <w:rFonts w:ascii="Times New Roman" w:hAnsi="Times New Roman" w:cs="Times New Roman"/>
-          <w:sz w:val="28"/>
-          <w:szCs w:val="28"/>
-        </w:rPr>
-        <w:t>).</w:t>
-      </w:r>
-    </w:p>
-    <w:p>
-      <w:pPr>
-        <w:jc w:val="center"/>
-        <w:rPr>
-          <w:rFonts w:ascii="Times New Roman" w:hAnsi="Times New Roman" w:cs="Times New Roman"/>
-          <w:sz w:val="28"/>
-          <w:szCs w:val="28"/>
-        </w:rPr>
-      </w:pPr>
-      <w:r>
-        <w:rPr>
-          <w:rFonts w:ascii="Times New Roman" w:hAnsi="Times New Roman" w:cs="Times New Roman"/>
-          <w:sz w:val="28"/>
-          <w:szCs w:val="28"/>
-        </w:rPr>
-        <w:t>Проектирование пользовательского интерфейса</w:t>
-      </w:r>
-    </w:p>
-    <w:p>
-      <w:pPr>
-        <w:rPr>
-          <w:rFonts w:ascii="Times New Roman" w:hAnsi="Times New Roman" w:cs="Times New Roman"/>
-          <w:sz w:val="28"/>
-          <w:szCs w:val="28"/>
-        </w:rPr>
-      </w:pPr>
-      <w:r>
-        <w:rPr>
-          <w:rFonts w:ascii="Times New Roman" w:hAnsi="Times New Roman" w:cs="Times New Roman"/>
-          <w:sz w:val="28"/>
-          <w:szCs w:val="28"/>
-        </w:rPr>
-        <w:t>Структура страницы</w:t>
-      </w:r>
-    </w:p>
-    <w:p>
-      <w:pPr>
-        <w:rPr>
-          <w:rFonts w:ascii="Times New Roman" w:hAnsi="Times New Roman" w:cs="Times New Roman"/>
-          <w:sz w:val="28"/>
-          <w:szCs w:val="28"/>
-        </w:rPr>
-      </w:pPr>
-      <w:r>
-        <w:rPr>
-          <w:rFonts w:ascii="Times New Roman" w:hAnsi="Times New Roman" w:cs="Times New Roman"/>
-          <w:sz w:val="28"/>
-          <w:szCs w:val="28"/>
-        </w:rPr>
-        <w:t xml:space="preserve">Страница организована с использованием </w:t>
-      </w:r>
-      <w:r>
-        <w:rPr>
-          <w:rFonts w:ascii="Times New Roman" w:hAnsi="Times New Roman" w:cs="Times New Roman"/>
-          <w:sz w:val="28"/>
-          <w:szCs w:val="28"/>
-          <w:lang w:val="en-US"/>
-        </w:rPr>
-        <w:t>CSS</w:t>
-      </w:r>
-      <w:r>
-        <w:rPr>
-          <w:rFonts w:ascii="Times New Roman" w:hAnsi="Times New Roman" w:cs="Times New Roman"/>
-          <w:sz w:val="28"/>
-          <w:szCs w:val="28"/>
-        </w:rPr>
-        <w:t xml:space="preserve"> </w:t>
-      </w:r>
-      <w:r>
-        <w:rPr>
-          <w:rFonts w:ascii="Times New Roman" w:hAnsi="Times New Roman" w:cs="Times New Roman"/>
-          <w:sz w:val="28"/>
-          <w:szCs w:val="28"/>
-          <w:lang w:val="en-US"/>
-        </w:rPr>
-        <w:t>Grid</w:t>
-      </w:r>
-      <w:r>
-        <w:rPr>
-          <w:rFonts w:ascii="Times New Roman" w:hAnsi="Times New Roman" w:cs="Times New Roman"/>
-          <w:sz w:val="28"/>
-          <w:szCs w:val="28"/>
-        </w:rPr>
-        <w:t xml:space="preserve"> и </w:t>
-      </w:r>
-      <w:r>
-        <w:rPr>
-          <w:rFonts w:ascii="Times New Roman" w:hAnsi="Times New Roman" w:cs="Times New Roman"/>
-          <w:sz w:val="28"/>
-          <w:szCs w:val="28"/>
-          <w:lang w:val="en-US"/>
-        </w:rPr>
-        <w:t>Flexbox</w:t>
-      </w:r>
-      <w:r>
-        <w:rPr>
-          <w:rFonts w:ascii="Times New Roman" w:hAnsi="Times New Roman" w:cs="Times New Roman"/>
-          <w:sz w:val="28"/>
-          <w:szCs w:val="28"/>
-        </w:rPr>
-        <w:t>. Основные элементы:</w:t>
-      </w:r>
-    </w:p>
-    <w:p>
-      <w:pPr>
-        <w:rPr>
-          <w:rFonts w:ascii="Times New Roman" w:hAnsi="Times New Roman" w:cs="Times New Roman"/>
-          <w:sz w:val="28"/>
-          <w:szCs w:val="28"/>
-        </w:rPr>
-      </w:pPr>
-      <w:r>
-        <w:rPr>
-          <w:rFonts w:ascii="Times New Roman" w:hAnsi="Times New Roman" w:cs="Times New Roman"/>
-          <w:sz w:val="28"/>
-          <w:szCs w:val="28"/>
-        </w:rPr>
-        <w:t>Навигационная панель (.</w:t>
-      </w:r>
-      <w:r>
-        <w:rPr>
-          <w:rFonts w:ascii="Times New Roman" w:hAnsi="Times New Roman" w:cs="Times New Roman"/>
-          <w:sz w:val="28"/>
-          <w:szCs w:val="28"/>
-          <w:lang w:val="en-US"/>
-        </w:rPr>
-        <w:t>navbar</w:t>
-      </w:r>
-      <w:r>
-        <w:rPr>
-          <w:rFonts w:ascii="Times New Roman" w:hAnsi="Times New Roman" w:cs="Times New Roman"/>
-          <w:sz w:val="28"/>
-          <w:szCs w:val="28"/>
-        </w:rPr>
-        <w:t>): Логотип, основные пункты меню («Главная», «Игровые ПК», «Каталог», «Услуги», «Поддержка») и иконка корзины.</w:t>
-      </w:r>
-    </w:p>
-    <w:p>
-      <w:pPr>
-        <w:rPr>
-          <w:rFonts w:ascii="Times New Roman" w:hAnsi="Times New Roman" w:cs="Times New Roman"/>
-          <w:sz w:val="28"/>
-          <w:szCs w:val="28"/>
-        </w:rPr>
-      </w:pPr>
-      <w:r>
-        <w:rPr>
-          <w:rFonts w:ascii="Times New Roman" w:hAnsi="Times New Roman" w:cs="Times New Roman"/>
-          <w:sz w:val="28"/>
-          <w:szCs w:val="28"/>
-        </w:rPr>
-        <w:t xml:space="preserve">Главная область: Содержит </w:t>
-      </w:r>
-      <w:r>
-        <w:rPr>
-          <w:rFonts w:ascii="Times New Roman" w:hAnsi="Times New Roman" w:cs="Times New Roman"/>
-          <w:sz w:val="28"/>
-          <w:szCs w:val="28"/>
-          <w:lang w:val="en-US"/>
-        </w:rPr>
         <w:t>Hero</w:t>
       </w:r>
       <w:r>
@@ -7737,19 +9175,156 @@
     </w:p>
     <w:p>
       <w:pPr>
-        <w:rPr>
-          <w:rFonts w:ascii="Times New Roman" w:hAnsi="Times New Roman" w:cs="Times New Roman"/>
-          <w:sz w:val="28"/>
-          <w:szCs w:val="28"/>
-        </w:rPr>
-      </w:pPr>
-      <w:r>
-        <w:rPr>
-          <w:rFonts w:ascii="Times New Roman" w:hAnsi="Times New Roman" w:cs="Times New Roman"/>
-          <w:sz w:val="28"/>
-          <w:szCs w:val="28"/>
-        </w:rPr>
-        <w:lastRenderedPageBreak/>
+        <w:keepNext/>
+      </w:pPr>
+      <w:r>
+        <w:rPr>
+          <w:rFonts w:ascii="Times New Roman" w:hAnsi="Times New Roman" w:cs="Times New Roman"/>
+          <w:sz w:val="28"/>
+          <w:szCs w:val="28"/>
+        </w:rPr>
+        <w:drawing>
+          <wp:inline distT="0" distB="0" distL="0" distR="0" wp14:anchorId="2FF91546" wp14:editId="7473E75C">
+            <wp:extent cx="5940425" cy="3959860"/>
+            <wp:effectExtent l="0" t="0" r="3175" b="2540"/>
+            <wp:docPr id="7" name="Рисунок 7"/>
+            <wp:cNvGraphicFramePr>
+              <a:graphicFrameLocks xmlns:a="http://schemas.openxmlformats.org/drawingml/2006/main" noChangeAspect="1"/>
+            </wp:cNvGraphicFramePr>
+            <a:graphic xmlns:a="http://schemas.openxmlformats.org/drawingml/2006/main">
+              <a:graphicData uri="http://schemas.openxmlformats.org/drawingml/2006/picture">
+                <pic:pic xmlns:pic="http://schemas.openxmlformats.org/drawingml/2006/picture">
+                  <pic:nvPicPr>
+                    <pic:cNvPr id="1" name=""/>
+                    <pic:cNvPicPr/>
+                  </pic:nvPicPr>
+                  <pic:blipFill>
+                    <a:blip r:embed="rId11"/>
+                    <a:stretch>
+                      <a:fillRect/>
+                    </a:stretch>
+                  </pic:blipFill>
+                  <pic:spPr>
+                    <a:xfrm>
+                      <a:off x="0" y="0"/>
+                      <a:ext cx="5940425" cy="3959860"/>
+                    </a:xfrm>
+                    <a:prstGeom prst="rect">
+                      <a:avLst/>
+                    </a:prstGeom>
+                  </pic:spPr>
+                </pic:pic>
+              </a:graphicData>
+            </a:graphic>
+          </wp:inline>
+        </w:drawing>
+      </w:r>
+    </w:p>
+    <w:p>
+      <w:pPr>
+        <w:pStyle w:val="ab"/>
+        <w:rPr>
+          <w:rFonts w:ascii="Times New Roman" w:hAnsi="Times New Roman" w:cs="Times New Roman"/>
+          <w:i w:val="0"/>
+          <w:iCs w:val="0"/>
+          <w:color w:val="auto"/>
+          <w:sz w:val="24"/>
+          <w:szCs w:val="24"/>
+        </w:rPr>
+      </w:pPr>
+      <w:r>
+        <w:rPr>
+          <w:rFonts w:ascii="Times New Roman" w:hAnsi="Times New Roman" w:cs="Times New Roman"/>
+          <w:i w:val="0"/>
+          <w:iCs w:val="0"/>
+          <w:color w:val="auto"/>
+          <w:sz w:val="24"/>
+          <w:szCs w:val="24"/>
+        </w:rPr>
+        <w:t xml:space="preserve">Рисунок </w:t>
+      </w:r>
+      <w:r>
+        <w:rPr>
+          <w:rFonts w:ascii="Times New Roman" w:hAnsi="Times New Roman" w:cs="Times New Roman"/>
+          <w:i w:val="0"/>
+          <w:iCs w:val="0"/>
+          <w:color w:val="auto"/>
+          <w:sz w:val="24"/>
+          <w:szCs w:val="24"/>
+        </w:rPr>
+        <w:fldChar w:fldCharType="begin"/>
+      </w:r>
+      <w:r>
+        <w:rPr>
+          <w:rFonts w:ascii="Times New Roman" w:hAnsi="Times New Roman" w:cs="Times New Roman"/>
+          <w:i w:val="0"/>
+          <w:iCs w:val="0"/>
+          <w:color w:val="auto"/>
+          <w:sz w:val="24"/>
+          <w:szCs w:val="24"/>
+        </w:rPr>
+        <w:instrText xml:space="preserve"> SEQ Рисунок \* ARABIC </w:instrText>
+      </w:r>
+      <w:r>
+        <w:rPr>
+          <w:rFonts w:ascii="Times New Roman" w:hAnsi="Times New Roman" w:cs="Times New Roman"/>
+          <w:i w:val="0"/>
+          <w:iCs w:val="0"/>
+          <w:color w:val="auto"/>
+          <w:sz w:val="24"/>
+          <w:szCs w:val="24"/>
+        </w:rPr>
+        <w:fldChar w:fldCharType="separate"/>
+      </w:r>
+      <w:r>
+        <w:rPr>
+          <w:rFonts w:ascii="Times New Roman" w:hAnsi="Times New Roman" w:cs="Times New Roman"/>
+          <w:i w:val="0"/>
+          <w:iCs w:val="0"/>
+          <w:noProof/>
+          <w:color w:val="auto"/>
+          <w:sz w:val="24"/>
+          <w:szCs w:val="24"/>
+        </w:rPr>
+        <w:t>4</w:t>
+      </w:r>
+      <w:r>
+        <w:rPr>
+          <w:rFonts w:ascii="Times New Roman" w:hAnsi="Times New Roman" w:cs="Times New Roman"/>
+          <w:i w:val="0"/>
+          <w:iCs w:val="0"/>
+          <w:color w:val="auto"/>
+          <w:sz w:val="24"/>
+          <w:szCs w:val="24"/>
+        </w:rPr>
+        <w:fldChar w:fldCharType="end"/>
+      </w:r>
+      <w:r>
+        <w:rPr>
+          <w:rFonts w:ascii="Times New Roman" w:hAnsi="Times New Roman" w:cs="Times New Roman"/>
+          <w:i w:val="0"/>
+          <w:iCs w:val="0"/>
+          <w:color w:val="auto"/>
+          <w:sz w:val="24"/>
+          <w:szCs w:val="24"/>
+        </w:rPr>
+        <w:t xml:space="preserve"> - Внешний вид главной области</w:t>
+      </w:r>
+    </w:p>
+    <w:p>
+      <w:pPr>
+        <w:rPr>
+          <w:rFonts w:ascii="Times New Roman" w:hAnsi="Times New Roman" w:cs="Times New Roman"/>
+          <w:sz w:val="28"/>
+          <w:szCs w:val="28"/>
+        </w:rPr>
+      </w:pPr>
+      <w:r>
+        <w:rPr>
+          <w:rFonts w:ascii="Times New Roman" w:hAnsi="Times New Roman" w:cs="Times New Roman"/>
+          <w:sz w:val="28"/>
+          <w:szCs w:val="28"/>
+        </w:rPr>
         <w:t xml:space="preserve">Боковые/скрытые области: Разделы «Игровые ПК», «Каталог», «Услуги», «Поддержка» изначально скрыты и показываются динамически через </w:t>
       </w:r>
       <w:r>
@@ -7784,7 +9359,163 @@
           <w:sz w:val="28"/>
           <w:szCs w:val="28"/>
         </w:rPr>
-        <w:t>Модальные окна: Используются для отображения корзины и конструктора ПК, появляясь поверх основного контента.</w:t>
+        <w:t>Модальные окна</w:t>
+      </w:r>
+      <w:proofErr w:type="gramStart"/>
+      <w:r>
+        <w:rPr>
+          <w:rFonts w:ascii="Times New Roman" w:hAnsi="Times New Roman" w:cs="Times New Roman"/>
+          <w:sz w:val="28"/>
+          <w:szCs w:val="28"/>
+        </w:rPr>
+        <w:t>: Используются</w:t>
+      </w:r>
+      <w:proofErr w:type="gramEnd"/>
+      <w:r>
+        <w:rPr>
+          <w:rFonts w:ascii="Times New Roman" w:hAnsi="Times New Roman" w:cs="Times New Roman"/>
+          <w:sz w:val="28"/>
+          <w:szCs w:val="28"/>
+        </w:rPr>
+        <w:t xml:space="preserve"> для отображения корзины и конструктора ПК, появляясь поверх основного контента.</w:t>
+      </w:r>
+    </w:p>
+    <w:p>
+      <w:pPr>
+        <w:keepNext/>
+      </w:pPr>
+      <w:r>
+        <w:rPr>
+          <w:rFonts w:ascii="Times New Roman" w:hAnsi="Times New Roman" w:cs="Times New Roman"/>
+          <w:sz w:val="28"/>
+          <w:szCs w:val="28"/>
+        </w:rPr>
+        <w:drawing>
+          <wp:inline distT="0" distB="0" distL="0" distR="0" wp14:anchorId="628F7FF9" wp14:editId="025ADC86">
+            <wp:extent cx="5940425" cy="1884045"/>
+            <wp:effectExtent l="0" t="0" r="3175" b="1905"/>
+            <wp:docPr id="8" name="Рисунок 8"/>
+            <wp:cNvGraphicFramePr>
+              <a:graphicFrameLocks xmlns:a="http://schemas.openxmlformats.org/drawingml/2006/main" noChangeAspect="1"/>
+            </wp:cNvGraphicFramePr>
+            <a:graphic xmlns:a="http://schemas.openxmlformats.org/drawingml/2006/main">
+              <a:graphicData uri="http://schemas.openxmlformats.org/drawingml/2006/picture">
+                <pic:pic xmlns:pic="http://schemas.openxmlformats.org/drawingml/2006/picture">
+                  <pic:nvPicPr>
+                    <pic:cNvPr id="1" name=""/>
+                    <pic:cNvPicPr/>
+                  </pic:nvPicPr>
+                  <pic:blipFill>
+                    <a:blip r:embed="rId12"/>
+                    <a:stretch>
+                      <a:fillRect/>
+                    </a:stretch>
+                  </pic:blipFill>
+                  <pic:spPr>
+                    <a:xfrm>
+                      <a:off x="0" y="0"/>
+                      <a:ext cx="5940425" cy="1884045"/>
+                    </a:xfrm>
+                    <a:prstGeom prst="rect">
+                      <a:avLst/>
+                    </a:prstGeom>
+                  </pic:spPr>
+                </pic:pic>
+              </a:graphicData>
+            </a:graphic>
+          </wp:inline>
+        </w:drawing>
+      </w:r>
+    </w:p>
+    <w:p>
+      <w:pPr>
+        <w:pStyle w:val="ab"/>
+        <w:rPr>
+          <w:rFonts w:ascii="Times New Roman" w:hAnsi="Times New Roman" w:cs="Times New Roman"/>
+          <w:i w:val="0"/>
+          <w:iCs w:val="0"/>
+          <w:color w:val="auto"/>
+          <w:sz w:val="24"/>
+          <w:szCs w:val="24"/>
+        </w:rPr>
+      </w:pPr>
+      <w:r>
+        <w:rPr>
+          <w:rFonts w:ascii="Times New Roman" w:hAnsi="Times New Roman" w:cs="Times New Roman"/>
+          <w:i w:val="0"/>
+          <w:iCs w:val="0"/>
+          <w:color w:val="auto"/>
+          <w:sz w:val="24"/>
+          <w:szCs w:val="24"/>
+        </w:rPr>
+        <w:t xml:space="preserve">Рисунок </w:t>
+      </w:r>
+      <w:r>
+        <w:rPr>
+          <w:rFonts w:ascii="Times New Roman" w:hAnsi="Times New Roman" w:cs="Times New Roman"/>
+          <w:i w:val="0"/>
+          <w:iCs w:val="0"/>
+          <w:color w:val="auto"/>
+          <w:sz w:val="24"/>
+          <w:szCs w:val="24"/>
+        </w:rPr>
+        <w:fldChar w:fldCharType="begin"/>
+      </w:r>
+      <w:r>
+        <w:rPr>
+          <w:rFonts w:ascii="Times New Roman" w:hAnsi="Times New Roman" w:cs="Times New Roman"/>
+          <w:i w:val="0"/>
+          <w:iCs w:val="0"/>
+          <w:color w:val="auto"/>
+          <w:sz w:val="24"/>
+          <w:szCs w:val="24"/>
+        </w:rPr>
+        <w:instrText xml:space="preserve"> SEQ Рисунок \* ARABIC </w:instrText>
+      </w:r>
+      <w:r>
+        <w:rPr>
+          <w:rFonts w:ascii="Times New Roman" w:hAnsi="Times New Roman" w:cs="Times New Roman"/>
+          <w:i w:val="0"/>
+          <w:iCs w:val="0"/>
+          <w:color w:val="auto"/>
+          <w:sz w:val="24"/>
+          <w:szCs w:val="24"/>
+        </w:rPr>
+        <w:fldChar w:fldCharType="separate"/>
+      </w:r>
+      <w:r>
+        <w:rPr>
+          <w:rFonts w:ascii="Times New Roman" w:hAnsi="Times New Roman" w:cs="Times New Roman"/>
+          <w:i w:val="0"/>
+          <w:iCs w:val="0"/>
+          <w:noProof/>
+          <w:color w:val="auto"/>
+          <w:sz w:val="24"/>
+          <w:szCs w:val="24"/>
+        </w:rPr>
+        <w:t>5</w:t>
+      </w:r>
+      <w:r>
+        <w:rPr>
+          <w:rFonts w:ascii="Times New Roman" w:hAnsi="Times New Roman" w:cs="Times New Roman"/>
+          <w:i w:val="0"/>
+          <w:iCs w:val="0"/>
+          <w:color w:val="auto"/>
+          <w:sz w:val="24"/>
+          <w:szCs w:val="24"/>
+        </w:rPr>
+        <w:fldChar w:fldCharType="end"/>
+      </w:r>
+      <w:r>
+        <w:rPr>
+          <w:rFonts w:ascii="Times New Roman" w:hAnsi="Times New Roman" w:cs="Times New Roman"/>
+          <w:i w:val="0"/>
+          <w:iCs w:val="0"/>
+          <w:color w:val="auto"/>
+          <w:sz w:val="24"/>
+          <w:szCs w:val="24"/>
+        </w:rPr>
+        <w:t xml:space="preserve"> - Внешний вид пустой корзины</w:t>
       </w:r>
     </w:p>
     <w:p>
@@ -7809,6 +9540,7 @@
           <w:sz w:val="24"/>
           <w:szCs w:val="24"/>
         </w:rPr>
+        <w:lastRenderedPageBreak/>
         <w:t xml:space="preserve">Таблица </w:t>
       </w:r>
       <w:r>
@@ -8709,7 +10441,6 @@
           <w:sz w:val="28"/>
           <w:szCs w:val="28"/>
         </w:rPr>
-        <w:lastRenderedPageBreak/>
         <w:t>Полупрозрачный фон с затемнением.</w:t>
       </w:r>
     </w:p>
@@ -8789,6 +10520,7 @@
           <w:sz w:val="28"/>
           <w:szCs w:val="28"/>
         </w:rPr>
+        <w:lastRenderedPageBreak/>
         <w:t>Доступ к административной панели осуществляется по паролю. В приложении реализована простая, но эффективная система:</w:t>
       </w:r>
     </w:p>
@@ -8910,6 +10642,7 @@
         </w:rPr>
         <w:t xml:space="preserve"> обновляется (</w:t>
       </w:r>
+      <w:proofErr w:type="gramStart"/>
       <w:r>
         <w:rPr>
           <w:rFonts w:ascii="Times New Roman" w:hAnsi="Times New Roman" w:cs="Times New Roman"/>
@@ -8936,6 +10669,7 @@
         </w:rPr>
         <w:t>location</w:t>
       </w:r>
+      <w:proofErr w:type="gramEnd"/>
       <w:r>
         <w:rPr>
           <w:rFonts w:ascii="Times New Roman" w:hAnsi="Times New Roman" w:cs="Times New Roman"/>
@@ -9078,7 +10812,25 @@
           <w:sz w:val="28"/>
           <w:szCs w:val="28"/>
         </w:rPr>
-        <w:t xml:space="preserve">Таблицу существующих товаров: Отображает список товаров с возможностью удалить каждый из них или изменить его изображение (через всплывающее окно с запросом </w:t>
+        <w:t>Таблицу существующих товаров</w:t>
+      </w:r>
+      <w:proofErr w:type="gramStart"/>
+      <w:r>
+        <w:rPr>
+          <w:rFonts w:ascii="Times New Roman" w:hAnsi="Times New Roman" w:cs="Times New Roman"/>
+          <w:sz w:val="28"/>
+          <w:szCs w:val="28"/>
+        </w:rPr>
+        <w:t>: Отображает</w:t>
+      </w:r>
+      <w:proofErr w:type="gramEnd"/>
+      <w:r>
+        <w:rPr>
+          <w:rFonts w:ascii="Times New Roman" w:hAnsi="Times New Roman" w:cs="Times New Roman"/>
+          <w:sz w:val="28"/>
+          <w:szCs w:val="28"/>
+        </w:rPr>
+        <w:t xml:space="preserve"> список товаров с возможностью удалить каждый из них или изменить его изображение (через всплывающее окно с запросом </w:t>
       </w:r>
       <w:r>
         <w:rPr>
@@ -9249,16 +11001,7 @@
           <w:sz w:val="28"/>
           <w:szCs w:val="28"/>
         </w:rPr>
-        <w:t xml:space="preserve">, определены компоненты страницы и их взаимное расположение. </w:t>
-      </w:r>
-      <w:r>
-        <w:rPr>
-          <w:rFonts w:ascii="Times New Roman" w:hAnsi="Times New Roman" w:cs="Times New Roman"/>
-          <w:sz w:val="28"/>
-          <w:szCs w:val="28"/>
-        </w:rPr>
-        <w:lastRenderedPageBreak/>
-        <w:t>Разработана система авторизации в админ-панель на основе пароля. Спроектирована административная панель, включающая функционал добавления, удаления и редактирования товаров с поддержкой изображений. Полученные проектные решения являются основой для практической реализации приложения, изложенной в третьей главе.</w:t>
+        <w:t>, определены компоненты страницы и их взаимное расположение. Разработана система авторизации в админ-панель на основе пароля. Спроектирована административная панель, включающая функционал добавления, удаления и редактирования товаров с поддержкой изображений. Полученные проектные решения являются основой для практической реализации приложения, изложенной в третьей главе.</w:t>
       </w:r>
     </w:p>
     <w:p>
@@ -9284,6 +11027,7 @@
           <w:sz w:val="28"/>
           <w:szCs w:val="28"/>
         </w:rPr>
+        <w:lastRenderedPageBreak/>
         <w:t>Реализация интернет-магазина игровых компьютеров</w:t>
       </w:r>
       <w:bookmarkEnd w:id="4"/>
@@ -9510,6 +11254,7 @@
         <w:t xml:space="preserve">При загрузке приложения вызывается функция </w:t>
       </w:r>
       <w:proofErr w:type="spellStart"/>
+      <w:proofErr w:type="gramStart"/>
       <w:r>
         <w:rPr>
           <w:rFonts w:ascii="Times New Roman" w:hAnsi="Times New Roman" w:cs="Times New Roman"/>
@@ -9526,7 +11271,16 @@
           <w:sz w:val="28"/>
           <w:szCs w:val="28"/>
         </w:rPr>
-        <w:t xml:space="preserve">(), которая пытается получить данные из </w:t>
+        <w:t>(</w:t>
+      </w:r>
+      <w:proofErr w:type="gramEnd"/>
+      <w:r>
+        <w:rPr>
+          <w:rFonts w:ascii="Times New Roman" w:hAnsi="Times New Roman" w:cs="Times New Roman"/>
+          <w:sz w:val="28"/>
+          <w:szCs w:val="28"/>
+        </w:rPr>
+        <w:t xml:space="preserve">), которая пытается получить данные из </w:t>
       </w:r>
       <w:proofErr w:type="spellStart"/>
       <w:r>
@@ -9774,6 +11528,7 @@
         <w:t xml:space="preserve">function </w:t>
       </w:r>
       <w:proofErr w:type="spellStart"/>
+      <w:proofErr w:type="gramStart"/>
       <w:r>
         <w:rPr>
           <w:rFonts w:ascii="Times New Roman" w:hAnsi="Times New Roman" w:cs="Times New Roman"/>
@@ -9791,7 +11546,17 @@
           <w:szCs w:val="28"/>
           <w:lang w:val="en-US"/>
         </w:rPr>
-        <w:t>() {</w:t>
+        <w:t>(</w:t>
+      </w:r>
+      <w:proofErr w:type="gramEnd"/>
+      <w:r>
+        <w:rPr>
+          <w:rFonts w:ascii="Times New Roman" w:hAnsi="Times New Roman" w:cs="Times New Roman"/>
+          <w:sz w:val="28"/>
+          <w:szCs w:val="28"/>
+          <w:lang w:val="en-US"/>
+        </w:rPr>
+        <w:t>) {</w:t>
       </w:r>
     </w:p>
     <w:p>
@@ -10126,37 +11891,357 @@
           <w:szCs w:val="28"/>
           <w:lang w:val="en-US"/>
         </w:rPr>
+        <w:t>}</w:t>
+      </w:r>
+    </w:p>
+    <w:p>
+      <w:pPr>
+        <w:rPr>
+          <w:rFonts w:ascii="Times New Roman" w:hAnsi="Times New Roman" w:cs="Times New Roman"/>
+          <w:sz w:val="28"/>
+          <w:szCs w:val="28"/>
+          <w:lang w:val="en-US"/>
+        </w:rPr>
+      </w:pPr>
+      <w:r>
+        <w:rPr>
+          <w:rFonts w:ascii="Times New Roman" w:hAnsi="Times New Roman" w:cs="Times New Roman"/>
+          <w:sz w:val="28"/>
+          <w:szCs w:val="28"/>
+          <w:lang w:val="en-US"/>
+        </w:rPr>
+        <w:t xml:space="preserve">function </w:t>
+      </w:r>
+      <w:proofErr w:type="spellStart"/>
+      <w:proofErr w:type="gramStart"/>
+      <w:r>
+        <w:rPr>
+          <w:rFonts w:ascii="Times New Roman" w:hAnsi="Times New Roman" w:cs="Times New Roman"/>
+          <w:sz w:val="28"/>
+          <w:szCs w:val="28"/>
+          <w:lang w:val="en-US"/>
+        </w:rPr>
+        <w:t>saveProducts</w:t>
+      </w:r>
+      <w:proofErr w:type="spellEnd"/>
+      <w:r>
+        <w:rPr>
+          <w:rFonts w:ascii="Times New Roman" w:hAnsi="Times New Roman" w:cs="Times New Roman"/>
+          <w:sz w:val="28"/>
+          <w:szCs w:val="28"/>
+          <w:lang w:val="en-US"/>
+        </w:rPr>
+        <w:t>(</w:t>
+      </w:r>
+      <w:proofErr w:type="gramEnd"/>
+      <w:r>
+        <w:rPr>
+          <w:rFonts w:ascii="Times New Roman" w:hAnsi="Times New Roman" w:cs="Times New Roman"/>
+          <w:sz w:val="28"/>
+          <w:szCs w:val="28"/>
+          <w:lang w:val="en-US"/>
+        </w:rPr>
+        <w:t>) {</w:t>
+      </w:r>
+    </w:p>
+    <w:p>
+      <w:pPr>
+        <w:rPr>
+          <w:rFonts w:ascii="Times New Roman" w:hAnsi="Times New Roman" w:cs="Times New Roman"/>
+          <w:sz w:val="28"/>
+          <w:szCs w:val="28"/>
+          <w:lang w:val="en-US"/>
+        </w:rPr>
+      </w:pPr>
+      <w:r>
+        <w:rPr>
+          <w:rFonts w:ascii="Times New Roman" w:hAnsi="Times New Roman" w:cs="Times New Roman"/>
+          <w:sz w:val="28"/>
+          <w:szCs w:val="28"/>
+          <w:lang w:val="en-US"/>
+        </w:rPr>
+        <w:t xml:space="preserve">    </w:t>
+      </w:r>
+      <w:proofErr w:type="spellStart"/>
+      <w:r>
+        <w:rPr>
+          <w:rFonts w:ascii="Times New Roman" w:hAnsi="Times New Roman" w:cs="Times New Roman"/>
+          <w:sz w:val="28"/>
+          <w:szCs w:val="28"/>
+          <w:lang w:val="en-US"/>
+        </w:rPr>
+        <w:t>localStorage.setItem</w:t>
+      </w:r>
+      <w:proofErr w:type="spellEnd"/>
+      <w:r>
+        <w:rPr>
+          <w:rFonts w:ascii="Times New Roman" w:hAnsi="Times New Roman" w:cs="Times New Roman"/>
+          <w:sz w:val="28"/>
+          <w:szCs w:val="28"/>
+          <w:lang w:val="en-US"/>
+        </w:rPr>
+        <w:t>('</w:t>
+      </w:r>
+      <w:proofErr w:type="spellStart"/>
+      <w:r>
+        <w:rPr>
+          <w:rFonts w:ascii="Times New Roman" w:hAnsi="Times New Roman" w:cs="Times New Roman"/>
+          <w:sz w:val="28"/>
+          <w:szCs w:val="28"/>
+          <w:lang w:val="en-US"/>
+        </w:rPr>
+        <w:t>turboPcProducts</w:t>
+      </w:r>
+      <w:proofErr w:type="spellEnd"/>
+      <w:r>
+        <w:rPr>
+          <w:rFonts w:ascii="Times New Roman" w:hAnsi="Times New Roman" w:cs="Times New Roman"/>
+          <w:sz w:val="28"/>
+          <w:szCs w:val="28"/>
+          <w:lang w:val="en-US"/>
+        </w:rPr>
+        <w:t xml:space="preserve">', </w:t>
+      </w:r>
+      <w:proofErr w:type="spellStart"/>
+      <w:r>
+        <w:rPr>
+          <w:rFonts w:ascii="Times New Roman" w:hAnsi="Times New Roman" w:cs="Times New Roman"/>
+          <w:sz w:val="28"/>
+          <w:szCs w:val="28"/>
+          <w:lang w:val="en-US"/>
+        </w:rPr>
+        <w:t>JSON.stringify</w:t>
+      </w:r>
+      <w:proofErr w:type="spellEnd"/>
+      <w:r>
+        <w:rPr>
+          <w:rFonts w:ascii="Times New Roman" w:hAnsi="Times New Roman" w:cs="Times New Roman"/>
+          <w:sz w:val="28"/>
+          <w:szCs w:val="28"/>
+          <w:lang w:val="en-US"/>
+        </w:rPr>
+        <w:t>(products));</w:t>
+      </w:r>
+    </w:p>
+    <w:p>
+      <w:pPr>
+        <w:rPr>
+          <w:rFonts w:ascii="Times New Roman" w:hAnsi="Times New Roman" w:cs="Times New Roman"/>
+          <w:sz w:val="28"/>
+          <w:szCs w:val="28"/>
+          <w:lang w:val="en-US"/>
+        </w:rPr>
+      </w:pPr>
+      <w:r>
+        <w:rPr>
+          <w:rFonts w:ascii="Times New Roman" w:hAnsi="Times New Roman" w:cs="Times New Roman"/>
+          <w:sz w:val="28"/>
+          <w:szCs w:val="28"/>
+          <w:lang w:val="en-US"/>
+        </w:rPr>
+        <w:t>}</w:t>
+      </w:r>
+    </w:p>
+    <w:p>
+      <w:pPr>
+        <w:rPr>
+          <w:rFonts w:ascii="Times New Roman" w:hAnsi="Times New Roman" w:cs="Times New Roman"/>
+          <w:sz w:val="28"/>
+          <w:szCs w:val="28"/>
+          <w:lang w:val="en-US"/>
+        </w:rPr>
+      </w:pPr>
+      <w:r>
+        <w:rPr>
+          <w:rFonts w:ascii="Times New Roman" w:hAnsi="Times New Roman" w:cs="Times New Roman"/>
+          <w:sz w:val="28"/>
+          <w:szCs w:val="28"/>
+          <w:lang w:val="en-US"/>
+        </w:rPr>
         <w:lastRenderedPageBreak/>
+        <w:t xml:space="preserve">function </w:t>
+      </w:r>
+      <w:proofErr w:type="spellStart"/>
+      <w:proofErr w:type="gramStart"/>
+      <w:r>
+        <w:rPr>
+          <w:rFonts w:ascii="Times New Roman" w:hAnsi="Times New Roman" w:cs="Times New Roman"/>
+          <w:sz w:val="28"/>
+          <w:szCs w:val="28"/>
+          <w:lang w:val="en-US"/>
+        </w:rPr>
+        <w:t>saveCart</w:t>
+      </w:r>
+      <w:proofErr w:type="spellEnd"/>
+      <w:r>
+        <w:rPr>
+          <w:rFonts w:ascii="Times New Roman" w:hAnsi="Times New Roman" w:cs="Times New Roman"/>
+          <w:sz w:val="28"/>
+          <w:szCs w:val="28"/>
+          <w:lang w:val="en-US"/>
+        </w:rPr>
+        <w:t>(</w:t>
+      </w:r>
+      <w:proofErr w:type="gramEnd"/>
+      <w:r>
+        <w:rPr>
+          <w:rFonts w:ascii="Times New Roman" w:hAnsi="Times New Roman" w:cs="Times New Roman"/>
+          <w:sz w:val="28"/>
+          <w:szCs w:val="28"/>
+          <w:lang w:val="en-US"/>
+        </w:rPr>
+        <w:t>) {</w:t>
+      </w:r>
+    </w:p>
+    <w:p>
+      <w:pPr>
+        <w:rPr>
+          <w:rFonts w:ascii="Times New Roman" w:hAnsi="Times New Roman" w:cs="Times New Roman"/>
+          <w:sz w:val="28"/>
+          <w:szCs w:val="28"/>
+          <w:lang w:val="en-US"/>
+        </w:rPr>
+      </w:pPr>
+      <w:r>
+        <w:rPr>
+          <w:rFonts w:ascii="Times New Roman" w:hAnsi="Times New Roman" w:cs="Times New Roman"/>
+          <w:sz w:val="28"/>
+          <w:szCs w:val="28"/>
+          <w:lang w:val="en-US"/>
+        </w:rPr>
+        <w:t xml:space="preserve">    </w:t>
+      </w:r>
+      <w:proofErr w:type="spellStart"/>
+      <w:r>
+        <w:rPr>
+          <w:rFonts w:ascii="Times New Roman" w:hAnsi="Times New Roman" w:cs="Times New Roman"/>
+          <w:sz w:val="28"/>
+          <w:szCs w:val="28"/>
+          <w:lang w:val="en-US"/>
+        </w:rPr>
+        <w:t>localStorage.setItem</w:t>
+      </w:r>
+      <w:proofErr w:type="spellEnd"/>
+      <w:r>
+        <w:rPr>
+          <w:rFonts w:ascii="Times New Roman" w:hAnsi="Times New Roman" w:cs="Times New Roman"/>
+          <w:sz w:val="28"/>
+          <w:szCs w:val="28"/>
+          <w:lang w:val="en-US"/>
+        </w:rPr>
+        <w:t>('</w:t>
+      </w:r>
+      <w:proofErr w:type="spellStart"/>
+      <w:r>
+        <w:rPr>
+          <w:rFonts w:ascii="Times New Roman" w:hAnsi="Times New Roman" w:cs="Times New Roman"/>
+          <w:sz w:val="28"/>
+          <w:szCs w:val="28"/>
+          <w:lang w:val="en-US"/>
+        </w:rPr>
+        <w:t>turboPcCart</w:t>
+      </w:r>
+      <w:proofErr w:type="spellEnd"/>
+      <w:r>
+        <w:rPr>
+          <w:rFonts w:ascii="Times New Roman" w:hAnsi="Times New Roman" w:cs="Times New Roman"/>
+          <w:sz w:val="28"/>
+          <w:szCs w:val="28"/>
+          <w:lang w:val="en-US"/>
+        </w:rPr>
+        <w:t xml:space="preserve">', </w:t>
+      </w:r>
+      <w:proofErr w:type="spellStart"/>
+      <w:r>
+        <w:rPr>
+          <w:rFonts w:ascii="Times New Roman" w:hAnsi="Times New Roman" w:cs="Times New Roman"/>
+          <w:sz w:val="28"/>
+          <w:szCs w:val="28"/>
+          <w:lang w:val="en-US"/>
+        </w:rPr>
+        <w:t>JSON.stringify</w:t>
+      </w:r>
+      <w:proofErr w:type="spellEnd"/>
+      <w:r>
+        <w:rPr>
+          <w:rFonts w:ascii="Times New Roman" w:hAnsi="Times New Roman" w:cs="Times New Roman"/>
+          <w:sz w:val="28"/>
+          <w:szCs w:val="28"/>
+          <w:lang w:val="en-US"/>
+        </w:rPr>
+        <w:t>(cart));</w:t>
+      </w:r>
+    </w:p>
+    <w:p>
+      <w:pPr>
+        <w:rPr>
+          <w:rFonts w:ascii="Times New Roman" w:hAnsi="Times New Roman" w:cs="Times New Roman"/>
+          <w:sz w:val="28"/>
+          <w:szCs w:val="28"/>
+        </w:rPr>
+      </w:pPr>
+      <w:r>
+        <w:rPr>
+          <w:rFonts w:ascii="Times New Roman" w:hAnsi="Times New Roman" w:cs="Times New Roman"/>
+          <w:sz w:val="28"/>
+          <w:szCs w:val="28"/>
+        </w:rPr>
         <w:t>}</w:t>
       </w:r>
     </w:p>
     <w:p>
       <w:pPr>
-        <w:rPr>
-          <w:rFonts w:ascii="Times New Roman" w:hAnsi="Times New Roman" w:cs="Times New Roman"/>
-          <w:sz w:val="28"/>
-          <w:szCs w:val="28"/>
-          <w:lang w:val="en-US"/>
-        </w:rPr>
-      </w:pPr>
-      <w:r>
-        <w:rPr>
-          <w:rFonts w:ascii="Times New Roman" w:hAnsi="Times New Roman" w:cs="Times New Roman"/>
-          <w:sz w:val="28"/>
-          <w:szCs w:val="28"/>
-          <w:lang w:val="en-US"/>
-        </w:rPr>
-        <w:t xml:space="preserve">function </w:t>
-      </w:r>
+        <w:jc w:val="center"/>
+        <w:rPr>
+          <w:rFonts w:ascii="Times New Roman" w:hAnsi="Times New Roman" w:cs="Times New Roman"/>
+          <w:sz w:val="28"/>
+          <w:szCs w:val="28"/>
+        </w:rPr>
+      </w:pPr>
+      <w:r>
+        <w:rPr>
+          <w:rFonts w:ascii="Times New Roman" w:hAnsi="Times New Roman" w:cs="Times New Roman"/>
+          <w:sz w:val="28"/>
+          <w:szCs w:val="28"/>
+        </w:rPr>
+        <w:t>Операции с корзиной</w:t>
+      </w:r>
+    </w:p>
+    <w:p>
+      <w:pPr>
+        <w:rPr>
+          <w:rFonts w:ascii="Times New Roman" w:hAnsi="Times New Roman" w:cs="Times New Roman"/>
+          <w:sz w:val="28"/>
+          <w:szCs w:val="28"/>
+        </w:rPr>
+      </w:pPr>
+      <w:r>
+        <w:rPr>
+          <w:rFonts w:ascii="Times New Roman" w:hAnsi="Times New Roman" w:cs="Times New Roman"/>
+          <w:sz w:val="28"/>
+          <w:szCs w:val="28"/>
+        </w:rPr>
+        <w:t>Реализованы ключевые функции для управления корзиной:</w:t>
+      </w:r>
+    </w:p>
+    <w:p>
+      <w:pPr>
+        <w:rPr>
+          <w:rFonts w:ascii="Times New Roman" w:hAnsi="Times New Roman" w:cs="Times New Roman"/>
+          <w:sz w:val="28"/>
+          <w:szCs w:val="28"/>
+        </w:rPr>
+      </w:pPr>
       <w:proofErr w:type="spellStart"/>
-      <w:r>
-        <w:rPr>
-          <w:rFonts w:ascii="Times New Roman" w:hAnsi="Times New Roman" w:cs="Times New Roman"/>
-          <w:sz w:val="28"/>
-          <w:szCs w:val="28"/>
-          <w:lang w:val="en-US"/>
-        </w:rPr>
-        <w:t>saveProducts</w:t>
+      <w:proofErr w:type="gramStart"/>
+      <w:r>
+        <w:rPr>
+          <w:rFonts w:ascii="Times New Roman" w:hAnsi="Times New Roman" w:cs="Times New Roman"/>
+          <w:sz w:val="28"/>
+          <w:szCs w:val="28"/>
+          <w:lang w:val="en-US"/>
+        </w:rPr>
+        <w:t>addToCart</w:t>
       </w:r>
       <w:proofErr w:type="spellEnd"/>
       <w:r>
@@ -10166,26 +12251,17 @@
           <w:szCs w:val="28"/>
           <w:lang w:val="en-US"/>
         </w:rPr>
-        <w:t>() {</w:t>
-      </w:r>
-    </w:p>
-    <w:p>
-      <w:pPr>
-        <w:rPr>
-          <w:rFonts w:ascii="Times New Roman" w:hAnsi="Times New Roman" w:cs="Times New Roman"/>
-          <w:sz w:val="28"/>
-          <w:szCs w:val="28"/>
-          <w:lang w:val="en-US"/>
-        </w:rPr>
-      </w:pPr>
-      <w:r>
-        <w:rPr>
-          <w:rFonts w:ascii="Times New Roman" w:hAnsi="Times New Roman" w:cs="Times New Roman"/>
-          <w:sz w:val="28"/>
-          <w:szCs w:val="28"/>
-          <w:lang w:val="en-US"/>
-        </w:rPr>
-        <w:t xml:space="preserve">    </w:t>
+        <w:t>(</w:t>
+      </w:r>
+      <w:proofErr w:type="gramEnd"/>
+      <w:r>
+        <w:rPr>
+          <w:rFonts w:ascii="Times New Roman" w:hAnsi="Times New Roman" w:cs="Times New Roman"/>
+          <w:sz w:val="28"/>
+          <w:szCs w:val="28"/>
+          <w:lang w:val="en-US"/>
+        </w:rPr>
+        <w:t xml:space="preserve">name, price, specs, image): </w:t>
       </w:r>
       <w:proofErr w:type="spellStart"/>
       <w:r>
@@ -10195,7 +12271,7 @@
           <w:szCs w:val="28"/>
           <w:lang w:val="en-US"/>
         </w:rPr>
-        <w:t>localStorage.setItem</w:t>
+        <w:t>Добавляет</w:t>
       </w:r>
       <w:proofErr w:type="spellEnd"/>
       <w:r>
@@ -10205,7 +12281,7 @@
           <w:szCs w:val="28"/>
           <w:lang w:val="en-US"/>
         </w:rPr>
-        <w:t>('</w:t>
+        <w:t xml:space="preserve"> </w:t>
       </w:r>
       <w:proofErr w:type="spellStart"/>
       <w:r>
@@ -10215,7 +12291,7 @@
           <w:szCs w:val="28"/>
           <w:lang w:val="en-US"/>
         </w:rPr>
-        <w:t>turboPcProducts</w:t>
+        <w:t>товар</w:t>
       </w:r>
       <w:proofErr w:type="spellEnd"/>
       <w:r>
@@ -10225,7 +12301,7 @@
           <w:szCs w:val="28"/>
           <w:lang w:val="en-US"/>
         </w:rPr>
-        <w:t xml:space="preserve">', </w:t>
+        <w:t xml:space="preserve"> в </w:t>
       </w:r>
       <w:proofErr w:type="spellStart"/>
       <w:r>
@@ -10235,7 +12311,7 @@
           <w:szCs w:val="28"/>
           <w:lang w:val="en-US"/>
         </w:rPr>
-        <w:t>JSON.stringify</w:t>
+        <w:t>корзину</w:t>
       </w:r>
       <w:proofErr w:type="spellEnd"/>
       <w:r>
@@ -10245,46 +12321,59 @@
           <w:szCs w:val="28"/>
           <w:lang w:val="en-US"/>
         </w:rPr>
-        <w:t>(products));</w:t>
-      </w:r>
-    </w:p>
-    <w:p>
-      <w:pPr>
-        <w:rPr>
-          <w:rFonts w:ascii="Times New Roman" w:hAnsi="Times New Roman" w:cs="Times New Roman"/>
-          <w:sz w:val="28"/>
-          <w:szCs w:val="28"/>
-          <w:lang w:val="en-US"/>
-        </w:rPr>
-      </w:pPr>
-      <w:r>
-        <w:rPr>
-          <w:rFonts w:ascii="Times New Roman" w:hAnsi="Times New Roman" w:cs="Times New Roman"/>
-          <w:sz w:val="28"/>
-          <w:szCs w:val="28"/>
-          <w:lang w:val="en-US"/>
-        </w:rPr>
-        <w:t>}</w:t>
-      </w:r>
-    </w:p>
-    <w:p>
-      <w:pPr>
-        <w:rPr>
-          <w:rFonts w:ascii="Times New Roman" w:hAnsi="Times New Roman" w:cs="Times New Roman"/>
-          <w:sz w:val="28"/>
-          <w:szCs w:val="28"/>
-          <w:lang w:val="en-US"/>
-        </w:rPr>
-      </w:pPr>
-      <w:r>
-        <w:rPr>
-          <w:rFonts w:ascii="Times New Roman" w:hAnsi="Times New Roman" w:cs="Times New Roman"/>
-          <w:sz w:val="28"/>
-          <w:szCs w:val="28"/>
-          <w:lang w:val="en-US"/>
-        </w:rPr>
-        <w:t xml:space="preserve">function </w:t>
-      </w:r>
+        <w:t xml:space="preserve">. </w:t>
+      </w:r>
+      <w:r>
+        <w:rPr>
+          <w:rFonts w:ascii="Times New Roman" w:hAnsi="Times New Roman" w:cs="Times New Roman"/>
+          <w:sz w:val="28"/>
+          <w:szCs w:val="28"/>
+        </w:rPr>
+        <w:t xml:space="preserve">Если товар с такими же </w:t>
+      </w:r>
+      <w:r>
+        <w:rPr>
+          <w:rFonts w:ascii="Times New Roman" w:hAnsi="Times New Roman" w:cs="Times New Roman"/>
+          <w:sz w:val="28"/>
+          <w:szCs w:val="28"/>
+          <w:lang w:val="en-US"/>
+        </w:rPr>
+        <w:t>name</w:t>
+      </w:r>
+      <w:r>
+        <w:rPr>
+          <w:rFonts w:ascii="Times New Roman" w:hAnsi="Times New Roman" w:cs="Times New Roman"/>
+          <w:sz w:val="28"/>
+          <w:szCs w:val="28"/>
+        </w:rPr>
+        <w:t xml:space="preserve"> и </w:t>
+      </w:r>
+      <w:r>
+        <w:rPr>
+          <w:rFonts w:ascii="Times New Roman" w:hAnsi="Times New Roman" w:cs="Times New Roman"/>
+          <w:sz w:val="28"/>
+          <w:szCs w:val="28"/>
+          <w:lang w:val="en-US"/>
+        </w:rPr>
+        <w:t>specs</w:t>
+      </w:r>
+      <w:r>
+        <w:rPr>
+          <w:rFonts w:ascii="Times New Roman" w:hAnsi="Times New Roman" w:cs="Times New Roman"/>
+          <w:sz w:val="28"/>
+          <w:szCs w:val="28"/>
+        </w:rPr>
+        <w:t xml:space="preserve"> уже существует, увеличивает его количество.</w:t>
+      </w:r>
+    </w:p>
+    <w:p>
+      <w:pPr>
+        <w:rPr>
+          <w:rFonts w:ascii="Times New Roman" w:hAnsi="Times New Roman" w:cs="Times New Roman"/>
+          <w:sz w:val="28"/>
+          <w:szCs w:val="28"/>
+        </w:rPr>
+      </w:pPr>
       <w:proofErr w:type="spellStart"/>
       <w:r>
         <w:rPr>
@@ -10293,7 +12382,7 @@
           <w:szCs w:val="28"/>
           <w:lang w:val="en-US"/>
         </w:rPr>
-        <w:t>saveCart</w:t>
+        <w:t>removeFromCart</w:t>
       </w:r>
       <w:proofErr w:type="spellEnd"/>
       <w:r>
@@ -10301,38 +12390,45 @@
           <w:rFonts w:ascii="Times New Roman" w:hAnsi="Times New Roman" w:cs="Times New Roman"/>
           <w:sz w:val="28"/>
           <w:szCs w:val="28"/>
-          <w:lang w:val="en-US"/>
-        </w:rPr>
-        <w:t>() {</w:t>
-      </w:r>
-    </w:p>
-    <w:p>
-      <w:pPr>
-        <w:rPr>
-          <w:rFonts w:ascii="Times New Roman" w:hAnsi="Times New Roman" w:cs="Times New Roman"/>
-          <w:sz w:val="28"/>
-          <w:szCs w:val="28"/>
-          <w:lang w:val="en-US"/>
-        </w:rPr>
-      </w:pPr>
-      <w:r>
-        <w:rPr>
-          <w:rFonts w:ascii="Times New Roman" w:hAnsi="Times New Roman" w:cs="Times New Roman"/>
-          <w:sz w:val="28"/>
-          <w:szCs w:val="28"/>
-          <w:lang w:val="en-US"/>
-        </w:rPr>
-        <w:t xml:space="preserve">    </w:t>
-      </w:r>
+        </w:rPr>
+        <w:t>(</w:t>
+      </w:r>
+      <w:r>
+        <w:rPr>
+          <w:rFonts w:ascii="Times New Roman" w:hAnsi="Times New Roman" w:cs="Times New Roman"/>
+          <w:sz w:val="28"/>
+          <w:szCs w:val="28"/>
+          <w:lang w:val="en-US"/>
+        </w:rPr>
+        <w:t>index</w:t>
+      </w:r>
+      <w:r>
+        <w:rPr>
+          <w:rFonts w:ascii="Times New Roman" w:hAnsi="Times New Roman" w:cs="Times New Roman"/>
+          <w:sz w:val="28"/>
+          <w:szCs w:val="28"/>
+        </w:rPr>
+        <w:t>): Удаляет элемент из корзины по индексу.</w:t>
+      </w:r>
+    </w:p>
+    <w:p>
+      <w:pPr>
+        <w:rPr>
+          <w:rFonts w:ascii="Times New Roman" w:hAnsi="Times New Roman" w:cs="Times New Roman"/>
+          <w:sz w:val="28"/>
+          <w:szCs w:val="28"/>
+        </w:rPr>
+      </w:pPr>
       <w:proofErr w:type="spellStart"/>
-      <w:r>
-        <w:rPr>
-          <w:rFonts w:ascii="Times New Roman" w:hAnsi="Times New Roman" w:cs="Times New Roman"/>
-          <w:sz w:val="28"/>
-          <w:szCs w:val="28"/>
-          <w:lang w:val="en-US"/>
-        </w:rPr>
-        <w:t>localStorage.setItem</w:t>
+      <w:proofErr w:type="gramStart"/>
+      <w:r>
+        <w:rPr>
+          <w:rFonts w:ascii="Times New Roman" w:hAnsi="Times New Roman" w:cs="Times New Roman"/>
+          <w:sz w:val="28"/>
+          <w:szCs w:val="28"/>
+          <w:lang w:val="en-US"/>
+        </w:rPr>
+        <w:t>clearCart</w:t>
       </w:r>
       <w:proofErr w:type="spellEnd"/>
       <w:r>
@@ -10340,19 +12436,37 @@
           <w:rFonts w:ascii="Times New Roman" w:hAnsi="Times New Roman" w:cs="Times New Roman"/>
           <w:sz w:val="28"/>
           <w:szCs w:val="28"/>
-          <w:lang w:val="en-US"/>
-        </w:rPr>
-        <w:t>('</w:t>
-      </w:r>
+        </w:rPr>
+        <w:t>(</w:t>
+      </w:r>
+      <w:proofErr w:type="gramEnd"/>
+      <w:r>
+        <w:rPr>
+          <w:rFonts w:ascii="Times New Roman" w:hAnsi="Times New Roman" w:cs="Times New Roman"/>
+          <w:sz w:val="28"/>
+          <w:szCs w:val="28"/>
+        </w:rPr>
+        <w:t>): Очищает всю корзину после подтверждения.</w:t>
+      </w:r>
+    </w:p>
+    <w:p>
+      <w:pPr>
+        <w:rPr>
+          <w:rFonts w:ascii="Times New Roman" w:hAnsi="Times New Roman" w:cs="Times New Roman"/>
+          <w:sz w:val="28"/>
+          <w:szCs w:val="28"/>
+        </w:rPr>
+      </w:pPr>
       <w:proofErr w:type="spellStart"/>
-      <w:r>
-        <w:rPr>
-          <w:rFonts w:ascii="Times New Roman" w:hAnsi="Times New Roman" w:cs="Times New Roman"/>
-          <w:sz w:val="28"/>
-          <w:szCs w:val="28"/>
-          <w:lang w:val="en-US"/>
-        </w:rPr>
-        <w:t>turboPcCart</w:t>
+      <w:proofErr w:type="gramStart"/>
+      <w:r>
+        <w:rPr>
+          <w:rFonts w:ascii="Times New Roman" w:hAnsi="Times New Roman" w:cs="Times New Roman"/>
+          <w:sz w:val="28"/>
+          <w:szCs w:val="28"/>
+          <w:lang w:val="en-US"/>
+        </w:rPr>
+        <w:t>updateCartCounter</w:t>
       </w:r>
       <w:proofErr w:type="spellEnd"/>
       <w:r>
@@ -10360,19 +12474,37 @@
           <w:rFonts w:ascii="Times New Roman" w:hAnsi="Times New Roman" w:cs="Times New Roman"/>
           <w:sz w:val="28"/>
           <w:szCs w:val="28"/>
-          <w:lang w:val="en-US"/>
-        </w:rPr>
-        <w:t xml:space="preserve">', </w:t>
-      </w:r>
+        </w:rPr>
+        <w:t>(</w:t>
+      </w:r>
+      <w:proofErr w:type="gramEnd"/>
+      <w:r>
+        <w:rPr>
+          <w:rFonts w:ascii="Times New Roman" w:hAnsi="Times New Roman" w:cs="Times New Roman"/>
+          <w:sz w:val="28"/>
+          <w:szCs w:val="28"/>
+        </w:rPr>
+        <w:t>): Обновляет отображение количества товаров в иконке корзины.</w:t>
+      </w:r>
+    </w:p>
+    <w:p>
+      <w:pPr>
+        <w:rPr>
+          <w:rFonts w:ascii="Times New Roman" w:hAnsi="Times New Roman" w:cs="Times New Roman"/>
+          <w:sz w:val="28"/>
+          <w:szCs w:val="28"/>
+        </w:rPr>
+      </w:pPr>
       <w:proofErr w:type="spellStart"/>
-      <w:r>
-        <w:rPr>
-          <w:rFonts w:ascii="Times New Roman" w:hAnsi="Times New Roman" w:cs="Times New Roman"/>
-          <w:sz w:val="28"/>
-          <w:szCs w:val="28"/>
-          <w:lang w:val="en-US"/>
-        </w:rPr>
-        <w:t>JSON.stringify</w:t>
+      <w:proofErr w:type="gramStart"/>
+      <w:r>
+        <w:rPr>
+          <w:rFonts w:ascii="Times New Roman" w:hAnsi="Times New Roman" w:cs="Times New Roman"/>
+          <w:sz w:val="28"/>
+          <w:szCs w:val="28"/>
+          <w:lang w:val="en-US"/>
+        </w:rPr>
+        <w:t>renderCartModal</w:t>
       </w:r>
       <w:proofErr w:type="spellEnd"/>
       <w:r>
@@ -10380,61 +12512,209 @@
           <w:rFonts w:ascii="Times New Roman" w:hAnsi="Times New Roman" w:cs="Times New Roman"/>
           <w:sz w:val="28"/>
           <w:szCs w:val="28"/>
-          <w:lang w:val="en-US"/>
-        </w:rPr>
-        <w:t>(cart));</w:t>
-      </w:r>
-    </w:p>
-    <w:p>
-      <w:pPr>
-        <w:rPr>
-          <w:rFonts w:ascii="Times New Roman" w:hAnsi="Times New Roman" w:cs="Times New Roman"/>
-          <w:sz w:val="28"/>
-          <w:szCs w:val="28"/>
-        </w:rPr>
-      </w:pPr>
-      <w:r>
-        <w:rPr>
-          <w:rFonts w:ascii="Times New Roman" w:hAnsi="Times New Roman" w:cs="Times New Roman"/>
-          <w:sz w:val="28"/>
-          <w:szCs w:val="28"/>
-        </w:rPr>
-        <w:t>}</w:t>
-      </w:r>
-    </w:p>
-    <w:p>
-      <w:pPr>
+        </w:rPr>
+        <w:t>(</w:t>
+      </w:r>
+      <w:proofErr w:type="gramEnd"/>
+      <w:r>
+        <w:rPr>
+          <w:rFonts w:ascii="Times New Roman" w:hAnsi="Times New Roman" w:cs="Times New Roman"/>
+          <w:sz w:val="28"/>
+          <w:szCs w:val="28"/>
+        </w:rPr>
+        <w:t>): Динамически отображает содержимое корзины в модальном окне.</w:t>
+      </w:r>
+    </w:p>
+    <w:p>
+      <w:pPr>
+        <w:keepNext/>
         <w:jc w:val="center"/>
-        <w:rPr>
-          <w:rFonts w:ascii="Times New Roman" w:hAnsi="Times New Roman" w:cs="Times New Roman"/>
-          <w:sz w:val="28"/>
-          <w:szCs w:val="28"/>
-        </w:rPr>
-      </w:pPr>
-      <w:r>
-        <w:rPr>
-          <w:rFonts w:ascii="Times New Roman" w:hAnsi="Times New Roman" w:cs="Times New Roman"/>
-          <w:sz w:val="28"/>
-          <w:szCs w:val="28"/>
-        </w:rPr>
-        <w:t>Операции с корзиной</w:t>
-      </w:r>
-    </w:p>
-    <w:p>
-      <w:pPr>
-        <w:rPr>
-          <w:rFonts w:ascii="Times New Roman" w:hAnsi="Times New Roman" w:cs="Times New Roman"/>
-          <w:sz w:val="28"/>
-          <w:szCs w:val="28"/>
-        </w:rPr>
-      </w:pPr>
-      <w:r>
-        <w:rPr>
-          <w:rFonts w:ascii="Times New Roman" w:hAnsi="Times New Roman" w:cs="Times New Roman"/>
-          <w:sz w:val="28"/>
-          <w:szCs w:val="28"/>
-        </w:rPr>
-        <w:t>Реализованы ключевые функции для управления корзиной:</w:t>
+      </w:pPr>
+      <w:r>
+        <w:rPr>
+          <w:rFonts w:ascii="Times New Roman" w:hAnsi="Times New Roman" w:cs="Times New Roman"/>
+          <w:sz w:val="28"/>
+          <w:szCs w:val="28"/>
+        </w:rPr>
+        <w:drawing>
+          <wp:inline distT="0" distB="0" distL="0" distR="0" wp14:anchorId="1641F588" wp14:editId="0182D549">
+            <wp:extent cx="3244490" cy="1042670"/>
+            <wp:effectExtent l="0" t="0" r="0" b="5080"/>
+            <wp:docPr id="9" name="Рисунок 9"/>
+            <wp:cNvGraphicFramePr>
+              <a:graphicFrameLocks xmlns:a="http://schemas.openxmlformats.org/drawingml/2006/main" noChangeAspect="1"/>
+            </wp:cNvGraphicFramePr>
+            <a:graphic xmlns:a="http://schemas.openxmlformats.org/drawingml/2006/main">
+              <a:graphicData uri="http://schemas.openxmlformats.org/drawingml/2006/picture">
+                <pic:pic xmlns:pic="http://schemas.openxmlformats.org/drawingml/2006/picture">
+                  <pic:nvPicPr>
+                    <pic:cNvPr id="1" name=""/>
+                    <pic:cNvPicPr/>
+                  </pic:nvPicPr>
+                  <pic:blipFill>
+                    <a:blip r:embed="rId13"/>
+                    <a:stretch>
+                      <a:fillRect/>
+                    </a:stretch>
+                  </pic:blipFill>
+                  <pic:spPr>
+                    <a:xfrm>
+                      <a:off x="0" y="0"/>
+                      <a:ext cx="3269917" cy="1050841"/>
+                    </a:xfrm>
+                    <a:prstGeom prst="rect">
+                      <a:avLst/>
+                    </a:prstGeom>
+                  </pic:spPr>
+                </pic:pic>
+              </a:graphicData>
+            </a:graphic>
+          </wp:inline>
+        </w:drawing>
+      </w:r>
+    </w:p>
+    <w:p>
+      <w:pPr>
+        <w:pStyle w:val="ab"/>
+        <w:jc w:val="center"/>
+        <w:rPr>
+          <w:rFonts w:ascii="Times New Roman" w:hAnsi="Times New Roman" w:cs="Times New Roman"/>
+          <w:i w:val="0"/>
+          <w:iCs w:val="0"/>
+          <w:color w:val="auto"/>
+          <w:sz w:val="24"/>
+          <w:szCs w:val="24"/>
+        </w:rPr>
+      </w:pPr>
+      <w:r>
+        <w:rPr>
+          <w:rFonts w:ascii="Times New Roman" w:hAnsi="Times New Roman" w:cs="Times New Roman"/>
+          <w:i w:val="0"/>
+          <w:iCs w:val="0"/>
+          <w:color w:val="auto"/>
+          <w:sz w:val="24"/>
+          <w:szCs w:val="24"/>
+        </w:rPr>
+        <w:t xml:space="preserve">Рисунок </w:t>
+      </w:r>
+      <w:r>
+        <w:rPr>
+          <w:rFonts w:ascii="Times New Roman" w:hAnsi="Times New Roman" w:cs="Times New Roman"/>
+          <w:i w:val="0"/>
+          <w:iCs w:val="0"/>
+          <w:color w:val="auto"/>
+          <w:sz w:val="24"/>
+          <w:szCs w:val="24"/>
+        </w:rPr>
+        <w:fldChar w:fldCharType="begin"/>
+      </w:r>
+      <w:r>
+        <w:rPr>
+          <w:rFonts w:ascii="Times New Roman" w:hAnsi="Times New Roman" w:cs="Times New Roman"/>
+          <w:i w:val="0"/>
+          <w:iCs w:val="0"/>
+          <w:color w:val="auto"/>
+          <w:sz w:val="24"/>
+          <w:szCs w:val="24"/>
+        </w:rPr>
+        <w:instrText xml:space="preserve"> SEQ Рисунок \* ARABIC </w:instrText>
+      </w:r>
+      <w:r>
+        <w:rPr>
+          <w:rFonts w:ascii="Times New Roman" w:hAnsi="Times New Roman" w:cs="Times New Roman"/>
+          <w:i w:val="0"/>
+          <w:iCs w:val="0"/>
+          <w:color w:val="auto"/>
+          <w:sz w:val="24"/>
+          <w:szCs w:val="24"/>
+        </w:rPr>
+        <w:fldChar w:fldCharType="separate"/>
+      </w:r>
+      <w:r>
+        <w:rPr>
+          <w:rFonts w:ascii="Times New Roman" w:hAnsi="Times New Roman" w:cs="Times New Roman"/>
+          <w:i w:val="0"/>
+          <w:iCs w:val="0"/>
+          <w:noProof/>
+          <w:color w:val="auto"/>
+          <w:sz w:val="24"/>
+          <w:szCs w:val="24"/>
+        </w:rPr>
+        <w:t>6</w:t>
+      </w:r>
+      <w:r>
+        <w:rPr>
+          <w:rFonts w:ascii="Times New Roman" w:hAnsi="Times New Roman" w:cs="Times New Roman"/>
+          <w:i w:val="0"/>
+          <w:iCs w:val="0"/>
+          <w:color w:val="auto"/>
+          <w:sz w:val="24"/>
+          <w:szCs w:val="24"/>
+        </w:rPr>
+        <w:fldChar w:fldCharType="end"/>
+      </w:r>
+      <w:r>
+        <w:rPr>
+          <w:rFonts w:ascii="Times New Roman" w:hAnsi="Times New Roman" w:cs="Times New Roman"/>
+          <w:i w:val="0"/>
+          <w:iCs w:val="0"/>
+          <w:color w:val="auto"/>
+          <w:sz w:val="24"/>
+          <w:szCs w:val="24"/>
+        </w:rPr>
+        <w:t xml:space="preserve"> - Окно подтверждения очистки корзины</w:t>
+      </w:r>
+    </w:p>
+    <w:p>
+      <w:pPr>
+        <w:jc w:val="center"/>
+        <w:rPr>
+          <w:rFonts w:ascii="Times New Roman" w:hAnsi="Times New Roman" w:cs="Times New Roman"/>
+          <w:sz w:val="28"/>
+          <w:szCs w:val="28"/>
+        </w:rPr>
+      </w:pPr>
+      <w:r>
+        <w:rPr>
+          <w:rFonts w:ascii="Times New Roman" w:hAnsi="Times New Roman" w:cs="Times New Roman"/>
+          <w:sz w:val="28"/>
+          <w:szCs w:val="28"/>
+        </w:rPr>
+        <w:t>Реализация системы модальных окон</w:t>
+      </w:r>
+    </w:p>
+    <w:p>
+      <w:pPr>
+        <w:rPr>
+          <w:rFonts w:ascii="Times New Roman" w:hAnsi="Times New Roman" w:cs="Times New Roman"/>
+          <w:sz w:val="28"/>
+          <w:szCs w:val="28"/>
+        </w:rPr>
+      </w:pPr>
+      <w:r>
+        <w:rPr>
+          <w:rFonts w:ascii="Times New Roman" w:hAnsi="Times New Roman" w:cs="Times New Roman"/>
+          <w:sz w:val="28"/>
+          <w:szCs w:val="28"/>
+        </w:rPr>
+        <w:t xml:space="preserve">Для унификации создания и управления модальными окнами используется подход, основанный на добавлении/удалении класса </w:t>
+      </w:r>
+      <w:r>
+        <w:rPr>
+          <w:rFonts w:ascii="Times New Roman" w:hAnsi="Times New Roman" w:cs="Times New Roman"/>
+          <w:sz w:val="28"/>
+          <w:szCs w:val="28"/>
+          <w:lang w:val="en-US"/>
+        </w:rPr>
+        <w:t>active</w:t>
+      </w:r>
+      <w:r>
+        <w:rPr>
+          <w:rFonts w:ascii="Times New Roman" w:hAnsi="Times New Roman" w:cs="Times New Roman"/>
+          <w:sz w:val="28"/>
+          <w:szCs w:val="28"/>
+        </w:rPr>
+        <w:t>. Базовые функции открытия и закрытия не вынесены в отдельные функции для упрощения кода, но принцип единообразия соблюден:</w:t>
       </w:r>
     </w:p>
     <w:p>
@@ -10446,14 +12726,15 @@
         </w:rPr>
       </w:pPr>
       <w:proofErr w:type="spellStart"/>
-      <w:r>
-        <w:rPr>
-          <w:rFonts w:ascii="Times New Roman" w:hAnsi="Times New Roman" w:cs="Times New Roman"/>
-          <w:sz w:val="28"/>
-          <w:szCs w:val="28"/>
-          <w:lang w:val="en-US"/>
-        </w:rPr>
-        <w:t>addToCart</w:t>
+      <w:proofErr w:type="gramStart"/>
+      <w:r>
+        <w:rPr>
+          <w:rFonts w:ascii="Times New Roman" w:hAnsi="Times New Roman" w:cs="Times New Roman"/>
+          <w:sz w:val="28"/>
+          <w:szCs w:val="28"/>
+          <w:lang w:val="en-US"/>
+        </w:rPr>
+        <w:t>openCartModal</w:t>
       </w:r>
       <w:proofErr w:type="spellEnd"/>
       <w:r>
@@ -10461,9 +12742,34 @@
           <w:rFonts w:ascii="Times New Roman" w:hAnsi="Times New Roman" w:cs="Times New Roman"/>
           <w:sz w:val="28"/>
           <w:szCs w:val="28"/>
-          <w:lang w:val="en-US"/>
-        </w:rPr>
-        <w:t xml:space="preserve">(name, price, specs, image): </w:t>
+        </w:rPr>
+        <w:t>(</w:t>
+      </w:r>
+      <w:proofErr w:type="gramEnd"/>
+      <w:r>
+        <w:rPr>
+          <w:rFonts w:ascii="Times New Roman" w:hAnsi="Times New Roman" w:cs="Times New Roman"/>
+          <w:sz w:val="28"/>
+          <w:szCs w:val="28"/>
+        </w:rPr>
+        <w:t xml:space="preserve">): Находит элемент модального окна корзины, добавляет ему класс </w:t>
+      </w:r>
+      <w:r>
+        <w:rPr>
+          <w:rFonts w:ascii="Times New Roman" w:hAnsi="Times New Roman" w:cs="Times New Roman"/>
+          <w:sz w:val="28"/>
+          <w:szCs w:val="28"/>
+          <w:lang w:val="en-US"/>
+        </w:rPr>
+        <w:t>active</w:t>
+      </w:r>
+      <w:r>
+        <w:rPr>
+          <w:rFonts w:ascii="Times New Roman" w:hAnsi="Times New Roman" w:cs="Times New Roman"/>
+          <w:sz w:val="28"/>
+          <w:szCs w:val="28"/>
+        </w:rPr>
+        <w:t xml:space="preserve">, вызывает </w:t>
       </w:r>
       <w:proofErr w:type="spellStart"/>
       <w:r>
@@ -10473,7 +12779,7 @@
           <w:szCs w:val="28"/>
           <w:lang w:val="en-US"/>
         </w:rPr>
-        <w:t>Добавляет</w:t>
+        <w:t>renderCartModal</w:t>
       </w:r>
       <w:proofErr w:type="spellEnd"/>
       <w:r>
@@ -10481,19 +12787,28 @@
           <w:rFonts w:ascii="Times New Roman" w:hAnsi="Times New Roman" w:cs="Times New Roman"/>
           <w:sz w:val="28"/>
           <w:szCs w:val="28"/>
-          <w:lang w:val="en-US"/>
-        </w:rPr>
-        <w:t xml:space="preserve"> </w:t>
-      </w:r>
+        </w:rPr>
+        <w:t>() для обновления содержимого и блокирует прокрутку страницы.</w:t>
+      </w:r>
+    </w:p>
+    <w:p>
+      <w:pPr>
+        <w:rPr>
+          <w:rFonts w:ascii="Times New Roman" w:hAnsi="Times New Roman" w:cs="Times New Roman"/>
+          <w:sz w:val="28"/>
+          <w:szCs w:val="28"/>
+        </w:rPr>
+      </w:pPr>
       <w:proofErr w:type="spellStart"/>
-      <w:r>
-        <w:rPr>
-          <w:rFonts w:ascii="Times New Roman" w:hAnsi="Times New Roman" w:cs="Times New Roman"/>
-          <w:sz w:val="28"/>
-          <w:szCs w:val="28"/>
-          <w:lang w:val="en-US"/>
-        </w:rPr>
-        <w:t>товар</w:t>
+      <w:proofErr w:type="gramStart"/>
+      <w:r>
+        <w:rPr>
+          <w:rFonts w:ascii="Times New Roman" w:hAnsi="Times New Roman" w:cs="Times New Roman"/>
+          <w:sz w:val="28"/>
+          <w:szCs w:val="28"/>
+          <w:lang w:val="en-US"/>
+        </w:rPr>
+        <w:t>closeCartModal</w:t>
       </w:r>
       <w:proofErr w:type="spellEnd"/>
       <w:r>
@@ -10501,19 +12816,54 @@
           <w:rFonts w:ascii="Times New Roman" w:hAnsi="Times New Roman" w:cs="Times New Roman"/>
           <w:sz w:val="28"/>
           <w:szCs w:val="28"/>
-          <w:lang w:val="en-US"/>
-        </w:rPr>
-        <w:t xml:space="preserve"> в </w:t>
-      </w:r>
+        </w:rPr>
+        <w:t>(</w:t>
+      </w:r>
+      <w:proofErr w:type="gramEnd"/>
+      <w:r>
+        <w:rPr>
+          <w:rFonts w:ascii="Times New Roman" w:hAnsi="Times New Roman" w:cs="Times New Roman"/>
+          <w:sz w:val="28"/>
+          <w:szCs w:val="28"/>
+        </w:rPr>
+        <w:t xml:space="preserve">): Удаляет класс </w:t>
+      </w:r>
+      <w:r>
+        <w:rPr>
+          <w:rFonts w:ascii="Times New Roman" w:hAnsi="Times New Roman" w:cs="Times New Roman"/>
+          <w:sz w:val="28"/>
+          <w:szCs w:val="28"/>
+          <w:lang w:val="en-US"/>
+        </w:rPr>
+        <w:t>active</w:t>
+      </w:r>
+      <w:r>
+        <w:rPr>
+          <w:rFonts w:ascii="Times New Roman" w:hAnsi="Times New Roman" w:cs="Times New Roman"/>
+          <w:sz w:val="28"/>
+          <w:szCs w:val="28"/>
+        </w:rPr>
+        <w:t xml:space="preserve"> и разблокирует прокрутку.</w:t>
+      </w:r>
+    </w:p>
+    <w:p>
+      <w:pPr>
+        <w:rPr>
+          <w:rFonts w:ascii="Times New Roman" w:hAnsi="Times New Roman" w:cs="Times New Roman"/>
+          <w:sz w:val="28"/>
+          <w:szCs w:val="28"/>
+        </w:rPr>
+      </w:pPr>
       <w:proofErr w:type="spellStart"/>
-      <w:r>
-        <w:rPr>
-          <w:rFonts w:ascii="Times New Roman" w:hAnsi="Times New Roman" w:cs="Times New Roman"/>
-          <w:sz w:val="28"/>
-          <w:szCs w:val="28"/>
-          <w:lang w:val="en-US"/>
-        </w:rPr>
-        <w:t>корзину</w:t>
+      <w:proofErr w:type="gramStart"/>
+      <w:r>
+        <w:rPr>
+          <w:rFonts w:ascii="Times New Roman" w:hAnsi="Times New Roman" w:cs="Times New Roman"/>
+          <w:sz w:val="28"/>
+          <w:szCs w:val="28"/>
+          <w:lang w:val="en-US"/>
+        </w:rPr>
+        <w:t>openBuilderModal</w:t>
       </w:r>
       <w:proofErr w:type="spellEnd"/>
       <w:r>
@@ -10521,61 +12871,18 @@
           <w:rFonts w:ascii="Times New Roman" w:hAnsi="Times New Roman" w:cs="Times New Roman"/>
           <w:sz w:val="28"/>
           <w:szCs w:val="28"/>
-          <w:lang w:val="en-US"/>
-        </w:rPr>
-        <w:t xml:space="preserve">. </w:t>
-      </w:r>
-      <w:r>
-        <w:rPr>
-          <w:rFonts w:ascii="Times New Roman" w:hAnsi="Times New Roman" w:cs="Times New Roman"/>
-          <w:sz w:val="28"/>
-          <w:szCs w:val="28"/>
-        </w:rPr>
-        <w:t xml:space="preserve">Если товар с такими же </w:t>
-      </w:r>
-      <w:r>
-        <w:rPr>
-          <w:rFonts w:ascii="Times New Roman" w:hAnsi="Times New Roman" w:cs="Times New Roman"/>
-          <w:sz w:val="28"/>
-          <w:szCs w:val="28"/>
-          <w:lang w:val="en-US"/>
-        </w:rPr>
-        <w:t>name</w:t>
-      </w:r>
-      <w:r>
-        <w:rPr>
-          <w:rFonts w:ascii="Times New Roman" w:hAnsi="Times New Roman" w:cs="Times New Roman"/>
-          <w:sz w:val="28"/>
-          <w:szCs w:val="28"/>
-        </w:rPr>
-        <w:t xml:space="preserve"> и </w:t>
-      </w:r>
-      <w:r>
-        <w:rPr>
-          <w:rFonts w:ascii="Times New Roman" w:hAnsi="Times New Roman" w:cs="Times New Roman"/>
-          <w:sz w:val="28"/>
-          <w:szCs w:val="28"/>
-          <w:lang w:val="en-US"/>
-        </w:rPr>
-        <w:t>specs</w:t>
-      </w:r>
-      <w:r>
-        <w:rPr>
-          <w:rFonts w:ascii="Times New Roman" w:hAnsi="Times New Roman" w:cs="Times New Roman"/>
-          <w:sz w:val="28"/>
-          <w:szCs w:val="28"/>
-        </w:rPr>
-        <w:t xml:space="preserve"> уже существует, увеличивает его количество.</w:t>
-      </w:r>
-    </w:p>
-    <w:p>
-      <w:pPr>
-        <w:rPr>
-          <w:rFonts w:ascii="Times New Roman" w:hAnsi="Times New Roman" w:cs="Times New Roman"/>
-          <w:sz w:val="28"/>
-          <w:szCs w:val="28"/>
-        </w:rPr>
-      </w:pPr>
+        </w:rPr>
+        <w:t>(</w:t>
+      </w:r>
+      <w:proofErr w:type="gramEnd"/>
+      <w:r>
+        <w:rPr>
+          <w:rFonts w:ascii="Times New Roman" w:hAnsi="Times New Roman" w:cs="Times New Roman"/>
+          <w:sz w:val="28"/>
+          <w:szCs w:val="28"/>
+        </w:rPr>
+        <w:t xml:space="preserve">), </w:t>
+      </w:r>
       <w:proofErr w:type="spellStart"/>
       <w:r>
         <w:rPr>
@@ -10584,7 +12891,7 @@
           <w:szCs w:val="28"/>
           <w:lang w:val="en-US"/>
         </w:rPr>
-        <w:t>removeFromCart</w:t>
+        <w:t>closeBuilderModal</w:t>
       </w:r>
       <w:proofErr w:type="spellEnd"/>
       <w:r>
@@ -10593,370 +12900,72 @@
           <w:sz w:val="28"/>
           <w:szCs w:val="28"/>
         </w:rPr>
+        <w:t>(): Аналогично работают с модальным окном конструктора.</w:t>
+      </w:r>
+    </w:p>
+    <w:p>
+      <w:pPr>
+        <w:jc w:val="center"/>
+        <w:rPr>
+          <w:rFonts w:ascii="Times New Roman" w:hAnsi="Times New Roman" w:cs="Times New Roman"/>
+          <w:sz w:val="28"/>
+          <w:szCs w:val="28"/>
+        </w:rPr>
+      </w:pPr>
+      <w:r>
+        <w:rPr>
+          <w:rFonts w:ascii="Times New Roman" w:hAnsi="Times New Roman" w:cs="Times New Roman"/>
+          <w:sz w:val="28"/>
+          <w:szCs w:val="28"/>
+        </w:rPr>
+        <w:t>Реализация системы администрирования</w:t>
+      </w:r>
+    </w:p>
+    <w:p>
+      <w:pPr>
+        <w:rPr>
+          <w:rFonts w:ascii="Times New Roman" w:hAnsi="Times New Roman" w:cs="Times New Roman"/>
+          <w:sz w:val="28"/>
+          <w:szCs w:val="28"/>
+        </w:rPr>
+      </w:pPr>
+      <w:r>
+        <w:rPr>
+          <w:rFonts w:ascii="Times New Roman" w:hAnsi="Times New Roman" w:cs="Times New Roman"/>
+          <w:sz w:val="28"/>
+          <w:szCs w:val="28"/>
+        </w:rPr>
+        <w:lastRenderedPageBreak/>
+        <w:t xml:space="preserve">Для входа в админ-панель реализована функция </w:t>
+      </w:r>
+      <w:proofErr w:type="spellStart"/>
+      <w:proofErr w:type="gramStart"/>
+      <w:r>
+        <w:rPr>
+          <w:rFonts w:ascii="Times New Roman" w:hAnsi="Times New Roman" w:cs="Times New Roman"/>
+          <w:sz w:val="28"/>
+          <w:szCs w:val="28"/>
+          <w:lang w:val="en-US"/>
+        </w:rPr>
+        <w:t>openAdminSecret</w:t>
+      </w:r>
+      <w:proofErr w:type="spellEnd"/>
+      <w:r>
+        <w:rPr>
+          <w:rFonts w:ascii="Times New Roman" w:hAnsi="Times New Roman" w:cs="Times New Roman"/>
+          <w:sz w:val="28"/>
+          <w:szCs w:val="28"/>
+        </w:rPr>
         <w:t>(</w:t>
       </w:r>
-      <w:r>
-        <w:rPr>
-          <w:rFonts w:ascii="Times New Roman" w:hAnsi="Times New Roman" w:cs="Times New Roman"/>
-          <w:sz w:val="28"/>
-          <w:szCs w:val="28"/>
-          <w:lang w:val="en-US"/>
-        </w:rPr>
-        <w:t>index</w:t>
-      </w:r>
-      <w:r>
-        <w:rPr>
-          <w:rFonts w:ascii="Times New Roman" w:hAnsi="Times New Roman" w:cs="Times New Roman"/>
-          <w:sz w:val="28"/>
-          <w:szCs w:val="28"/>
-        </w:rPr>
-        <w:t>): Удаляет элемент из корзины по индексу.</w:t>
-      </w:r>
-    </w:p>
-    <w:p>
-      <w:pPr>
-        <w:rPr>
-          <w:rFonts w:ascii="Times New Roman" w:hAnsi="Times New Roman" w:cs="Times New Roman"/>
-          <w:sz w:val="28"/>
-          <w:szCs w:val="28"/>
-        </w:rPr>
-      </w:pPr>
-      <w:proofErr w:type="spellStart"/>
-      <w:r>
-        <w:rPr>
-          <w:rFonts w:ascii="Times New Roman" w:hAnsi="Times New Roman" w:cs="Times New Roman"/>
-          <w:sz w:val="28"/>
-          <w:szCs w:val="28"/>
-          <w:lang w:val="en-US"/>
-        </w:rPr>
-        <w:t>clearCart</w:t>
-      </w:r>
-      <w:proofErr w:type="spellEnd"/>
-      <w:r>
-        <w:rPr>
-          <w:rFonts w:ascii="Times New Roman" w:hAnsi="Times New Roman" w:cs="Times New Roman"/>
-          <w:sz w:val="28"/>
-          <w:szCs w:val="28"/>
-        </w:rPr>
-        <w:t>(): Очищает всю корзину после подтверждения.</w:t>
-      </w:r>
-    </w:p>
-    <w:p>
-      <w:pPr>
-        <w:rPr>
-          <w:rFonts w:ascii="Times New Roman" w:hAnsi="Times New Roman" w:cs="Times New Roman"/>
-          <w:sz w:val="28"/>
-          <w:szCs w:val="28"/>
-        </w:rPr>
-      </w:pPr>
-      <w:proofErr w:type="spellStart"/>
-      <w:r>
-        <w:rPr>
-          <w:rFonts w:ascii="Times New Roman" w:hAnsi="Times New Roman" w:cs="Times New Roman"/>
-          <w:sz w:val="28"/>
-          <w:szCs w:val="28"/>
-          <w:lang w:val="en-US"/>
-        </w:rPr>
-        <w:t>updateCartCounter</w:t>
-      </w:r>
-      <w:proofErr w:type="spellEnd"/>
-      <w:r>
-        <w:rPr>
-          <w:rFonts w:ascii="Times New Roman" w:hAnsi="Times New Roman" w:cs="Times New Roman"/>
-          <w:sz w:val="28"/>
-          <w:szCs w:val="28"/>
-        </w:rPr>
-        <w:t>(): Обновляет отображение количества товаров в иконке корзины.</w:t>
-      </w:r>
-    </w:p>
-    <w:p>
-      <w:pPr>
-        <w:rPr>
-          <w:rFonts w:ascii="Times New Roman" w:hAnsi="Times New Roman" w:cs="Times New Roman"/>
-          <w:sz w:val="28"/>
-          <w:szCs w:val="28"/>
-        </w:rPr>
-      </w:pPr>
-      <w:proofErr w:type="spellStart"/>
-      <w:r>
-        <w:rPr>
-          <w:rFonts w:ascii="Times New Roman" w:hAnsi="Times New Roman" w:cs="Times New Roman"/>
-          <w:sz w:val="28"/>
-          <w:szCs w:val="28"/>
-          <w:lang w:val="en-US"/>
-        </w:rPr>
-        <w:t>renderCartModal</w:t>
-      </w:r>
-      <w:proofErr w:type="spellEnd"/>
-      <w:r>
-        <w:rPr>
-          <w:rFonts w:ascii="Times New Roman" w:hAnsi="Times New Roman" w:cs="Times New Roman"/>
-          <w:sz w:val="28"/>
-          <w:szCs w:val="28"/>
-        </w:rPr>
-        <w:t>(): Динамически отображает содержимое корзины в модальном окне.</w:t>
-      </w:r>
-    </w:p>
-    <w:p>
-      <w:pPr>
-        <w:jc w:val="center"/>
-        <w:rPr>
-          <w:rFonts w:ascii="Times New Roman" w:hAnsi="Times New Roman" w:cs="Times New Roman"/>
-          <w:sz w:val="28"/>
-          <w:szCs w:val="28"/>
-        </w:rPr>
-      </w:pPr>
-      <w:r>
-        <w:rPr>
-          <w:rFonts w:ascii="Times New Roman" w:hAnsi="Times New Roman" w:cs="Times New Roman"/>
-          <w:sz w:val="28"/>
-          <w:szCs w:val="28"/>
-        </w:rPr>
-        <w:t>Реализация системы модальных окон</w:t>
-      </w:r>
-    </w:p>
-    <w:p>
-      <w:pPr>
-        <w:rPr>
-          <w:rFonts w:ascii="Times New Roman" w:hAnsi="Times New Roman" w:cs="Times New Roman"/>
-          <w:sz w:val="28"/>
-          <w:szCs w:val="28"/>
-        </w:rPr>
-      </w:pPr>
-      <w:r>
-        <w:rPr>
-          <w:rFonts w:ascii="Times New Roman" w:hAnsi="Times New Roman" w:cs="Times New Roman"/>
-          <w:sz w:val="28"/>
-          <w:szCs w:val="28"/>
-        </w:rPr>
-        <w:t xml:space="preserve">Для унификации создания и управления модальными окнами используется подход, основанный на добавлении/удалении класса </w:t>
-      </w:r>
-      <w:r>
-        <w:rPr>
-          <w:rFonts w:ascii="Times New Roman" w:hAnsi="Times New Roman" w:cs="Times New Roman"/>
-          <w:sz w:val="28"/>
-          <w:szCs w:val="28"/>
-          <w:lang w:val="en-US"/>
-        </w:rPr>
-        <w:t>active</w:t>
-      </w:r>
-      <w:r>
-        <w:rPr>
-          <w:rFonts w:ascii="Times New Roman" w:hAnsi="Times New Roman" w:cs="Times New Roman"/>
-          <w:sz w:val="28"/>
-          <w:szCs w:val="28"/>
-        </w:rPr>
-        <w:t>. Базовые функции открытия и закрытия не вынесены в отдельные функции для упрощения кода, но принцип единообразия соблюден:</w:t>
-      </w:r>
-    </w:p>
-    <w:p>
-      <w:pPr>
-        <w:rPr>
-          <w:rFonts w:ascii="Times New Roman" w:hAnsi="Times New Roman" w:cs="Times New Roman"/>
-          <w:sz w:val="28"/>
-          <w:szCs w:val="28"/>
-        </w:rPr>
-      </w:pPr>
-      <w:proofErr w:type="spellStart"/>
-      <w:r>
-        <w:rPr>
-          <w:rFonts w:ascii="Times New Roman" w:hAnsi="Times New Roman" w:cs="Times New Roman"/>
-          <w:sz w:val="28"/>
-          <w:szCs w:val="28"/>
-          <w:lang w:val="en-US"/>
-        </w:rPr>
-        <w:t>openCartModal</w:t>
-      </w:r>
-      <w:proofErr w:type="spellEnd"/>
-      <w:r>
-        <w:rPr>
-          <w:rFonts w:ascii="Times New Roman" w:hAnsi="Times New Roman" w:cs="Times New Roman"/>
-          <w:sz w:val="28"/>
-          <w:szCs w:val="28"/>
-        </w:rPr>
-        <w:t xml:space="preserve">(): Находит элемент модального окна корзины, добавляет ему класс </w:t>
-      </w:r>
-      <w:r>
-        <w:rPr>
-          <w:rFonts w:ascii="Times New Roman" w:hAnsi="Times New Roman" w:cs="Times New Roman"/>
-          <w:sz w:val="28"/>
-          <w:szCs w:val="28"/>
-          <w:lang w:val="en-US"/>
-        </w:rPr>
-        <w:t>active</w:t>
-      </w:r>
-      <w:r>
-        <w:rPr>
-          <w:rFonts w:ascii="Times New Roman" w:hAnsi="Times New Roman" w:cs="Times New Roman"/>
-          <w:sz w:val="28"/>
-          <w:szCs w:val="28"/>
-        </w:rPr>
-        <w:t xml:space="preserve">, вызывает </w:t>
-      </w:r>
-      <w:proofErr w:type="spellStart"/>
-      <w:r>
-        <w:rPr>
-          <w:rFonts w:ascii="Times New Roman" w:hAnsi="Times New Roman" w:cs="Times New Roman"/>
-          <w:sz w:val="28"/>
-          <w:szCs w:val="28"/>
-          <w:lang w:val="en-US"/>
-        </w:rPr>
-        <w:t>renderCartModal</w:t>
-      </w:r>
-      <w:proofErr w:type="spellEnd"/>
-      <w:r>
-        <w:rPr>
-          <w:rFonts w:ascii="Times New Roman" w:hAnsi="Times New Roman" w:cs="Times New Roman"/>
-          <w:sz w:val="28"/>
-          <w:szCs w:val="28"/>
-        </w:rPr>
-        <w:t>() для обновления содержимого и блокирует прокрутку страницы.</w:t>
-      </w:r>
-    </w:p>
-    <w:p>
-      <w:pPr>
-        <w:rPr>
-          <w:rFonts w:ascii="Times New Roman" w:hAnsi="Times New Roman" w:cs="Times New Roman"/>
-          <w:sz w:val="28"/>
-          <w:szCs w:val="28"/>
-        </w:rPr>
-      </w:pPr>
-      <w:proofErr w:type="spellStart"/>
-      <w:r>
-        <w:rPr>
-          <w:rFonts w:ascii="Times New Roman" w:hAnsi="Times New Roman" w:cs="Times New Roman"/>
-          <w:sz w:val="28"/>
-          <w:szCs w:val="28"/>
-          <w:lang w:val="en-US"/>
-        </w:rPr>
-        <w:t>closeCartModal</w:t>
-      </w:r>
-      <w:proofErr w:type="spellEnd"/>
-      <w:r>
-        <w:rPr>
-          <w:rFonts w:ascii="Times New Roman" w:hAnsi="Times New Roman" w:cs="Times New Roman"/>
-          <w:sz w:val="28"/>
-          <w:szCs w:val="28"/>
-        </w:rPr>
-        <w:t xml:space="preserve">(): Удаляет класс </w:t>
-      </w:r>
-      <w:r>
-        <w:rPr>
-          <w:rFonts w:ascii="Times New Roman" w:hAnsi="Times New Roman" w:cs="Times New Roman"/>
-          <w:sz w:val="28"/>
-          <w:szCs w:val="28"/>
-          <w:lang w:val="en-US"/>
-        </w:rPr>
-        <w:t>active</w:t>
-      </w:r>
-      <w:r>
-        <w:rPr>
-          <w:rFonts w:ascii="Times New Roman" w:hAnsi="Times New Roman" w:cs="Times New Roman"/>
-          <w:sz w:val="28"/>
-          <w:szCs w:val="28"/>
-        </w:rPr>
-        <w:t xml:space="preserve"> и разблокирует прокрутку.</w:t>
-      </w:r>
-    </w:p>
-    <w:p>
-      <w:pPr>
-        <w:rPr>
-          <w:rFonts w:ascii="Times New Roman" w:hAnsi="Times New Roman" w:cs="Times New Roman"/>
-          <w:sz w:val="28"/>
-          <w:szCs w:val="28"/>
-        </w:rPr>
-      </w:pPr>
-      <w:proofErr w:type="spellStart"/>
-      <w:r>
-        <w:rPr>
-          <w:rFonts w:ascii="Times New Roman" w:hAnsi="Times New Roman" w:cs="Times New Roman"/>
-          <w:sz w:val="28"/>
-          <w:szCs w:val="28"/>
-          <w:lang w:val="en-US"/>
-        </w:rPr>
-        <w:t>openBuilderModal</w:t>
-      </w:r>
-      <w:proofErr w:type="spellEnd"/>
-      <w:r>
-        <w:rPr>
-          <w:rFonts w:ascii="Times New Roman" w:hAnsi="Times New Roman" w:cs="Times New Roman"/>
-          <w:sz w:val="28"/>
-          <w:szCs w:val="28"/>
-        </w:rPr>
-        <w:t xml:space="preserve">(), </w:t>
-      </w:r>
-      <w:proofErr w:type="spellStart"/>
-      <w:r>
-        <w:rPr>
-          <w:rFonts w:ascii="Times New Roman" w:hAnsi="Times New Roman" w:cs="Times New Roman"/>
-          <w:sz w:val="28"/>
-          <w:szCs w:val="28"/>
-          <w:lang w:val="en-US"/>
-        </w:rPr>
-        <w:t>closeBuilderModal</w:t>
-      </w:r>
-      <w:proofErr w:type="spellEnd"/>
-      <w:r>
-        <w:rPr>
-          <w:rFonts w:ascii="Times New Roman" w:hAnsi="Times New Roman" w:cs="Times New Roman"/>
-          <w:sz w:val="28"/>
-          <w:szCs w:val="28"/>
-        </w:rPr>
-        <w:t>(): Аналогично работают с модальным окном конструктора.</w:t>
-      </w:r>
-    </w:p>
-    <w:p>
-      <w:pPr>
-        <w:jc w:val="center"/>
-        <w:rPr>
-          <w:rFonts w:ascii="Times New Roman" w:hAnsi="Times New Roman" w:cs="Times New Roman"/>
-          <w:sz w:val="28"/>
-          <w:szCs w:val="28"/>
-        </w:rPr>
-      </w:pPr>
-      <w:r>
-        <w:rPr>
-          <w:rFonts w:ascii="Times New Roman" w:hAnsi="Times New Roman" w:cs="Times New Roman"/>
-          <w:sz w:val="28"/>
-          <w:szCs w:val="28"/>
-        </w:rPr>
-        <w:t>Реализация системы администрирования</w:t>
-      </w:r>
-    </w:p>
-    <w:p>
-      <w:pPr>
-        <w:rPr>
-          <w:rFonts w:ascii="Times New Roman" w:hAnsi="Times New Roman" w:cs="Times New Roman"/>
-          <w:sz w:val="28"/>
-          <w:szCs w:val="28"/>
-        </w:rPr>
-      </w:pPr>
-      <w:r>
-        <w:rPr>
-          <w:rFonts w:ascii="Times New Roman" w:hAnsi="Times New Roman" w:cs="Times New Roman"/>
-          <w:sz w:val="28"/>
-          <w:szCs w:val="28"/>
-        </w:rPr>
-        <w:t xml:space="preserve">Для входа в админ-панель реализована функция </w:t>
-      </w:r>
-      <w:proofErr w:type="spellStart"/>
-      <w:r>
-        <w:rPr>
-          <w:rFonts w:ascii="Times New Roman" w:hAnsi="Times New Roman" w:cs="Times New Roman"/>
-          <w:sz w:val="28"/>
-          <w:szCs w:val="28"/>
-          <w:lang w:val="en-US"/>
-        </w:rPr>
-        <w:t>openAdminSecret</w:t>
-      </w:r>
-      <w:proofErr w:type="spellEnd"/>
-      <w:r>
-        <w:rPr>
-          <w:rFonts w:ascii="Times New Roman" w:hAnsi="Times New Roman" w:cs="Times New Roman"/>
-          <w:sz w:val="28"/>
-          <w:szCs w:val="28"/>
-        </w:rPr>
-        <w:t>(), которая создает динамическое модальное окно с полем для ввода пароля. После проверки пароля:</w:t>
+      <w:proofErr w:type="gramEnd"/>
+      <w:r>
+        <w:rPr>
+          <w:rFonts w:ascii="Times New Roman" w:hAnsi="Times New Roman" w:cs="Times New Roman"/>
+          <w:sz w:val="28"/>
+          <w:szCs w:val="28"/>
+        </w:rPr>
+        <w:t>), которая создает динамическое модальное окно с полем для ввода пароля. После проверки пароля:</w:t>
       </w:r>
     </w:p>
     <w:p>
@@ -10978,7 +12987,6 @@
           <w:sz w:val="28"/>
           <w:szCs w:val="28"/>
         </w:rPr>
-        <w:lastRenderedPageBreak/>
         <w:t>Модальное окно закрывается.</w:t>
       </w:r>
     </w:p>
@@ -11052,6 +13060,7 @@
         <w:t xml:space="preserve">Вызывается функция </w:t>
       </w:r>
       <w:proofErr w:type="spellStart"/>
+      <w:proofErr w:type="gramStart"/>
       <w:r>
         <w:rPr>
           <w:rFonts w:ascii="Times New Roman" w:hAnsi="Times New Roman" w:cs="Times New Roman"/>
@@ -11068,7 +13077,16 @@
           <w:sz w:val="28"/>
           <w:szCs w:val="28"/>
         </w:rPr>
-        <w:t>(), которая полностью перерисовывает интерфейс, показывая панель администратора.</w:t>
+        <w:t>(</w:t>
+      </w:r>
+      <w:proofErr w:type="gramEnd"/>
+      <w:r>
+        <w:rPr>
+          <w:rFonts w:ascii="Times New Roman" w:hAnsi="Times New Roman" w:cs="Times New Roman"/>
+          <w:sz w:val="28"/>
+          <w:szCs w:val="28"/>
+        </w:rPr>
+        <w:t>), которая полностью перерисовывает интерфейс, показывая панель администратора.</w:t>
       </w:r>
     </w:p>
     <w:p>
@@ -11088,6 +13106,7 @@
         <w:t xml:space="preserve">Функция </w:t>
       </w:r>
       <w:proofErr w:type="spellStart"/>
+      <w:proofErr w:type="gramStart"/>
       <w:r>
         <w:rPr>
           <w:rFonts w:ascii="Times New Roman" w:hAnsi="Times New Roman" w:cs="Times New Roman"/>
@@ -11104,7 +13123,16 @@
           <w:sz w:val="28"/>
           <w:szCs w:val="28"/>
         </w:rPr>
-        <w:t>() генерирует интерфейс админ-панели. Ключевые функции для управления данными:</w:t>
+        <w:t>(</w:t>
+      </w:r>
+      <w:proofErr w:type="gramEnd"/>
+      <w:r>
+        <w:rPr>
+          <w:rFonts w:ascii="Times New Roman" w:hAnsi="Times New Roman" w:cs="Times New Roman"/>
+          <w:sz w:val="28"/>
+          <w:szCs w:val="28"/>
+        </w:rPr>
+        <w:t>) генерирует интерфейс админ-панели. Ключевые функции для управления данными:</w:t>
       </w:r>
     </w:p>
     <w:p>
@@ -11161,6 +13189,7 @@
         </w:rPr>
       </w:pPr>
       <w:proofErr w:type="spellStart"/>
+      <w:proofErr w:type="gramStart"/>
       <w:r>
         <w:rPr>
           <w:rFonts w:ascii="Times New Roman" w:hAnsi="Times New Roman" w:cs="Times New Roman"/>
@@ -11179,6 +13208,7 @@
         </w:rPr>
         <w:t>(</w:t>
       </w:r>
+      <w:proofErr w:type="gramEnd"/>
       <w:r>
         <w:rPr>
           <w:rFonts w:ascii="Times New Roman" w:hAnsi="Times New Roman" w:cs="Times New Roman"/>
@@ -11302,6 +13332,7 @@
         </w:rPr>
       </w:pPr>
       <w:proofErr w:type="spellStart"/>
+      <w:proofErr w:type="gramStart"/>
       <w:r>
         <w:rPr>
           <w:rFonts w:ascii="Times New Roman" w:hAnsi="Times New Roman" w:cs="Times New Roman"/>
@@ -11320,6 +13351,7 @@
         </w:rPr>
         <w:t>(</w:t>
       </w:r>
+      <w:proofErr w:type="gramEnd"/>
       <w:r>
         <w:rPr>
           <w:rFonts w:ascii="Times New Roman" w:hAnsi="Times New Roman" w:cs="Times New Roman"/>
@@ -11364,6 +13396,7 @@
         </w:rPr>
       </w:pPr>
       <w:proofErr w:type="spellStart"/>
+      <w:proofErr w:type="gramStart"/>
       <w:r>
         <w:rPr>
           <w:rFonts w:ascii="Times New Roman" w:hAnsi="Times New Roman" w:cs="Times New Roman"/>
@@ -11382,6 +13415,7 @@
         </w:rPr>
         <w:t>(</w:t>
       </w:r>
+      <w:proofErr w:type="gramEnd"/>
       <w:r>
         <w:rPr>
           <w:rFonts w:ascii="Times New Roman" w:hAnsi="Times New Roman" w:cs="Times New Roman"/>
@@ -11436,6 +13470,167 @@
     </w:p>
     <w:p>
       <w:pPr>
+        <w:keepNext/>
+      </w:pPr>
+      <w:r>
+        <w:rPr>
+          <w:rFonts w:ascii="Times New Roman" w:hAnsi="Times New Roman" w:cs="Times New Roman"/>
+          <w:sz w:val="28"/>
+          <w:szCs w:val="28"/>
+        </w:rPr>
+        <w:lastRenderedPageBreak/>
+        <w:drawing>
+          <wp:inline distT="0" distB="0" distL="0" distR="0" wp14:anchorId="52A7B86B" wp14:editId="33724ECC">
+            <wp:extent cx="5940425" cy="4060825"/>
+            <wp:effectExtent l="0" t="0" r="3175" b="0"/>
+            <wp:docPr id="12" name="Рисунок 12"/>
+            <wp:cNvGraphicFramePr>
+              <a:graphicFrameLocks xmlns:a="http://schemas.openxmlformats.org/drawingml/2006/main" noChangeAspect="1"/>
+            </wp:cNvGraphicFramePr>
+            <a:graphic xmlns:a="http://schemas.openxmlformats.org/drawingml/2006/main">
+              <a:graphicData uri="http://schemas.openxmlformats.org/drawingml/2006/picture">
+                <pic:pic xmlns:pic="http://schemas.openxmlformats.org/drawingml/2006/picture">
+                  <pic:nvPicPr>
+                    <pic:cNvPr id="1" name=""/>
+                    <pic:cNvPicPr/>
+                  </pic:nvPicPr>
+                  <pic:blipFill>
+                    <a:blip r:embed="rId14"/>
+                    <a:stretch>
+                      <a:fillRect/>
+                    </a:stretch>
+                  </pic:blipFill>
+                  <pic:spPr>
+                    <a:xfrm>
+                      <a:off x="0" y="0"/>
+                      <a:ext cx="5940425" cy="4060825"/>
+                    </a:xfrm>
+                    <a:prstGeom prst="rect">
+                      <a:avLst/>
+                    </a:prstGeom>
+                  </pic:spPr>
+                </pic:pic>
+              </a:graphicData>
+            </a:graphic>
+          </wp:inline>
+        </w:drawing>
+      </w:r>
+    </w:p>
+    <w:p>
+      <w:pPr>
+        <w:pStyle w:val="ab"/>
+        <w:rPr>
+          <w:rFonts w:ascii="Times New Roman" w:hAnsi="Times New Roman" w:cs="Times New Roman"/>
+          <w:i w:val="0"/>
+          <w:iCs w:val="0"/>
+          <w:color w:val="auto"/>
+          <w:sz w:val="40"/>
+          <w:szCs w:val="40"/>
+        </w:rPr>
+      </w:pPr>
+      <w:r>
+        <w:rPr>
+          <w:rFonts w:ascii="Times New Roman" w:hAnsi="Times New Roman" w:cs="Times New Roman"/>
+          <w:i w:val="0"/>
+          <w:iCs w:val="0"/>
+          <w:color w:val="auto"/>
+          <w:sz w:val="24"/>
+          <w:szCs w:val="24"/>
+        </w:rPr>
+        <w:t xml:space="preserve">Рисунок </w:t>
+      </w:r>
+      <w:r>
+        <w:rPr>
+          <w:rFonts w:ascii="Times New Roman" w:hAnsi="Times New Roman" w:cs="Times New Roman"/>
+          <w:i w:val="0"/>
+          <w:iCs w:val="0"/>
+          <w:color w:val="auto"/>
+          <w:sz w:val="24"/>
+          <w:szCs w:val="24"/>
+        </w:rPr>
+        <w:fldChar w:fldCharType="begin"/>
+      </w:r>
+      <w:r>
+        <w:rPr>
+          <w:rFonts w:ascii="Times New Roman" w:hAnsi="Times New Roman" w:cs="Times New Roman"/>
+          <w:i w:val="0"/>
+          <w:iCs w:val="0"/>
+          <w:color w:val="auto"/>
+          <w:sz w:val="24"/>
+          <w:szCs w:val="24"/>
+        </w:rPr>
+        <w:instrText xml:space="preserve"> SEQ Рисунок \* ARABIC </w:instrText>
+      </w:r>
+      <w:r>
+        <w:rPr>
+          <w:rFonts w:ascii="Times New Roman" w:hAnsi="Times New Roman" w:cs="Times New Roman"/>
+          <w:i w:val="0"/>
+          <w:iCs w:val="0"/>
+          <w:color w:val="auto"/>
+          <w:sz w:val="24"/>
+          <w:szCs w:val="24"/>
+        </w:rPr>
+        <w:fldChar w:fldCharType="separate"/>
+      </w:r>
+      <w:r>
+        <w:rPr>
+          <w:rFonts w:ascii="Times New Roman" w:hAnsi="Times New Roman" w:cs="Times New Roman"/>
+          <w:i w:val="0"/>
+          <w:iCs w:val="0"/>
+          <w:noProof/>
+          <w:color w:val="auto"/>
+          <w:sz w:val="24"/>
+          <w:szCs w:val="24"/>
+        </w:rPr>
+        <w:t>7</w:t>
+      </w:r>
+      <w:r>
+        <w:rPr>
+          <w:rFonts w:ascii="Times New Roman" w:hAnsi="Times New Roman" w:cs="Times New Roman"/>
+          <w:i w:val="0"/>
+          <w:iCs w:val="0"/>
+          <w:color w:val="auto"/>
+          <w:sz w:val="24"/>
+          <w:szCs w:val="24"/>
+        </w:rPr>
+        <w:fldChar w:fldCharType="end"/>
+      </w:r>
+      <w:r>
+        <w:rPr>
+          <w:rFonts w:ascii="Times New Roman" w:hAnsi="Times New Roman" w:cs="Times New Roman"/>
+          <w:i w:val="0"/>
+          <w:iCs w:val="0"/>
+          <w:color w:val="auto"/>
+          <w:sz w:val="24"/>
+          <w:szCs w:val="24"/>
+        </w:rPr>
+        <w:t xml:space="preserve"> - Админ-</w:t>
+      </w:r>
+      <w:r>
+        <w:rPr>
+          <w:rFonts w:ascii="Times New Roman" w:hAnsi="Times New Roman" w:cs="Times New Roman"/>
+          <w:i w:val="0"/>
+          <w:iCs w:val="0"/>
+          <w:color w:val="auto"/>
+          <w:sz w:val="24"/>
+          <w:szCs w:val="24"/>
+        </w:rPr>
+        <w:t>п</w:t>
+      </w:r>
+      <w:r>
+        <w:rPr>
+          <w:rFonts w:ascii="Times New Roman" w:hAnsi="Times New Roman" w:cs="Times New Roman"/>
+          <w:i w:val="0"/>
+          <w:iCs w:val="0"/>
+          <w:color w:val="auto"/>
+          <w:sz w:val="24"/>
+          <w:szCs w:val="24"/>
+        </w:rPr>
+        <w:t>анель</w:t>
+      </w:r>
+    </w:p>
+    <w:p>
+      <w:pPr>
         <w:jc w:val="center"/>
         <w:rPr>
           <w:rFonts w:ascii="Times New Roman" w:hAnsi="Times New Roman" w:cs="Times New Roman"/>
@@ -11505,6 +13700,7 @@
         <w:t xml:space="preserve">) и </w:t>
       </w:r>
       <w:proofErr w:type="spellStart"/>
+      <w:proofErr w:type="gramStart"/>
       <w:r>
         <w:rPr>
           <w:rFonts w:ascii="Times New Roman" w:hAnsi="Times New Roman" w:cs="Times New Roman"/>
@@ -11521,7 +13717,16 @@
           <w:sz w:val="28"/>
           <w:szCs w:val="28"/>
         </w:rPr>
-        <w:t xml:space="preserve">(). Эти функции изменяют стили </w:t>
+        <w:t>(</w:t>
+      </w:r>
+      <w:proofErr w:type="gramEnd"/>
+      <w:r>
+        <w:rPr>
+          <w:rFonts w:ascii="Times New Roman" w:hAnsi="Times New Roman" w:cs="Times New Roman"/>
+          <w:sz w:val="28"/>
+          <w:szCs w:val="28"/>
+        </w:rPr>
+        <w:t xml:space="preserve">). Эти функции изменяют стили </w:t>
       </w:r>
       <w:r>
         <w:rPr>
@@ -11663,6 +13868,7 @@
         </w:rPr>
       </w:pPr>
       <w:proofErr w:type="spellStart"/>
+      <w:proofErr w:type="gramStart"/>
       <w:r>
         <w:rPr>
           <w:rFonts w:ascii="Times New Roman" w:hAnsi="Times New Roman" w:cs="Times New Roman"/>
@@ -11679,7 +13885,16 @@
           <w:sz w:val="28"/>
           <w:szCs w:val="28"/>
         </w:rPr>
-        <w:t xml:space="preserve">(): Отображает товары на главной странице, обрабатывая специальные карточки для серий </w:t>
+        <w:t>(</w:t>
+      </w:r>
+      <w:proofErr w:type="gramEnd"/>
+      <w:r>
+        <w:rPr>
+          <w:rFonts w:ascii="Times New Roman" w:hAnsi="Times New Roman" w:cs="Times New Roman"/>
+          <w:sz w:val="28"/>
+          <w:szCs w:val="28"/>
+        </w:rPr>
+        <w:t xml:space="preserve">): Отображает товары на главной странице, обрабатывая специальные карточки для серий </w:t>
       </w:r>
       <w:r>
         <w:rPr>
@@ -11742,6 +13957,7 @@
         </w:rPr>
       </w:pPr>
       <w:proofErr w:type="spellStart"/>
+      <w:proofErr w:type="gramStart"/>
       <w:r>
         <w:rPr>
           <w:rFonts w:ascii="Times New Roman" w:hAnsi="Times New Roman" w:cs="Times New Roman"/>
@@ -11761,6 +13977,7 @@
         <w:t>(</w:t>
       </w:r>
       <w:proofErr w:type="spellStart"/>
+      <w:proofErr w:type="gramEnd"/>
       <w:r>
         <w:rPr>
           <w:rFonts w:ascii="Times New Roman" w:hAnsi="Times New Roman" w:cs="Times New Roman"/>
@@ -11912,6 +14129,7 @@
         </w:rPr>
       </w:pPr>
       <w:proofErr w:type="spellStart"/>
+      <w:proofErr w:type="gramStart"/>
       <w:r>
         <w:rPr>
           <w:rFonts w:ascii="Times New Roman" w:hAnsi="Times New Roman" w:cs="Times New Roman"/>
@@ -11928,7 +14146,16 @@
           <w:sz w:val="28"/>
           <w:szCs w:val="28"/>
         </w:rPr>
-        <w:t xml:space="preserve">(): Отображает товары из массива </w:t>
+        <w:t>(</w:t>
+      </w:r>
+      <w:proofErr w:type="gramEnd"/>
+      <w:r>
+        <w:rPr>
+          <w:rFonts w:ascii="Times New Roman" w:hAnsi="Times New Roman" w:cs="Times New Roman"/>
+          <w:sz w:val="28"/>
+          <w:szCs w:val="28"/>
+        </w:rPr>
+        <w:t xml:space="preserve">): Отображает товары из массива </w:t>
       </w:r>
       <w:r>
         <w:rPr>
@@ -12183,6 +14410,7 @@
         <w:t xml:space="preserve">Расчет цены: Функция </w:t>
       </w:r>
       <w:proofErr w:type="spellStart"/>
+      <w:proofErr w:type="gramStart"/>
       <w:r>
         <w:rPr>
           <w:rFonts w:ascii="Times New Roman" w:hAnsi="Times New Roman" w:cs="Times New Roman"/>
@@ -12201,6 +14429,7 @@
         </w:rPr>
         <w:t>(</w:t>
       </w:r>
+      <w:proofErr w:type="gramEnd"/>
       <w:r>
         <w:rPr>
           <w:rFonts w:ascii="Times New Roman" w:hAnsi="Times New Roman" w:cs="Times New Roman"/>
@@ -12272,6 +14501,7 @@
         <w:t xml:space="preserve">Обновление интерфейса: </w:t>
       </w:r>
       <w:proofErr w:type="spellStart"/>
+      <w:proofErr w:type="gramStart"/>
       <w:r>
         <w:rPr>
           <w:rFonts w:ascii="Times New Roman" w:hAnsi="Times New Roman" w:cs="Times New Roman"/>
@@ -12288,7 +14518,156 @@
           <w:sz w:val="28"/>
           <w:szCs w:val="28"/>
         </w:rPr>
-        <w:t>() динамически создает кнопки выбора компонентов, подсвечивает выбранные и обновляет итоговую цену и спецификацию.</w:t>
+        <w:t>(</w:t>
+      </w:r>
+      <w:proofErr w:type="gramEnd"/>
+      <w:r>
+        <w:rPr>
+          <w:rFonts w:ascii="Times New Roman" w:hAnsi="Times New Roman" w:cs="Times New Roman"/>
+          <w:sz w:val="28"/>
+          <w:szCs w:val="28"/>
+        </w:rPr>
+        <w:t>) динамически создает кнопки выбора компонентов, подсвечивает выбранные и обновляет итоговую цену и спецификацию.</w:t>
+      </w:r>
+    </w:p>
+    <w:p>
+      <w:pPr>
+        <w:keepNext/>
+        <w:jc w:val="center"/>
+      </w:pPr>
+      <w:r>
+        <w:rPr>
+          <w:rFonts w:ascii="Times New Roman" w:hAnsi="Times New Roman" w:cs="Times New Roman"/>
+          <w:sz w:val="28"/>
+          <w:szCs w:val="28"/>
+        </w:rPr>
+        <w:drawing>
+          <wp:inline distT="0" distB="0" distL="0" distR="0" wp14:anchorId="32B742A5" wp14:editId="447ABEEA">
+            <wp:extent cx="5197989" cy="3521075"/>
+            <wp:effectExtent l="0" t="0" r="3175" b="3175"/>
+            <wp:docPr id="11" name="Рисунок 11"/>
+            <wp:cNvGraphicFramePr>
+              <a:graphicFrameLocks xmlns:a="http://schemas.openxmlformats.org/drawingml/2006/main" noChangeAspect="1"/>
+            </wp:cNvGraphicFramePr>
+            <a:graphic xmlns:a="http://schemas.openxmlformats.org/drawingml/2006/main">
+              <a:graphicData uri="http://schemas.openxmlformats.org/drawingml/2006/picture">
+                <pic:pic xmlns:pic="http://schemas.openxmlformats.org/drawingml/2006/picture">
+                  <pic:nvPicPr>
+                    <pic:cNvPr id="1" name=""/>
+                    <pic:cNvPicPr/>
+                  </pic:nvPicPr>
+                  <pic:blipFill>
+                    <a:blip r:embed="rId15"/>
+                    <a:stretch>
+                      <a:fillRect/>
+                    </a:stretch>
+                  </pic:blipFill>
+                  <pic:spPr>
+                    <a:xfrm>
+                      <a:off x="0" y="0"/>
+                      <a:ext cx="5205564" cy="3526206"/>
+                    </a:xfrm>
+                    <a:prstGeom prst="rect">
+                      <a:avLst/>
+                    </a:prstGeom>
+                  </pic:spPr>
+                </pic:pic>
+              </a:graphicData>
+            </a:graphic>
+          </wp:inline>
+        </w:drawing>
+      </w:r>
+    </w:p>
+    <w:p>
+      <w:pPr>
+        <w:pStyle w:val="ab"/>
+        <w:jc w:val="center"/>
+        <w:rPr>
+          <w:rFonts w:ascii="Times New Roman" w:hAnsi="Times New Roman" w:cs="Times New Roman"/>
+          <w:i w:val="0"/>
+          <w:iCs w:val="0"/>
+          <w:color w:val="auto"/>
+          <w:sz w:val="40"/>
+          <w:szCs w:val="40"/>
+        </w:rPr>
+      </w:pPr>
+      <w:r>
+        <w:rPr>
+          <w:rFonts w:ascii="Times New Roman" w:hAnsi="Times New Roman" w:cs="Times New Roman"/>
+          <w:i w:val="0"/>
+          <w:iCs w:val="0"/>
+          <w:color w:val="auto"/>
+          <w:sz w:val="24"/>
+          <w:szCs w:val="24"/>
+        </w:rPr>
+        <w:t xml:space="preserve">Рисунок </w:t>
+      </w:r>
+      <w:r>
+        <w:rPr>
+          <w:rFonts w:ascii="Times New Roman" w:hAnsi="Times New Roman" w:cs="Times New Roman"/>
+          <w:i w:val="0"/>
+          <w:iCs w:val="0"/>
+          <w:color w:val="auto"/>
+          <w:sz w:val="24"/>
+          <w:szCs w:val="24"/>
+        </w:rPr>
+        <w:fldChar w:fldCharType="begin"/>
+      </w:r>
+      <w:r>
+        <w:rPr>
+          <w:rFonts w:ascii="Times New Roman" w:hAnsi="Times New Roman" w:cs="Times New Roman"/>
+          <w:i w:val="0"/>
+          <w:iCs w:val="0"/>
+          <w:color w:val="auto"/>
+          <w:sz w:val="24"/>
+          <w:szCs w:val="24"/>
+        </w:rPr>
+        <w:instrText xml:space="preserve"> SEQ Рисунок \* ARABIC </w:instrText>
+      </w:r>
+      <w:r>
+        <w:rPr>
+          <w:rFonts w:ascii="Times New Roman" w:hAnsi="Times New Roman" w:cs="Times New Roman"/>
+          <w:i w:val="0"/>
+          <w:iCs w:val="0"/>
+          <w:color w:val="auto"/>
+          <w:sz w:val="24"/>
+          <w:szCs w:val="24"/>
+        </w:rPr>
+        <w:fldChar w:fldCharType="separate"/>
+      </w:r>
+      <w:r>
+        <w:rPr>
+          <w:rFonts w:ascii="Times New Roman" w:hAnsi="Times New Roman" w:cs="Times New Roman"/>
+          <w:i w:val="0"/>
+          <w:iCs w:val="0"/>
+          <w:noProof/>
+          <w:color w:val="auto"/>
+          <w:sz w:val="24"/>
+          <w:szCs w:val="24"/>
+        </w:rPr>
+        <w:t>8</w:t>
+      </w:r>
+      <w:r>
+        <w:rPr>
+          <w:rFonts w:ascii="Times New Roman" w:hAnsi="Times New Roman" w:cs="Times New Roman"/>
+          <w:i w:val="0"/>
+          <w:iCs w:val="0"/>
+          <w:color w:val="auto"/>
+          <w:sz w:val="24"/>
+          <w:szCs w:val="24"/>
+        </w:rPr>
+        <w:fldChar w:fldCharType="end"/>
+      </w:r>
+      <w:r>
+        <w:rPr>
+          <w:rFonts w:ascii="Times New Roman" w:hAnsi="Times New Roman" w:cs="Times New Roman"/>
+          <w:i w:val="0"/>
+          <w:iCs w:val="0"/>
+          <w:color w:val="auto"/>
+          <w:sz w:val="24"/>
+          <w:szCs w:val="24"/>
+        </w:rPr>
+        <w:t xml:space="preserve"> - Конструктор ПК</w:t>
       </w:r>
     </w:p>
     <w:p>
@@ -12308,6 +14687,7 @@
         <w:t xml:space="preserve">Добавление в корзину: Функция </w:t>
       </w:r>
       <w:proofErr w:type="spellStart"/>
+      <w:proofErr w:type="gramStart"/>
       <w:r>
         <w:rPr>
           <w:rFonts w:ascii="Times New Roman" w:hAnsi="Times New Roman" w:cs="Times New Roman"/>
@@ -12324,7 +14704,16 @@
           <w:sz w:val="28"/>
           <w:szCs w:val="28"/>
         </w:rPr>
-        <w:t xml:space="preserve">() проверяет, что выбраны все компоненты, и добавляет </w:t>
+        <w:t>(</w:t>
+      </w:r>
+      <w:proofErr w:type="gramEnd"/>
+      <w:r>
+        <w:rPr>
+          <w:rFonts w:ascii="Times New Roman" w:hAnsi="Times New Roman" w:cs="Times New Roman"/>
+          <w:sz w:val="28"/>
+          <w:szCs w:val="28"/>
+        </w:rPr>
+        <w:t xml:space="preserve">) проверяет, что выбраны все компоненты, и добавляет </w:t>
       </w:r>
       <w:proofErr w:type="spellStart"/>
       <w:r>
@@ -12356,6 +14745,7 @@
           <w:sz w:val="28"/>
           <w:szCs w:val="28"/>
         </w:rPr>
+        <w:lastRenderedPageBreak/>
         <w:drawing>
           <wp:inline distT="0" distB="0" distL="0" distR="0" wp14:anchorId="3D9380DA" wp14:editId="5EC3003D">
             <wp:extent cx="5939155" cy="4507230"/>
@@ -12374,7 +14764,7 @@
                     </pic:cNvPicPr>
                   </pic:nvPicPr>
                   <pic:blipFill>
-                    <a:blip r:embed="rId8">
+                    <a:blip r:embed="rId16">
                       <a:extLst>
                         <a:ext uri="{28A0092B-C50C-407E-A947-70E740481C1C}">
                           <a14:useLocalDpi xmlns:a14="http://schemas.microsoft.com/office/drawing/2010/main" val="0"/>
@@ -12472,7 +14862,7 @@
           <w:sz w:val="24"/>
           <w:szCs w:val="24"/>
         </w:rPr>
-        <w:t>1</w:t>
+        <w:t>9</w:t>
       </w:r>
       <w:r>
         <w:rPr>
@@ -12522,16 +14912,7 @@
           <w:sz w:val="28"/>
           <w:szCs w:val="28"/>
         </w:rPr>
-        <w:t xml:space="preserve">Конструктор ПК является наиболее сложным и функционально насыщенным модулем приложения. В данном разделе представлены детали реализации </w:t>
-      </w:r>
-      <w:r>
-        <w:rPr>
-          <w:rFonts w:ascii="Times New Roman" w:hAnsi="Times New Roman" w:cs="Times New Roman"/>
-          <w:sz w:val="28"/>
-          <w:szCs w:val="28"/>
-        </w:rPr>
-        <w:lastRenderedPageBreak/>
-        <w:t>ключевых аспектов конструктора: структуры данных, генерации интерфейса выбора компонентов, динамического обновления цены и спецификации.</w:t>
+        <w:t>Конструктор ПК является наиболее сложным и функционально насыщенным модулем приложения. В данном разделе представлены детали реализации ключевых аспектов конструктора: структуры данных, генерации интерфейса выбора компонентов, динамического обновления цены и спецификации.</w:t>
       </w:r>
     </w:p>
     <w:p>
@@ -12594,6 +14975,7 @@
       <w:r>
         <w:rPr>
           <w:rFonts w:ascii="Times New Roman" w:hAnsi="Times New Roman" w:cs="Times New Roman"/>
+          <w:noProof/>
           <w:sz w:val="28"/>
           <w:szCs w:val="28"/>
         </w:rPr>
@@ -12613,7 +14995,7 @@
                     <pic:cNvPicPr/>
                   </pic:nvPicPr>
                   <pic:blipFill>
-                    <a:blip r:embed="rId9"/>
+                    <a:blip r:embed="rId17"/>
                     <a:stretch>
                       <a:fillRect/>
                     </a:stretch>
@@ -12700,7 +15082,7 @@
           <w:sz w:val="24"/>
           <w:szCs w:val="24"/>
         </w:rPr>
-        <w:t>2</w:t>
+        <w:t>10</w:t>
       </w:r>
       <w:r>
         <w:rPr>
@@ -12739,6 +15121,7 @@
           <w:sz w:val="28"/>
           <w:szCs w:val="28"/>
         </w:rPr>
+        <w:lastRenderedPageBreak/>
         <w:t>Массивы доступных компонентов содержат варианты для каждой категории с указанием названия и цены.</w:t>
       </w:r>
     </w:p>
@@ -12749,6 +15132,7 @@
       <w:r>
         <w:rPr>
           <w:rFonts w:ascii="Times New Roman" w:hAnsi="Times New Roman" w:cs="Times New Roman"/>
+          <w:noProof/>
           <w:sz w:val="28"/>
           <w:szCs w:val="28"/>
         </w:rPr>
@@ -12768,7 +15152,7 @@
                     <pic:cNvPicPr/>
                   </pic:nvPicPr>
                   <pic:blipFill>
-                    <a:blip r:embed="rId10"/>
+                    <a:blip r:embed="rId18"/>
                     <a:stretch>
                       <a:fillRect/>
                     </a:stretch>
@@ -12855,7 +15239,7 @@
           <w:sz w:val="24"/>
           <w:szCs w:val="24"/>
         </w:rPr>
-        <w:t>3</w:t>
+        <w:t>11</w:t>
       </w:r>
       <w:r>
         <w:rPr>
@@ -12897,6 +15281,7 @@
         <w:t xml:space="preserve">Функция </w:t>
       </w:r>
       <w:proofErr w:type="spellStart"/>
+      <w:proofErr w:type="gramStart"/>
       <w:r>
         <w:rPr>
           <w:rFonts w:ascii="Times New Roman" w:hAnsi="Times New Roman" w:cs="Times New Roman"/>
@@ -12912,7 +15297,16 @@
           <w:sz w:val="28"/>
           <w:szCs w:val="28"/>
         </w:rPr>
-        <w:t xml:space="preserve">() отвечает за генерацию всех кнопок выбора компонентов на основе массивов </w:t>
+        <w:t>(</w:t>
+      </w:r>
+      <w:proofErr w:type="gramEnd"/>
+      <w:r>
+        <w:rPr>
+          <w:rFonts w:ascii="Times New Roman" w:hAnsi="Times New Roman" w:cs="Times New Roman"/>
+          <w:sz w:val="28"/>
+          <w:szCs w:val="28"/>
+        </w:rPr>
+        <w:t xml:space="preserve">) отвечает за генерацию всех кнопок выбора компонентов на основе массивов </w:t>
       </w:r>
       <w:proofErr w:type="spellStart"/>
       <w:r>
@@ -12958,11 +15352,11 @@
       <w:r>
         <w:rPr>
           <w:rFonts w:ascii="Times New Roman" w:hAnsi="Times New Roman" w:cs="Times New Roman"/>
-          <w:sz w:val="28"/>
-          <w:szCs w:val="28"/>
-          <w:lang w:val="en-US"/>
-        </w:rPr>
-        <w:lastRenderedPageBreak/>
+          <w:noProof/>
+          <w:sz w:val="28"/>
+          <w:szCs w:val="28"/>
+          <w:lang w:val="en-US"/>
+        </w:rPr>
         <w:drawing>
           <wp:inline distT="0" distB="0" distL="0" distR="0" wp14:anchorId="6DA87A69" wp14:editId="1346BF00">
             <wp:extent cx="5940425" cy="2087245"/>
@@ -12979,7 +15373,7 @@
                     <pic:cNvPicPr/>
                   </pic:nvPicPr>
                   <pic:blipFill>
-                    <a:blip r:embed="rId11"/>
+                    <a:blip r:embed="rId19"/>
                     <a:stretch>
                       <a:fillRect/>
                     </a:stretch>
@@ -13066,7 +15460,7 @@
           <w:sz w:val="24"/>
           <w:szCs w:val="24"/>
         </w:rPr>
-        <w:t>4</w:t>
+        <w:t>12</w:t>
       </w:r>
       <w:r>
         <w:rPr>
@@ -13108,6 +15502,7 @@
         <w:t xml:space="preserve">Функция </w:t>
       </w:r>
       <w:proofErr w:type="spellStart"/>
+      <w:proofErr w:type="gramStart"/>
       <w:r>
         <w:rPr>
           <w:rFonts w:ascii="Times New Roman" w:hAnsi="Times New Roman" w:cs="Times New Roman"/>
@@ -13123,7 +15518,16 @@
           <w:sz w:val="28"/>
           <w:szCs w:val="28"/>
         </w:rPr>
-        <w:t xml:space="preserve">() вычисляет сумму цен всех выбранных компонентов, используя вспомогательную функцию </w:t>
+        <w:t>(</w:t>
+      </w:r>
+      <w:proofErr w:type="gramEnd"/>
+      <w:r>
+        <w:rPr>
+          <w:rFonts w:ascii="Times New Roman" w:hAnsi="Times New Roman" w:cs="Times New Roman"/>
+          <w:sz w:val="28"/>
+          <w:szCs w:val="28"/>
+        </w:rPr>
+        <w:t xml:space="preserve">) вычисляет сумму цен всех выбранных компонентов, используя вспомогательную функцию </w:t>
       </w:r>
       <w:proofErr w:type="spellStart"/>
       <w:r>
@@ -13151,10 +15555,12 @@
       <w:r>
         <w:rPr>
           <w:rFonts w:ascii="Times New Roman" w:hAnsi="Times New Roman" w:cs="Times New Roman"/>
-          <w:sz w:val="28"/>
-          <w:szCs w:val="28"/>
-          <w:lang w:val="en-US"/>
-        </w:rPr>
+          <w:noProof/>
+          <w:sz w:val="28"/>
+          <w:szCs w:val="28"/>
+          <w:lang w:val="en-US"/>
+        </w:rPr>
+        <w:lastRenderedPageBreak/>
         <w:drawing>
           <wp:inline distT="0" distB="0" distL="0" distR="0" wp14:anchorId="7BCCE779" wp14:editId="7ED902F7">
             <wp:extent cx="4963218" cy="5058481"/>
@@ -13171,7 +15577,7 @@
                     <pic:cNvPicPr/>
                   </pic:nvPicPr>
                   <pic:blipFill>
-                    <a:blip r:embed="rId12"/>
+                    <a:blip r:embed="rId20"/>
                     <a:stretch>
                       <a:fillRect/>
                     </a:stretch>
@@ -13258,7 +15664,7 @@
           <w:sz w:val="24"/>
           <w:szCs w:val="24"/>
         </w:rPr>
-        <w:t>5</w:t>
+        <w:t>13</w:t>
       </w:r>
       <w:r>
         <w:rPr>
@@ -13285,27 +15691,6 @@
     </w:p>
     <w:p>
       <w:pPr>
-        <w:rPr>
-          <w:rFonts w:ascii="Times New Roman" w:hAnsi="Times New Roman" w:cs="Times New Roman"/>
-          <w:color w:val="000000" w:themeColor="text1"/>
-          <w:sz w:val="24"/>
-          <w:szCs w:val="24"/>
-        </w:rPr>
-      </w:pPr>
-      <w:r>
-        <w:rPr>
-          <w:rFonts w:ascii="Times New Roman" w:hAnsi="Times New Roman" w:cs="Times New Roman"/>
-          <w:i/>
-          <w:iCs/>
-          <w:color w:val="000000" w:themeColor="text1"/>
-          <w:sz w:val="24"/>
-          <w:szCs w:val="24"/>
-        </w:rPr>
-        <w:br w:type="page"/>
-      </w:r>
-    </w:p>
-    <w:p>
-      <w:pPr>
         <w:jc w:val="center"/>
         <w:rPr>
           <w:rFonts w:ascii="Times New Roman" w:hAnsi="Times New Roman" w:cs="Times New Roman"/>
@@ -13319,7 +15704,6 @@
           <w:sz w:val="28"/>
           <w:szCs w:val="28"/>
         </w:rPr>
-        <w:lastRenderedPageBreak/>
         <w:t>Реализация управления прокруткой</w:t>
       </w:r>
     </w:p>
@@ -13339,6 +15723,7 @@
         </w:rPr>
         <w:t xml:space="preserve">Для модальных окон при открытии блокируется прокрутка фоновой страницы, чтобы улучшить пользовательский опыт. Это реализовано с помощью </w:t>
       </w:r>
+      <w:proofErr w:type="gramStart"/>
       <w:r>
         <w:rPr>
           <w:rFonts w:ascii="Times New Roman" w:hAnsi="Times New Roman" w:cs="Times New Roman"/>
@@ -13365,6 +15750,7 @@
         </w:rPr>
         <w:t>body</w:t>
       </w:r>
+      <w:proofErr w:type="gramEnd"/>
       <w:r>
         <w:rPr>
           <w:rFonts w:ascii="Times New Roman" w:hAnsi="Times New Roman" w:cs="Times New Roman"/>
@@ -13516,6 +15902,7 @@
         <w:t xml:space="preserve">) — отображается сетка товаров из </w:t>
       </w:r>
       <w:proofErr w:type="spellStart"/>
+      <w:proofErr w:type="gramStart"/>
       <w:r>
         <w:rPr>
           <w:rFonts w:ascii="Times New Roman" w:hAnsi="Times New Roman" w:cs="Times New Roman"/>
@@ -13525,6 +15912,7 @@
         <w:t>products.main</w:t>
       </w:r>
       <w:proofErr w:type="spellEnd"/>
+      <w:proofErr w:type="gramEnd"/>
       <w:r>
         <w:rPr>
           <w:rFonts w:ascii="Times New Roman" w:hAnsi="Times New Roman" w:cs="Times New Roman"/>
@@ -13592,6 +15980,7 @@
         <w:t xml:space="preserve">) — отображаются серии KIZ9K и THUNDER с товарами из </w:t>
       </w:r>
       <w:proofErr w:type="spellStart"/>
+      <w:proofErr w:type="gramStart"/>
       <w:r>
         <w:rPr>
           <w:rFonts w:ascii="Times New Roman" w:hAnsi="Times New Roman" w:cs="Times New Roman"/>
@@ -13601,6 +15990,7 @@
         <w:t>products.gaming</w:t>
       </w:r>
       <w:proofErr w:type="spellEnd"/>
+      <w:proofErr w:type="gramEnd"/>
       <w:r>
         <w:rPr>
           <w:rFonts w:ascii="Times New Roman" w:hAnsi="Times New Roman" w:cs="Times New Roman"/>
@@ -13650,6 +16040,7 @@
         <w:t xml:space="preserve">) — отображаются товары из </w:t>
       </w:r>
       <w:proofErr w:type="spellStart"/>
+      <w:proofErr w:type="gramStart"/>
       <w:r>
         <w:rPr>
           <w:rFonts w:ascii="Times New Roman" w:hAnsi="Times New Roman" w:cs="Times New Roman"/>
@@ -13659,6 +16050,7 @@
         <w:t>products.catalog</w:t>
       </w:r>
       <w:proofErr w:type="spellEnd"/>
+      <w:proofErr w:type="gramEnd"/>
       <w:r>
         <w:rPr>
           <w:rFonts w:ascii="Times New Roman" w:hAnsi="Times New Roman" w:cs="Times New Roman"/>
@@ -13687,6 +16079,7 @@
           <w:sz w:val="28"/>
           <w:szCs w:val="28"/>
         </w:rPr>
+        <w:lastRenderedPageBreak/>
         <w:t>Конструктор ПК (</w:t>
       </w:r>
       <w:proofErr w:type="spellStart"/>
@@ -14027,6 +16420,7 @@
         </w:rPr>
         <w:t xml:space="preserve"> </w:t>
       </w:r>
+      <w:proofErr w:type="gramStart"/>
       <w:r>
         <w:rPr>
           <w:rFonts w:ascii="Times New Roman" w:hAnsi="Times New Roman" w:cs="Times New Roman"/>
@@ -14042,7 +16436,17 @@
           <w:szCs w:val="28"/>
           <w:lang w:val="en-US"/>
         </w:rPr>
-        <w:t xml:space="preserve">!», </w:t>
+        <w:t>!»</w:t>
+      </w:r>
+      <w:proofErr w:type="gramEnd"/>
+      <w:r>
+        <w:rPr>
+          <w:rFonts w:ascii="Times New Roman" w:hAnsi="Times New Roman" w:cs="Times New Roman"/>
+          <w:sz w:val="28"/>
+          <w:szCs w:val="28"/>
+          <w:lang w:val="en-US"/>
+        </w:rPr>
+        <w:t xml:space="preserve">, </w:t>
       </w:r>
       <w:r>
         <w:rPr>
@@ -14122,6 +16526,7 @@
         <w:t xml:space="preserve">: нажатие на иконку корзины, вызов </w:t>
       </w:r>
       <w:proofErr w:type="spellStart"/>
+      <w:proofErr w:type="gramStart"/>
       <w:r>
         <w:rPr>
           <w:rFonts w:ascii="Times New Roman" w:hAnsi="Times New Roman" w:cs="Times New Roman"/>
@@ -14137,7 +16542,16 @@
           <w:sz w:val="28"/>
           <w:szCs w:val="28"/>
         </w:rPr>
-        <w:t>().</w:t>
+        <w:t>(</w:t>
+      </w:r>
+      <w:proofErr w:type="gramEnd"/>
+      <w:r>
+        <w:rPr>
+          <w:rFonts w:ascii="Times New Roman" w:hAnsi="Times New Roman" w:cs="Times New Roman"/>
+          <w:sz w:val="28"/>
+          <w:szCs w:val="28"/>
+        </w:rPr>
+        <w:t>).</w:t>
       </w:r>
     </w:p>
     <w:p>
@@ -14180,13 +16594,23 @@
         <w:t xml:space="preserve">: нажатие на скрытую кнопку в футере, ввод пароля, установка </w:t>
       </w:r>
       <w:proofErr w:type="spellStart"/>
-      <w:r>
-        <w:rPr>
-          <w:rFonts w:ascii="Times New Roman" w:hAnsi="Times New Roman" w:cs="Times New Roman"/>
-          <w:sz w:val="28"/>
-          <w:szCs w:val="28"/>
-        </w:rPr>
-        <w:t>window.location.hash</w:t>
+      <w:proofErr w:type="gramStart"/>
+      <w:r>
+        <w:rPr>
+          <w:rFonts w:ascii="Times New Roman" w:hAnsi="Times New Roman" w:cs="Times New Roman"/>
+          <w:sz w:val="28"/>
+          <w:szCs w:val="28"/>
+        </w:rPr>
+        <w:t>window.location</w:t>
+      </w:r>
+      <w:proofErr w:type="gramEnd"/>
+      <w:r>
+        <w:rPr>
+          <w:rFonts w:ascii="Times New Roman" w:hAnsi="Times New Roman" w:cs="Times New Roman"/>
+          <w:sz w:val="28"/>
+          <w:szCs w:val="28"/>
+        </w:rPr>
+        <w:t>.hash</w:t>
       </w:r>
       <w:proofErr w:type="spellEnd"/>
       <w:r>
@@ -14266,6 +16690,7 @@
         <w:t xml:space="preserve">: нажатие кнопки выхода, очистка хэша, вызов </w:t>
       </w:r>
       <w:proofErr w:type="spellStart"/>
+      <w:proofErr w:type="gramStart"/>
       <w:r>
         <w:rPr>
           <w:rFonts w:ascii="Times New Roman" w:hAnsi="Times New Roman" w:cs="Times New Roman"/>
@@ -14281,7 +16706,16 @@
           <w:sz w:val="28"/>
           <w:szCs w:val="28"/>
         </w:rPr>
-        <w:t>().</w:t>
+        <w:t>(</w:t>
+      </w:r>
+      <w:proofErr w:type="gramEnd"/>
+      <w:r>
+        <w:rPr>
+          <w:rFonts w:ascii="Times New Roman" w:hAnsi="Times New Roman" w:cs="Times New Roman"/>
+          <w:sz w:val="28"/>
+          <w:szCs w:val="28"/>
+        </w:rPr>
+        <w:t>).</w:t>
       </w:r>
     </w:p>
     <w:p>
@@ -14332,16 +16766,7 @@
           <w:sz w:val="28"/>
           <w:szCs w:val="28"/>
         </w:rPr>
-        <w:t xml:space="preserve">» в соответствии с разработанными проектными решениями. Реализована модульная архитектура с разделением на модули данных, рендеринга и логики. Создана система модальных окон для корзины и конструктора. Реализована авторизация в админ-панель на основе пароля. Разработан каталог товаров с фильтрацией по сериям. </w:t>
-      </w:r>
-      <w:r>
-        <w:rPr>
-          <w:rFonts w:ascii="Times New Roman" w:hAnsi="Times New Roman" w:cs="Times New Roman"/>
-          <w:sz w:val="28"/>
-          <w:szCs w:val="28"/>
-        </w:rPr>
-        <w:lastRenderedPageBreak/>
-        <w:t>Реализован сложный интерактивный конструктор для сборки индивидуального ПК с динамическим расчетом стоимости. Создана административная панель с функциями добавления, удаления и редактирования товаров. Все функции протестированы и работают в соответствии с требованиями технического задания.</w:t>
+        <w:t>» в соответствии с разработанными проектными решениями. Реализована модульная архитектура с разделением на модули данных, рендеринга и логики. Создана система модальных окон для корзины и конструктора. Реализована авторизация в админ-панель на основе пароля. Разработан каталог товаров с фильтрацией по сериям. Реализован сложный интерактивный конструктор для сборки индивидуального ПК с динамическим расчетом стоимости. Создана административная панель с функциями добавления, удаления и редактирования товаров. Все функции протестированы и работают в соответствии с требованиями технического задания.</w:t>
       </w:r>
     </w:p>
     <w:p>
@@ -15447,6 +17872,7 @@
               <w:t xml:space="preserve"> в </w:t>
             </w:r>
             <w:proofErr w:type="spellStart"/>
+            <w:proofErr w:type="gramStart"/>
             <w:r>
               <w:rPr>
                 <w:rFonts w:ascii="Times New Roman" w:hAnsi="Times New Roman" w:cs="Times New Roman"/>
@@ -15457,6 +17883,7 @@
               <w:t>products.main</w:t>
             </w:r>
             <w:proofErr w:type="spellEnd"/>
+            <w:proofErr w:type="gramEnd"/>
             <w:r>
               <w:rPr>
                 <w:rFonts w:ascii="Times New Roman" w:hAnsi="Times New Roman" w:cs="Times New Roman"/>
@@ -15935,25 +18362,7 @@
                 <w:sz w:val="28"/>
                 <w:szCs w:val="28"/>
               </w:rPr>
-              <w:t>Время рендеринга (</w:t>
-            </w:r>
-            <w:proofErr w:type="spellStart"/>
-            <w:r>
-              <w:rPr>
-                <w:rFonts w:ascii="Times New Roman" w:hAnsi="Times New Roman" w:cs="Times New Roman"/>
-                <w:sz w:val="28"/>
-                <w:szCs w:val="28"/>
-              </w:rPr>
-              <w:t>мс</w:t>
-            </w:r>
-            <w:proofErr w:type="spellEnd"/>
-            <w:r>
-              <w:rPr>
-                <w:rFonts w:ascii="Times New Roman" w:hAnsi="Times New Roman" w:cs="Times New Roman"/>
-                <w:sz w:val="28"/>
-                <w:szCs w:val="28"/>
-              </w:rPr>
-              <w:t>)</w:t>
+              <w:t>Время рендеринга (мс)</w:t>
             </w:r>
           </w:p>
         </w:tc>
@@ -16436,7 +18845,25 @@
           <w:sz w:val="28"/>
           <w:szCs w:val="28"/>
         </w:rPr>
-        <w:t xml:space="preserve">Объем хранилища: При попытке сохранить более 5 МБ данных в </w:t>
+        <w:t>Объем хранилища</w:t>
+      </w:r>
+      <w:proofErr w:type="gramStart"/>
+      <w:r>
+        <w:rPr>
+          <w:rFonts w:ascii="Times New Roman" w:hAnsi="Times New Roman" w:cs="Times New Roman"/>
+          <w:sz w:val="28"/>
+          <w:szCs w:val="28"/>
+        </w:rPr>
+        <w:t>: При</w:t>
+      </w:r>
+      <w:proofErr w:type="gramEnd"/>
+      <w:r>
+        <w:rPr>
+          <w:rFonts w:ascii="Times New Roman" w:hAnsi="Times New Roman" w:cs="Times New Roman"/>
+          <w:sz w:val="28"/>
+          <w:szCs w:val="28"/>
+        </w:rPr>
+        <w:t xml:space="preserve"> попытке сохранить более 5 МБ данных в </w:t>
       </w:r>
       <w:proofErr w:type="spellStart"/>
       <w:r>
@@ -16476,7 +18903,25 @@
           <w:sz w:val="28"/>
           <w:szCs w:val="28"/>
         </w:rPr>
-        <w:t xml:space="preserve">Скорость </w:t>
+        <w:t>Скорость сериализации</w:t>
+      </w:r>
+      <w:proofErr w:type="gramStart"/>
+      <w:r>
+        <w:rPr>
+          <w:rFonts w:ascii="Times New Roman" w:hAnsi="Times New Roman" w:cs="Times New Roman"/>
+          <w:sz w:val="28"/>
+          <w:szCs w:val="28"/>
+        </w:rPr>
+        <w:t>: При</w:t>
+      </w:r>
+      <w:proofErr w:type="gramEnd"/>
+      <w:r>
+        <w:rPr>
+          <w:rFonts w:ascii="Times New Roman" w:hAnsi="Times New Roman" w:cs="Times New Roman"/>
+          <w:sz w:val="28"/>
+          <w:szCs w:val="28"/>
+        </w:rPr>
+        <w:t xml:space="preserve"> сохранении больших объемов данных (более 500 товаров) время выполнения </w:t>
       </w:r>
       <w:proofErr w:type="spellStart"/>
       <w:r>
@@ -16485,7 +18930,7 @@
           <w:sz w:val="28"/>
           <w:szCs w:val="28"/>
         </w:rPr>
-        <w:t>сериализации</w:t>
+        <w:t>JSON.stringify</w:t>
       </w:r>
       <w:proofErr w:type="spellEnd"/>
       <w:r>
@@ -16494,43 +18939,7 @@
           <w:sz w:val="28"/>
           <w:szCs w:val="28"/>
         </w:rPr>
-        <w:t xml:space="preserve">: При сохранении больших объемов данных (более 500 товаров) время выполнения </w:t>
-      </w:r>
-      <w:proofErr w:type="spellStart"/>
-      <w:r>
-        <w:rPr>
-          <w:rFonts w:ascii="Times New Roman" w:hAnsi="Times New Roman" w:cs="Times New Roman"/>
-          <w:sz w:val="28"/>
-          <w:szCs w:val="28"/>
-        </w:rPr>
-        <w:t>JSON.stringify</w:t>
-      </w:r>
-      <w:proofErr w:type="spellEnd"/>
-      <w:r>
-        <w:rPr>
-          <w:rFonts w:ascii="Times New Roman" w:hAnsi="Times New Roman" w:cs="Times New Roman"/>
-          <w:sz w:val="28"/>
-          <w:szCs w:val="28"/>
-        </w:rPr>
-        <w:t xml:space="preserve">() может достигать 50–100 </w:t>
-      </w:r>
-      <w:proofErr w:type="spellStart"/>
-      <w:r>
-        <w:rPr>
-          <w:rFonts w:ascii="Times New Roman" w:hAnsi="Times New Roman" w:cs="Times New Roman"/>
-          <w:sz w:val="28"/>
-          <w:szCs w:val="28"/>
-        </w:rPr>
-        <w:t>мс</w:t>
-      </w:r>
-      <w:proofErr w:type="spellEnd"/>
-      <w:r>
-        <w:rPr>
-          <w:rFonts w:ascii="Times New Roman" w:hAnsi="Times New Roman" w:cs="Times New Roman"/>
-          <w:sz w:val="28"/>
-          <w:szCs w:val="28"/>
-        </w:rPr>
-        <w:t xml:space="preserve">, что может вызывать заметные задержки при </w:t>
+        <w:t xml:space="preserve">() может достигать 50–100 мс, что может вызывать заметные задержки при </w:t>
       </w:r>
       <w:proofErr w:type="spellStart"/>
       <w:r>
@@ -16645,7 +19054,25 @@
           <w:sz w:val="28"/>
           <w:szCs w:val="28"/>
         </w:rPr>
-        <w:t>Пагинация каталога: При увеличении количества товаров свыше 100 единиц рекомендуется внедрить пагинацию или виртуальную прокрутку.</w:t>
+        <w:t>Пагинация каталога</w:t>
+      </w:r>
+      <w:proofErr w:type="gramStart"/>
+      <w:r>
+        <w:rPr>
+          <w:rFonts w:ascii="Times New Roman" w:hAnsi="Times New Roman" w:cs="Times New Roman"/>
+          <w:sz w:val="28"/>
+          <w:szCs w:val="28"/>
+        </w:rPr>
+        <w:t>: При</w:t>
+      </w:r>
+      <w:proofErr w:type="gramEnd"/>
+      <w:r>
+        <w:rPr>
+          <w:rFonts w:ascii="Times New Roman" w:hAnsi="Times New Roman" w:cs="Times New Roman"/>
+          <w:sz w:val="28"/>
+          <w:szCs w:val="28"/>
+        </w:rPr>
+        <w:t xml:space="preserve"> увеличении количества товаров свыше 100 единиц рекомендуется внедрить пагинацию или виртуальную прокрутку.</w:t>
       </w:r>
     </w:p>
     <w:p>
@@ -16668,7 +19095,25 @@
           <w:szCs w:val="28"/>
         </w:rPr>
         <w:lastRenderedPageBreak/>
-        <w:t>Ленивая загрузка изображений: Для ускорения начальной загрузки страницы изображения товаров должны загружаться только при появлении в области видимости (</w:t>
+        <w:t>Ленивая загрузка изображений</w:t>
+      </w:r>
+      <w:proofErr w:type="gramStart"/>
+      <w:r>
+        <w:rPr>
+          <w:rFonts w:ascii="Times New Roman" w:hAnsi="Times New Roman" w:cs="Times New Roman"/>
+          <w:sz w:val="28"/>
+          <w:szCs w:val="28"/>
+        </w:rPr>
+        <w:t>: Для</w:t>
+      </w:r>
+      <w:proofErr w:type="gramEnd"/>
+      <w:r>
+        <w:rPr>
+          <w:rFonts w:ascii="Times New Roman" w:hAnsi="Times New Roman" w:cs="Times New Roman"/>
+          <w:sz w:val="28"/>
+          <w:szCs w:val="28"/>
+        </w:rPr>
+        <w:t xml:space="preserve"> ускорения начальной загрузки страницы изображения товаров должны загружаться только при появлении в области видимости (</w:t>
       </w:r>
       <w:proofErr w:type="spellStart"/>
       <w:r>
@@ -16708,7 +19153,25 @@
           <w:sz w:val="28"/>
           <w:szCs w:val="28"/>
         </w:rPr>
-        <w:t xml:space="preserve">Индексация данных: При работе с корзиной, содержащей более 50 позиций, целесообразно использовать </w:t>
+        <w:t>Индексация данных</w:t>
+      </w:r>
+      <w:proofErr w:type="gramStart"/>
+      <w:r>
+        <w:rPr>
+          <w:rFonts w:ascii="Times New Roman" w:hAnsi="Times New Roman" w:cs="Times New Roman"/>
+          <w:sz w:val="28"/>
+          <w:szCs w:val="28"/>
+        </w:rPr>
+        <w:t>: При</w:t>
+      </w:r>
+      <w:proofErr w:type="gramEnd"/>
+      <w:r>
+        <w:rPr>
+          <w:rFonts w:ascii="Times New Roman" w:hAnsi="Times New Roman" w:cs="Times New Roman"/>
+          <w:sz w:val="28"/>
+          <w:szCs w:val="28"/>
+        </w:rPr>
+        <w:t xml:space="preserve"> работе с корзиной, содержащей более 50 позиций, целесообразно использовать </w:t>
       </w:r>
       <w:proofErr w:type="spellStart"/>
       <w:r>
@@ -16760,31 +19223,23 @@
         <w:t>воркеры</w:t>
       </w:r>
       <w:proofErr w:type="spellEnd"/>
-      <w:r>
-        <w:rPr>
-          <w:rFonts w:ascii="Times New Roman" w:hAnsi="Times New Roman" w:cs="Times New Roman"/>
-          <w:sz w:val="28"/>
-          <w:szCs w:val="28"/>
-        </w:rPr>
-        <w:t>: Для ресурсоемких операций (</w:t>
-      </w:r>
-      <w:proofErr w:type="spellStart"/>
-      <w:r>
-        <w:rPr>
-          <w:rFonts w:ascii="Times New Roman" w:hAnsi="Times New Roman" w:cs="Times New Roman"/>
-          <w:sz w:val="28"/>
-          <w:szCs w:val="28"/>
-        </w:rPr>
-        <w:t>сериализация</w:t>
-      </w:r>
-      <w:proofErr w:type="spellEnd"/>
-      <w:r>
-        <w:rPr>
-          <w:rFonts w:ascii="Times New Roman" w:hAnsi="Times New Roman" w:cs="Times New Roman"/>
-          <w:sz w:val="28"/>
-          <w:szCs w:val="28"/>
-        </w:rPr>
-        <w:t xml:space="preserve"> больших объемов данных) рекомендуется выносить обработку в веб-</w:t>
+      <w:proofErr w:type="gramStart"/>
+      <w:r>
+        <w:rPr>
+          <w:rFonts w:ascii="Times New Roman" w:hAnsi="Times New Roman" w:cs="Times New Roman"/>
+          <w:sz w:val="28"/>
+          <w:szCs w:val="28"/>
+        </w:rPr>
+        <w:t>: Для</w:t>
+      </w:r>
+      <w:proofErr w:type="gramEnd"/>
+      <w:r>
+        <w:rPr>
+          <w:rFonts w:ascii="Times New Roman" w:hAnsi="Times New Roman" w:cs="Times New Roman"/>
+          <w:sz w:val="28"/>
+          <w:szCs w:val="28"/>
+        </w:rPr>
+        <w:t xml:space="preserve"> ресурсоемких операций (сериализация больших объемов данных) рекомендуется выносить обработку в веб-</w:t>
       </w:r>
       <w:proofErr w:type="spellStart"/>
       <w:r>
@@ -17603,6 +20058,7 @@
               </w:rPr>
               <w:t xml:space="preserve">Отображаются товары из </w:t>
             </w:r>
+            <w:proofErr w:type="gramStart"/>
             <w:r>
               <w:rPr>
                 <w:rFonts w:ascii="Times New Roman" w:hAnsi="Times New Roman" w:cs="Times New Roman"/>
@@ -17629,6 +20085,7 @@
               </w:rPr>
               <w:t>main</w:t>
             </w:r>
+            <w:proofErr w:type="gramEnd"/>
             <w:r>
               <w:rPr>
                 <w:rFonts w:ascii="Times New Roman" w:hAnsi="Times New Roman" w:cs="Times New Roman"/>
@@ -17782,6 +20239,7 @@
               </w:rPr>
               <w:t xml:space="preserve"> с товарами из </w:t>
             </w:r>
+            <w:proofErr w:type="gramStart"/>
             <w:r>
               <w:rPr>
                 <w:rFonts w:ascii="Times New Roman" w:hAnsi="Times New Roman" w:cs="Times New Roman"/>
@@ -17808,6 +20266,7 @@
               </w:rPr>
               <w:t>gaming</w:t>
             </w:r>
+            <w:proofErr w:type="gramEnd"/>
             <w:r>
               <w:rPr>
                 <w:rFonts w:ascii="Times New Roman" w:hAnsi="Times New Roman" w:cs="Times New Roman"/>
@@ -17910,6 +20369,7 @@
               </w:rPr>
               <w:t xml:space="preserve">Отображаются товары из </w:t>
             </w:r>
+            <w:proofErr w:type="gramStart"/>
             <w:r>
               <w:rPr>
                 <w:rFonts w:ascii="Times New Roman" w:hAnsi="Times New Roman" w:cs="Times New Roman"/>
@@ -17936,6 +20396,7 @@
               </w:rPr>
               <w:t>catalog</w:t>
             </w:r>
+            <w:proofErr w:type="gramEnd"/>
             <w:r>
               <w:rPr>
                 <w:rFonts w:ascii="Times New Roman" w:hAnsi="Times New Roman" w:cs="Times New Roman"/>
@@ -22542,7 +25003,25 @@
           <w:sz w:val="28"/>
           <w:szCs w:val="28"/>
         </w:rPr>
-        <w:t xml:space="preserve"> API для корректной работы кнопок «Назад»/«Вперед» и синхронизация с рендерингом динамического контента потребовали создания централизованной функции </w:t>
+        <w:t xml:space="preserve"> API для корректной работы кнопок «Назад»</w:t>
+      </w:r>
+      <w:proofErr w:type="gramStart"/>
+      <w:r>
+        <w:rPr>
+          <w:rFonts w:ascii="Times New Roman" w:hAnsi="Times New Roman" w:cs="Times New Roman"/>
+          <w:sz w:val="28"/>
+          <w:szCs w:val="28"/>
+        </w:rPr>
+        <w:t>/«</w:t>
+      </w:r>
+      <w:proofErr w:type="gramEnd"/>
+      <w:r>
+        <w:rPr>
+          <w:rFonts w:ascii="Times New Roman" w:hAnsi="Times New Roman" w:cs="Times New Roman"/>
+          <w:sz w:val="28"/>
+          <w:szCs w:val="28"/>
+        </w:rPr>
+        <w:t xml:space="preserve">Вперед» и синхронизация с рендерингом динамического контента потребовали создания централизованной функции </w:t>
       </w:r>
       <w:proofErr w:type="spellStart"/>
       <w:r>
@@ -22598,6 +25077,7 @@
         <w:t xml:space="preserve"> данных корзины между разными разделами приложения, синхронизация счетчика на иконке корзины и содержимого модального окна, а также реализация логики объединения одинаковых товаров с увеличением количества потребовали тщательного проектирования функций </w:t>
       </w:r>
       <w:proofErr w:type="spellStart"/>
+      <w:proofErr w:type="gramStart"/>
       <w:r>
         <w:rPr>
           <w:rFonts w:ascii="Times New Roman" w:hAnsi="Times New Roman" w:cs="Times New Roman"/>
@@ -22613,7 +25093,16 @@
           <w:sz w:val="28"/>
           <w:szCs w:val="28"/>
         </w:rPr>
-        <w:t xml:space="preserve">() и </w:t>
+        <w:t>(</w:t>
+      </w:r>
+      <w:proofErr w:type="gramEnd"/>
+      <w:r>
+        <w:rPr>
+          <w:rFonts w:ascii="Times New Roman" w:hAnsi="Times New Roman" w:cs="Times New Roman"/>
+          <w:sz w:val="28"/>
+          <w:szCs w:val="28"/>
+        </w:rPr>
+        <w:t xml:space="preserve">) и </w:t>
       </w:r>
       <w:proofErr w:type="spellStart"/>
       <w:r>
@@ -23006,25 +25495,7 @@
           <w:sz w:val="28"/>
           <w:szCs w:val="28"/>
         </w:rPr>
-        <w:t xml:space="preserve"> для выравнивания, </w:t>
-      </w:r>
-      <w:proofErr w:type="spellStart"/>
-      <w:r>
-        <w:rPr>
-          <w:rFonts w:ascii="Times New Roman" w:hAnsi="Times New Roman" w:cs="Times New Roman"/>
-          <w:sz w:val="28"/>
-          <w:szCs w:val="28"/>
-        </w:rPr>
-        <w:t>анимаций</w:t>
-      </w:r>
-      <w:proofErr w:type="spellEnd"/>
-      <w:r>
-        <w:rPr>
-          <w:rFonts w:ascii="Times New Roman" w:hAnsi="Times New Roman" w:cs="Times New Roman"/>
-          <w:sz w:val="28"/>
-          <w:szCs w:val="28"/>
-        </w:rPr>
-        <w:t xml:space="preserve"> для улучшения пользовательского опыта и </w:t>
+        <w:t xml:space="preserve"> для выравнивания, анимаций для улучшения пользовательского опыта и </w:t>
       </w:r>
       <w:proofErr w:type="spellStart"/>
       <w:r>
@@ -23980,7 +26451,6 @@
           <w:szCs w:val="28"/>
         </w:rPr>
       </w:pPr>
-      <w:proofErr w:type="spellStart"/>
       <w:r>
         <w:rPr>
           <w:rFonts w:ascii="Times New Roman" w:hAnsi="Times New Roman" w:cs="Times New Roman"/>
@@ -23989,7 +26459,6 @@
         </w:rPr>
         <w:t>Роббинс</w:t>
       </w:r>
-      <w:proofErr w:type="spellEnd"/>
       <w:r>
         <w:rPr>
           <w:rFonts w:ascii="Times New Roman" w:hAnsi="Times New Roman" w:cs="Times New Roman"/>
@@ -24039,25 +26508,7 @@
           <w:sz w:val="28"/>
           <w:szCs w:val="28"/>
         </w:rPr>
-        <w:t xml:space="preserve">Исчерпывающее руководство / Д. </w:t>
-      </w:r>
-      <w:proofErr w:type="spellStart"/>
-      <w:r>
-        <w:rPr>
-          <w:rFonts w:ascii="Times New Roman" w:hAnsi="Times New Roman" w:cs="Times New Roman"/>
-          <w:sz w:val="28"/>
-          <w:szCs w:val="28"/>
-        </w:rPr>
-        <w:t>Роббинс</w:t>
-      </w:r>
-      <w:proofErr w:type="spellEnd"/>
-      <w:r>
-        <w:rPr>
-          <w:rFonts w:ascii="Times New Roman" w:hAnsi="Times New Roman" w:cs="Times New Roman"/>
-          <w:sz w:val="28"/>
-          <w:szCs w:val="28"/>
-        </w:rPr>
-        <w:t>. — Санкт-Петербург: Питер, 2022. — 768 с.</w:t>
+        <w:t>Исчерпывающее руководство / Д. Роббинс. — Санкт-Петербург: Питер, 2022. — 768 с.</w:t>
       </w:r>
     </w:p>
     <w:p>
@@ -24201,25 +26652,7 @@
           <w:sz w:val="28"/>
           <w:szCs w:val="28"/>
         </w:rPr>
-        <w:t xml:space="preserve">Фримен, Э. HTML5 и CSS3. Разработка современных веб-приложений / Э. Фримен, Э. </w:t>
-      </w:r>
-      <w:proofErr w:type="spellStart"/>
-      <w:r>
-        <w:rPr>
-          <w:rFonts w:ascii="Times New Roman" w:hAnsi="Times New Roman" w:cs="Times New Roman"/>
-          <w:sz w:val="28"/>
-          <w:szCs w:val="28"/>
-        </w:rPr>
-        <w:t>Робсон</w:t>
-      </w:r>
-      <w:proofErr w:type="spellEnd"/>
-      <w:r>
-        <w:rPr>
-          <w:rFonts w:ascii="Times New Roman" w:hAnsi="Times New Roman" w:cs="Times New Roman"/>
-          <w:sz w:val="28"/>
-          <w:szCs w:val="28"/>
-        </w:rPr>
-        <w:t>. — Санкт-Петербург: Питер, 2022. — 512 с.</w:t>
+        <w:t>Фримен, Э. HTML5 и CSS3. Разработка современных веб-приложений / Э. Фримен, Э. Робсон. — Санкт-Петербург: Питер, 2022. — 512 с.</w:t>
       </w:r>
     </w:p>
     <w:p>
@@ -24590,7 +27023,7 @@
       </w:r>
     </w:p>
     <w:sectPr>
-      <w:footerReference w:type="default" r:id="rId13"/>
+      <w:footerReference w:type="default" r:id="rId21"/>
       <w:pgSz w:w="11906" w:h="16838"/>
       <w:pgMar w:top="1134" w:right="850" w:bottom="1134" w:left="1701" w:header="708" w:footer="708" w:gutter="0"/>
       <w:pgNumType w:start="2"/>
@@ -24602,7 +27035,7 @@
 </file>
 
 <file path=word/endnotes.xml><?xml version="1.0" encoding="utf-8"?>
-<w:endnotes xmlns:wpc="http://schemas.microsoft.com/office/word/2010/wordprocessingCanvas" xmlns:cx="http://schemas.microsoft.com/office/drawing/2014/chartex" xmlns:cx1="http://schemas.microsoft.com/office/drawing/2015/9/8/chartex" xmlns:cx2="http://schemas.microsoft.com/office/drawing/2015/10/21/chartex" xmlns:cx3="http://schemas.microsoft.com/office/drawing/2016/5/9/chartex" xmlns:cx4="http://schemas.microsoft.com/office/drawing/2016/5/10/chartex" xmlns:cx5="http://schemas.microsoft.com/office/drawing/2016/5/11/chartex" xmlns:cx6="http://schemas.microsoft.com/office/drawing/2016/5/12/chartex" xmlns:cx7="http://schemas.microsoft.com/office/drawing/2016/5/13/chartex" xmlns:cx8="http://schemas.microsoft.com/office/drawing/2016/5/14/chartex" xmlns:mc="http://schemas.openxmlformats.org/markup-compatibility/2006" xmlns:aink="http://schemas.microsoft.com/office/drawing/2016/ink" xmlns:am3d="http://schemas.microsoft.com/office/drawing/2017/model3d" xmlns:o="urn:schemas-microsoft-com:office:office" xmlns:r="http://schemas.openxmlformats.org/officeDocument/2006/relationships" xmlns:m="http://schemas.openxmlformats.org/officeDocument/2006/math" xmlns:v="urn:schemas-microsoft-com:vml" xmlns:wp14="http://schemas.microsoft.com/office/word/2010/wordprocessingDrawing" xmlns:wp="http://schemas.openxmlformats.org/drawingml/2006/wordprocessingDrawing" xmlns:w10="urn:schemas-microsoft-com:office:word" xmlns:w="http://schemas.openxmlformats.org/wordprocessingml/2006/main" xmlns:w14="http://schemas.microsoft.com/office/word/2010/wordml" xmlns:w15="http://schemas.microsoft.com/office/word/2012/wordml" xmlns:w16cex="http://schemas.microsoft.com/office/word/2018/wordml/cex" xmlns:w16cid="http://schemas.microsoft.com/office/word/2016/wordml/cid" xmlns:w16="http://schemas.microsoft.com/office/word/2018/wordml" xmlns:w16sdtdh="http://schemas.microsoft.com/office/word/2020/wordml/sdtdatahash" xmlns:w16se="http://schemas.microsoft.com/office/word/2015/wordml/symex" xmlns:wpg="http://schemas.microsoft.com/office/word/2010/wordprocessingGroup" xmlns:wpi="http://schemas.microsoft.com/office/word/2010/wordprocessingInk" xmlns:wne="http://schemas.microsoft.com/office/word/2006/wordml" xmlns:wps="http://schemas.microsoft.com/office/word/2010/wordprocessingShape" mc:Ignorable="w14 w15 w16se w16cid w16 w16cex w16sdtdh wp14">
+<w:endnotes xmlns:wpc="http://schemas.microsoft.com/office/word/2010/wordprocessingCanvas" xmlns:cx="http://schemas.microsoft.com/office/drawing/2014/chartex" xmlns:cx1="http://schemas.microsoft.com/office/drawing/2015/9/8/chartex" xmlns:cx2="http://schemas.microsoft.com/office/drawing/2015/10/21/chartex" xmlns:cx3="http://schemas.microsoft.com/office/drawing/2016/5/9/chartex" xmlns:cx4="http://schemas.microsoft.com/office/drawing/2016/5/10/chartex" xmlns:cx5="http://schemas.microsoft.com/office/drawing/2016/5/11/chartex" xmlns:cx6="http://schemas.microsoft.com/office/drawing/2016/5/12/chartex" xmlns:cx7="http://schemas.microsoft.com/office/drawing/2016/5/13/chartex" xmlns:cx8="http://schemas.microsoft.com/office/drawing/2016/5/14/chartex" xmlns:mc="http://schemas.openxmlformats.org/markup-compatibility/2006" xmlns:aink="http://schemas.microsoft.com/office/drawing/2016/ink" xmlns:am3d="http://schemas.microsoft.com/office/drawing/2017/model3d" xmlns:o="urn:schemas-microsoft-com:office:office" xmlns:oel="http://schemas.microsoft.com/office/2019/extlst" xmlns:r="http://schemas.openxmlformats.org/officeDocument/2006/relationships" xmlns:m="http://schemas.openxmlformats.org/officeDocument/2006/math" xmlns:v="urn:schemas-microsoft-com:vml" xmlns:wp14="http://schemas.microsoft.com/office/word/2010/wordprocessingDrawing" xmlns:wp="http://schemas.openxmlformats.org/drawingml/2006/wordprocessingDrawing" xmlns:w10="urn:schemas-microsoft-com:office:word" xmlns:w="http://schemas.openxmlformats.org/wordprocessingml/2006/main" xmlns:w14="http://schemas.microsoft.com/office/word/2010/wordml" xmlns:w15="http://schemas.microsoft.com/office/word/2012/wordml" xmlns:w16cex="http://schemas.microsoft.com/office/word/2018/wordml/cex" xmlns:w16cid="http://schemas.microsoft.com/office/word/2016/wordml/cid" xmlns:w16="http://schemas.microsoft.com/office/word/2018/wordml" xmlns:w16sdtdh="http://schemas.microsoft.com/office/word/2020/wordml/sdtdatahash" xmlns:w16se="http://schemas.microsoft.com/office/word/2015/wordml/symex" xmlns:wpg="http://schemas.microsoft.com/office/word/2010/wordprocessingGroup" xmlns:wpi="http://schemas.microsoft.com/office/word/2010/wordprocessingInk" xmlns:wne="http://schemas.microsoft.com/office/word/2006/wordml" xmlns:wps="http://schemas.microsoft.com/office/word/2010/wordprocessingShape" mc:Ignorable="w14 w15 w16se w16cid w16 w16cex w16sdtdh wp14">
   <w:endnote w:type="separator" w:id="-1">
     <w:p>
       <w:pPr>
@@ -24627,7 +27060,7 @@
 </file>
 
 <file path=word/footer1.xml><?xml version="1.0" encoding="utf-8"?>
-<w:ftr xmlns:wpc="http://schemas.microsoft.com/office/word/2010/wordprocessingCanvas" xmlns:cx="http://schemas.microsoft.com/office/drawing/2014/chartex" xmlns:cx1="http://schemas.microsoft.com/office/drawing/2015/9/8/chartex" xmlns:cx2="http://schemas.microsoft.com/office/drawing/2015/10/21/chartex" xmlns:cx3="http://schemas.microsoft.com/office/drawing/2016/5/9/chartex" xmlns:cx4="http://schemas.microsoft.com/office/drawing/2016/5/10/chartex" xmlns:cx5="http://schemas.microsoft.com/office/drawing/2016/5/11/chartex" xmlns:cx6="http://schemas.microsoft.com/office/drawing/2016/5/12/chartex" xmlns:cx7="http://schemas.microsoft.com/office/drawing/2016/5/13/chartex" xmlns:cx8="http://schemas.microsoft.com/office/drawing/2016/5/14/chartex" xmlns:mc="http://schemas.openxmlformats.org/markup-compatibility/2006" xmlns:aink="http://schemas.microsoft.com/office/drawing/2016/ink" xmlns:am3d="http://schemas.microsoft.com/office/drawing/2017/model3d" xmlns:o="urn:schemas-microsoft-com:office:office" xmlns:r="http://schemas.openxmlformats.org/officeDocument/2006/relationships" xmlns:m="http://schemas.openxmlformats.org/officeDocument/2006/math" xmlns:v="urn:schemas-microsoft-com:vml" xmlns:wp14="http://schemas.microsoft.com/office/word/2010/wordprocessingDrawing" xmlns:wp="http://schemas.openxmlformats.org/drawingml/2006/wordprocessingDrawing" xmlns:w10="urn:schemas-microsoft-com:office:word" xmlns:w="http://schemas.openxmlformats.org/wordprocessingml/2006/main" xmlns:w14="http://schemas.microsoft.com/office/word/2010/wordml" xmlns:w15="http://schemas.microsoft.com/office/word/2012/wordml" xmlns:w16cex="http://schemas.microsoft.com/office/word/2018/wordml/cex" xmlns:w16cid="http://schemas.microsoft.com/office/word/2016/wordml/cid" xmlns:w16="http://schemas.microsoft.com/office/word/2018/wordml" xmlns:w16sdtdh="http://schemas.microsoft.com/office/word/2020/wordml/sdtdatahash" xmlns:w16se="http://schemas.microsoft.com/office/word/2015/wordml/symex" xmlns:wpg="http://schemas.microsoft.com/office/word/2010/wordprocessingGroup" xmlns:wpi="http://schemas.microsoft.com/office/word/2010/wordprocessingInk" xmlns:wne="http://schemas.microsoft.com/office/word/2006/wordml" xmlns:wps="http://schemas.microsoft.com/office/word/2010/wordprocessingShape" mc:Ignorable="w14 w15 w16se w16cid w16 w16cex w16sdtdh wp14">
+<w:ftr xmlns:wpc="http://schemas.microsoft.com/office/word/2010/wordprocessingCanvas" xmlns:cx="http://schemas.microsoft.com/office/drawing/2014/chartex" xmlns:cx1="http://schemas.microsoft.com/office/drawing/2015/9/8/chartex" xmlns:cx2="http://schemas.microsoft.com/office/drawing/2015/10/21/chartex" xmlns:cx3="http://schemas.microsoft.com/office/drawing/2016/5/9/chartex" xmlns:cx4="http://schemas.microsoft.com/office/drawing/2016/5/10/chartex" xmlns:cx5="http://schemas.microsoft.com/office/drawing/2016/5/11/chartex" xmlns:cx6="http://schemas.microsoft.com/office/drawing/2016/5/12/chartex" xmlns:cx7="http://schemas.microsoft.com/office/drawing/2016/5/13/chartex" xmlns:cx8="http://schemas.microsoft.com/office/drawing/2016/5/14/chartex" xmlns:mc="http://schemas.openxmlformats.org/markup-compatibility/2006" xmlns:aink="http://schemas.microsoft.com/office/drawing/2016/ink" xmlns:am3d="http://schemas.microsoft.com/office/drawing/2017/model3d" xmlns:o="urn:schemas-microsoft-com:office:office" xmlns:oel="http://schemas.microsoft.com/office/2019/extlst" xmlns:r="http://schemas.openxmlformats.org/officeDocument/2006/relationships" xmlns:m="http://schemas.openxmlformats.org/officeDocument/2006/math" xmlns:v="urn:schemas-microsoft-com:vml" xmlns:wp14="http://schemas.microsoft.com/office/word/2010/wordprocessingDrawing" xmlns:wp="http://schemas.openxmlformats.org/drawingml/2006/wordprocessingDrawing" xmlns:w10="urn:schemas-microsoft-com:office:word" xmlns:w="http://schemas.openxmlformats.org/wordprocessingml/2006/main" xmlns:w14="http://schemas.microsoft.com/office/word/2010/wordml" xmlns:w15="http://schemas.microsoft.com/office/word/2012/wordml" xmlns:w16cex="http://schemas.microsoft.com/office/word/2018/wordml/cex" xmlns:w16cid="http://schemas.microsoft.com/office/word/2016/wordml/cid" xmlns:w16="http://schemas.microsoft.com/office/word/2018/wordml" xmlns:w16sdtdh="http://schemas.microsoft.com/office/word/2020/wordml/sdtdatahash" xmlns:w16se="http://schemas.microsoft.com/office/word/2015/wordml/symex" xmlns:wpg="http://schemas.microsoft.com/office/word/2010/wordprocessingGroup" xmlns:wpi="http://schemas.microsoft.com/office/word/2010/wordprocessingInk" xmlns:wne="http://schemas.microsoft.com/office/word/2006/wordml" xmlns:wps="http://schemas.microsoft.com/office/word/2010/wordprocessingShape" mc:Ignorable="w14 w15 w16se w16cid w16 w16cex w16sdtdh wp14">
   <w:sdt>
     <w:sdtPr>
       <w:id w:val="490834482"/>
@@ -24669,7 +27102,7 @@
 </file>
 
 <file path=word/footnotes.xml><?xml version="1.0" encoding="utf-8"?>
-<w:footnotes xmlns:wpc="http://schemas.microsoft.com/office/word/2010/wordprocessingCanvas" xmlns:cx="http://schemas.microsoft.com/office/drawing/2014/chartex" xmlns:cx1="http://schemas.microsoft.com/office/drawing/2015/9/8/chartex" xmlns:cx2="http://schemas.microsoft.com/office/drawing/2015/10/21/chartex" xmlns:cx3="http://schemas.microsoft.com/office/drawing/2016/5/9/chartex" xmlns:cx4="http://schemas.microsoft.com/office/drawing/2016/5/10/chartex" xmlns:cx5="http://schemas.microsoft.com/office/drawing/2016/5/11/chartex" xmlns:cx6="http://schemas.microsoft.com/office/drawing/2016/5/12/chartex" xmlns:cx7="http://schemas.microsoft.com/office/drawing/2016/5/13/chartex" xmlns:cx8="http://schemas.microsoft.com/office/drawing/2016/5/14/chartex" xmlns:mc="http://schemas.openxmlformats.org/markup-compatibility/2006" xmlns:aink="http://schemas.microsoft.com/office/drawing/2016/ink" xmlns:am3d="http://schemas.microsoft.com/office/drawing/2017/model3d" xmlns:o="urn:schemas-microsoft-com:office:office" xmlns:r="http://schemas.openxmlformats.org/officeDocument/2006/relationships" xmlns:m="http://schemas.openxmlformats.org/officeDocument/2006/math" xmlns:v="urn:schemas-microsoft-com:vml" xmlns:wp14="http://schemas.microsoft.com/office/word/2010/wordprocessingDrawing" xmlns:wp="http://schemas.openxmlformats.org/drawingml/2006/wordprocessingDrawing" xmlns:w10="urn:schemas-microsoft-com:office:word" xmlns:w="http://schemas.openxmlformats.org/wordprocessingml/2006/main" xmlns:w14="http://schemas.microsoft.com/office/word/2010/wordml" xmlns:w15="http://schemas.microsoft.com/office/word/2012/wordml" xmlns:w16cex="http://schemas.microsoft.com/office/word/2018/wordml/cex" xmlns:w16cid="http://schemas.microsoft.com/office/word/2016/wordml/cid" xmlns:w16="http://schemas.microsoft.com/office/word/2018/wordml" xmlns:w16sdtdh="http://schemas.microsoft.com/office/word/2020/wordml/sdtdatahash" xmlns:w16se="http://schemas.microsoft.com/office/word/2015/wordml/symex" xmlns:wpg="http://schemas.microsoft.com/office/word/2010/wordprocessingGroup" xmlns:wpi="http://schemas.microsoft.com/office/word/2010/wordprocessingInk" xmlns:wne="http://schemas.microsoft.com/office/word/2006/wordml" xmlns:wps="http://schemas.microsoft.com/office/word/2010/wordprocessingShape" mc:Ignorable="w14 w15 w16se w16cid w16 w16cex w16sdtdh wp14">
+<w:footnotes xmlns:wpc="http://schemas.microsoft.com/office/word/2010/wordprocessingCanvas" xmlns:cx="http://schemas.microsoft.com/office/drawing/2014/chartex" xmlns:cx1="http://schemas.microsoft.com/office/drawing/2015/9/8/chartex" xmlns:cx2="http://schemas.microsoft.com/office/drawing/2015/10/21/chartex" xmlns:cx3="http://schemas.microsoft.com/office/drawing/2016/5/9/chartex" xmlns:cx4="http://schemas.microsoft.com/office/drawing/2016/5/10/chartex" xmlns:cx5="http://schemas.microsoft.com/office/drawing/2016/5/11/chartex" xmlns:cx6="http://schemas.microsoft.com/office/drawing/2016/5/12/chartex" xmlns:cx7="http://schemas.microsoft.com/office/drawing/2016/5/13/chartex" xmlns:cx8="http://schemas.microsoft.com/office/drawing/2016/5/14/chartex" xmlns:mc="http://schemas.openxmlformats.org/markup-compatibility/2006" xmlns:aink="http://schemas.microsoft.com/office/drawing/2016/ink" xmlns:am3d="http://schemas.microsoft.com/office/drawing/2017/model3d" xmlns:o="urn:schemas-microsoft-com:office:office" xmlns:oel="http://schemas.microsoft.com/office/2019/extlst" xmlns:r="http://schemas.openxmlformats.org/officeDocument/2006/relationships" xmlns:m="http://schemas.openxmlformats.org/officeDocument/2006/math" xmlns:v="urn:schemas-microsoft-com:vml" xmlns:wp14="http://schemas.microsoft.com/office/word/2010/wordprocessingDrawing" xmlns:wp="http://schemas.openxmlformats.org/drawingml/2006/wordprocessingDrawing" xmlns:w10="urn:schemas-microsoft-com:office:word" xmlns:w="http://schemas.openxmlformats.org/wordprocessingml/2006/main" xmlns:w14="http://schemas.microsoft.com/office/word/2010/wordml" xmlns:w15="http://schemas.microsoft.com/office/word/2012/wordml" xmlns:w16cex="http://schemas.microsoft.com/office/word/2018/wordml/cex" xmlns:w16cid="http://schemas.microsoft.com/office/word/2016/wordml/cid" xmlns:w16="http://schemas.microsoft.com/office/word/2018/wordml" xmlns:w16sdtdh="http://schemas.microsoft.com/office/word/2020/wordml/sdtdatahash" xmlns:w16se="http://schemas.microsoft.com/office/word/2015/wordml/symex" xmlns:wpg="http://schemas.microsoft.com/office/word/2010/wordprocessingGroup" xmlns:wpi="http://schemas.microsoft.com/office/word/2010/wordprocessingInk" xmlns:wne="http://schemas.microsoft.com/office/word/2006/wordml" xmlns:wps="http://schemas.microsoft.com/office/word/2010/wordprocessingShape" mc:Ignorable="w14 w15 w16se w16cid w16 w16cex w16sdtdh wp14">
   <w:footnote w:type="separator" w:id="-1">
     <w:p>
       <w:pPr>
@@ -24694,7 +27127,7 @@
 </file>
 
 <file path=word/numbering.xml><?xml version="1.0" encoding="utf-8"?>
-<w:numbering xmlns:wpc="http://schemas.microsoft.com/office/word/2010/wordprocessingCanvas" xmlns:cx="http://schemas.microsoft.com/office/drawing/2014/chartex" xmlns:cx1="http://schemas.microsoft.com/office/drawing/2015/9/8/chartex" xmlns:cx2="http://schemas.microsoft.com/office/drawing/2015/10/21/chartex" xmlns:cx3="http://schemas.microsoft.com/office/drawing/2016/5/9/chartex" xmlns:cx4="http://schemas.microsoft.com/office/drawing/2016/5/10/chartex" xmlns:cx5="http://schemas.microsoft.com/office/drawing/2016/5/11/chartex" xmlns:cx6="http://schemas.microsoft.com/office/drawing/2016/5/12/chartex" xmlns:cx7="http://schemas.microsoft.com/office/drawing/2016/5/13/chartex" xmlns:cx8="http://schemas.microsoft.com/office/drawing/2016/5/14/chartex" xmlns:mc="http://schemas.openxmlformats.org/markup-compatibility/2006" xmlns:aink="http://schemas.microsoft.com/office/drawing/2016/ink" xmlns:am3d="http://schemas.microsoft.com/office/drawing/2017/model3d" xmlns:o="urn:schemas-microsoft-com:office:office" xmlns:r="http://schemas.openxmlformats.org/officeDocument/2006/relationships" xmlns:m="http://schemas.openxmlformats.org/officeDocument/2006/math" xmlns:v="urn:schemas-microsoft-com:vml" xmlns:wp14="http://schemas.microsoft.com/office/word/2010/wordprocessingDrawing" xmlns:wp="http://schemas.openxmlformats.org/drawingml/2006/wordprocessingDrawing" xmlns:w10="urn:schemas-microsoft-com:office:word" xmlns:w="http://schemas.openxmlformats.org/wordprocessingml/2006/main" xmlns:w14="http://schemas.microsoft.com/office/word/2010/wordml" xmlns:w15="http://schemas.microsoft.com/office/word/2012/wordml" xmlns:w16cex="http://schemas.microsoft.com/office/word/2018/wordml/cex" xmlns:w16cid="http://schemas.microsoft.com/office/word/2016/wordml/cid" xmlns:w16="http://schemas.microsoft.com/office/word/2018/wordml" xmlns:w16sdtdh="http://schemas.microsoft.com/office/word/2020/wordml/sdtdatahash" xmlns:w16se="http://schemas.microsoft.com/office/word/2015/wordml/symex" xmlns:wpg="http://schemas.microsoft.com/office/word/2010/wordprocessingGroup" xmlns:wpi="http://schemas.microsoft.com/office/word/2010/wordprocessingInk" xmlns:wne="http://schemas.microsoft.com/office/word/2006/wordml" xmlns:wps="http://schemas.microsoft.com/office/word/2010/wordprocessingShape" mc:Ignorable="w14 w15 w16se w16cid w16 w16cex w16sdtdh wp14">
+<w:numbering xmlns:wpc="http://schemas.microsoft.com/office/word/2010/wordprocessingCanvas" xmlns:cx="http://schemas.microsoft.com/office/drawing/2014/chartex" xmlns:cx1="http://schemas.microsoft.com/office/drawing/2015/9/8/chartex" xmlns:cx2="http://schemas.microsoft.com/office/drawing/2015/10/21/chartex" xmlns:cx3="http://schemas.microsoft.com/office/drawing/2016/5/9/chartex" xmlns:cx4="http://schemas.microsoft.com/office/drawing/2016/5/10/chartex" xmlns:cx5="http://schemas.microsoft.com/office/drawing/2016/5/11/chartex" xmlns:cx6="http://schemas.microsoft.com/office/drawing/2016/5/12/chartex" xmlns:cx7="http://schemas.microsoft.com/office/drawing/2016/5/13/chartex" xmlns:cx8="http://schemas.microsoft.com/office/drawing/2016/5/14/chartex" xmlns:mc="http://schemas.openxmlformats.org/markup-compatibility/2006" xmlns:aink="http://schemas.microsoft.com/office/drawing/2016/ink" xmlns:am3d="http://schemas.microsoft.com/office/drawing/2017/model3d" xmlns:o="urn:schemas-microsoft-com:office:office" xmlns:oel="http://schemas.microsoft.com/office/2019/extlst" xmlns:r="http://schemas.openxmlformats.org/officeDocument/2006/relationships" xmlns:m="http://schemas.openxmlformats.org/officeDocument/2006/math" xmlns:v="urn:schemas-microsoft-com:vml" xmlns:wp14="http://schemas.microsoft.com/office/word/2010/wordprocessingDrawing" xmlns:wp="http://schemas.openxmlformats.org/drawingml/2006/wordprocessingDrawing" xmlns:w10="urn:schemas-microsoft-com:office:word" xmlns:w="http://schemas.openxmlformats.org/wordprocessingml/2006/main" xmlns:w14="http://schemas.microsoft.com/office/word/2010/wordml" xmlns:w15="http://schemas.microsoft.com/office/word/2012/wordml" xmlns:w16cex="http://schemas.microsoft.com/office/word/2018/wordml/cex" xmlns:w16cid="http://schemas.microsoft.com/office/word/2016/wordml/cid" xmlns:w16="http://schemas.microsoft.com/office/word/2018/wordml" xmlns:w16sdtdh="http://schemas.microsoft.com/office/word/2020/wordml/sdtdatahash" xmlns:w16se="http://schemas.microsoft.com/office/word/2015/wordml/symex" xmlns:wpg="http://schemas.microsoft.com/office/word/2010/wordprocessingGroup" xmlns:wpi="http://schemas.microsoft.com/office/word/2010/wordprocessingInk" xmlns:wne="http://schemas.microsoft.com/office/word/2006/wordml" xmlns:wps="http://schemas.microsoft.com/office/word/2010/wordprocessingShape" mc:Ignorable="w14 w15 w16se w16cid w16 w16cex w16sdtdh wp14">
   <w:abstractNum w:abstractNumId="0" w15:restartNumberingAfterBreak="0">
     <w:nsid w:val="08ED229E"/>
     <w:multiLevelType w:val="multilevel"/>
@@ -25333,6 +27766,232 @@
     </w:lvl>
   </w:abstractNum>
   <w:abstractNum w:abstractNumId="5" w15:restartNumberingAfterBreak="0">
+    <w:nsid w:val="2B8953C7"/>
+    <w:multiLevelType w:val="multilevel"/>
+    <w:tmpl w:val="A15CD2A6"/>
+    <w:lvl w:ilvl="0">
+      <w:start w:val="1"/>
+      <w:numFmt w:val="decimal"/>
+      <w:lvlText w:val="%1."/>
+      <w:lvlJc w:val="left"/>
+      <w:pPr>
+        <w:tabs>
+          <w:tab w:val="num" w:pos="720"/>
+        </w:tabs>
+        <w:ind w:left="720" w:hanging="360"/>
+      </w:pPr>
+    </w:lvl>
+    <w:lvl w:ilvl="1" w:tentative="1">
+      <w:start w:val="1"/>
+      <w:numFmt w:val="decimal"/>
+      <w:lvlText w:val="%2."/>
+      <w:lvlJc w:val="left"/>
+      <w:pPr>
+        <w:tabs>
+          <w:tab w:val="num" w:pos="1440"/>
+        </w:tabs>
+        <w:ind w:left="1440" w:hanging="360"/>
+      </w:pPr>
+    </w:lvl>
+    <w:lvl w:ilvl="2" w:tentative="1">
+      <w:start w:val="1"/>
+      <w:numFmt w:val="decimal"/>
+      <w:lvlText w:val="%3."/>
+      <w:lvlJc w:val="left"/>
+      <w:pPr>
+        <w:tabs>
+          <w:tab w:val="num" w:pos="2160"/>
+        </w:tabs>
+        <w:ind w:left="2160" w:hanging="360"/>
+      </w:pPr>
+    </w:lvl>
+    <w:lvl w:ilvl="3" w:tentative="1">
+      <w:start w:val="1"/>
+      <w:numFmt w:val="decimal"/>
+      <w:lvlText w:val="%4."/>
+      <w:lvlJc w:val="left"/>
+      <w:pPr>
+        <w:tabs>
+          <w:tab w:val="num" w:pos="2880"/>
+        </w:tabs>
+        <w:ind w:left="2880" w:hanging="360"/>
+      </w:pPr>
+    </w:lvl>
+    <w:lvl w:ilvl="4" w:tentative="1">
+      <w:start w:val="1"/>
+      <w:numFmt w:val="decimal"/>
+      <w:lvlText w:val="%5."/>
+      <w:lvlJc w:val="left"/>
+      <w:pPr>
+        <w:tabs>
+          <w:tab w:val="num" w:pos="3600"/>
+        </w:tabs>
+        <w:ind w:left="3600" w:hanging="360"/>
+      </w:pPr>
+    </w:lvl>
+    <w:lvl w:ilvl="5" w:tentative="1">
+      <w:start w:val="1"/>
+      <w:numFmt w:val="decimal"/>
+      <w:lvlText w:val="%6."/>
+      <w:lvlJc w:val="left"/>
+      <w:pPr>
+        <w:tabs>
+          <w:tab w:val="num" w:pos="4320"/>
+        </w:tabs>
+        <w:ind w:left="4320" w:hanging="360"/>
+      </w:pPr>
+    </w:lvl>
+    <w:lvl w:ilvl="6" w:tentative="1">
+      <w:start w:val="1"/>
+      <w:numFmt w:val="decimal"/>
+      <w:lvlText w:val="%7."/>
+      <w:lvlJc w:val="left"/>
+      <w:pPr>
+        <w:tabs>
+          <w:tab w:val="num" w:pos="5040"/>
+        </w:tabs>
+        <w:ind w:left="5040" w:hanging="360"/>
+      </w:pPr>
+    </w:lvl>
+    <w:lvl w:ilvl="7" w:tentative="1">
+      <w:start w:val="1"/>
+      <w:numFmt w:val="decimal"/>
+      <w:lvlText w:val="%8."/>
+      <w:lvlJc w:val="left"/>
+      <w:pPr>
+        <w:tabs>
+          <w:tab w:val="num" w:pos="5760"/>
+        </w:tabs>
+        <w:ind w:left="5760" w:hanging="360"/>
+      </w:pPr>
+    </w:lvl>
+    <w:lvl w:ilvl="8" w:tentative="1">
+      <w:start w:val="1"/>
+      <w:numFmt w:val="decimal"/>
+      <w:lvlText w:val="%9."/>
+      <w:lvlJc w:val="left"/>
+      <w:pPr>
+        <w:tabs>
+          <w:tab w:val="num" w:pos="6480"/>
+        </w:tabs>
+        <w:ind w:left="6480" w:hanging="360"/>
+      </w:pPr>
+    </w:lvl>
+  </w:abstractNum>
+  <w:abstractNum w:abstractNumId="6" w15:restartNumberingAfterBreak="0">
+    <w:nsid w:val="2C1727F1"/>
+    <w:multiLevelType w:val="multilevel"/>
+    <w:tmpl w:val="EE04A628"/>
+    <w:lvl w:ilvl="0">
+      <w:start w:val="1"/>
+      <w:numFmt w:val="decimal"/>
+      <w:lvlText w:val="%1."/>
+      <w:lvlJc w:val="left"/>
+      <w:pPr>
+        <w:tabs>
+          <w:tab w:val="num" w:pos="720"/>
+        </w:tabs>
+        <w:ind w:left="720" w:hanging="360"/>
+      </w:pPr>
+    </w:lvl>
+    <w:lvl w:ilvl="1" w:tentative="1">
+      <w:start w:val="1"/>
+      <w:numFmt w:val="decimal"/>
+      <w:lvlText w:val="%2."/>
+      <w:lvlJc w:val="left"/>
+      <w:pPr>
+        <w:tabs>
+          <w:tab w:val="num" w:pos="1440"/>
+        </w:tabs>
+        <w:ind w:left="1440" w:hanging="360"/>
+      </w:pPr>
+    </w:lvl>
+    <w:lvl w:ilvl="2" w:tentative="1">
+      <w:start w:val="1"/>
+      <w:numFmt w:val="decimal"/>
+      <w:lvlText w:val="%3."/>
+      <w:lvlJc w:val="left"/>
+      <w:pPr>
+        <w:tabs>
+          <w:tab w:val="num" w:pos="2160"/>
+        </w:tabs>
+        <w:ind w:left="2160" w:hanging="360"/>
+      </w:pPr>
+    </w:lvl>
+    <w:lvl w:ilvl="3" w:tentative="1">
+      <w:start w:val="1"/>
+      <w:numFmt w:val="decimal"/>
+      <w:lvlText w:val="%4."/>
+      <w:lvlJc w:val="left"/>
+      <w:pPr>
+        <w:tabs>
+          <w:tab w:val="num" w:pos="2880"/>
+        </w:tabs>
+        <w:ind w:left="2880" w:hanging="360"/>
+      </w:pPr>
+    </w:lvl>
+    <w:lvl w:ilvl="4" w:tentative="1">
+      <w:start w:val="1"/>
+      <w:numFmt w:val="decimal"/>
+      <w:lvlText w:val="%5."/>
+      <w:lvlJc w:val="left"/>
+      <w:pPr>
+        <w:tabs>
+          <w:tab w:val="num" w:pos="3600"/>
+        </w:tabs>
+        <w:ind w:left="3600" w:hanging="360"/>
+      </w:pPr>
+    </w:lvl>
+    <w:lvl w:ilvl="5" w:tentative="1">
+      <w:start w:val="1"/>
+      <w:numFmt w:val="decimal"/>
+      <w:lvlText w:val="%6."/>
+      <w:lvlJc w:val="left"/>
+      <w:pPr>
+        <w:tabs>
+          <w:tab w:val="num" w:pos="4320"/>
+        </w:tabs>
+        <w:ind w:left="4320" w:hanging="360"/>
+      </w:pPr>
+    </w:lvl>
+    <w:lvl w:ilvl="6" w:tentative="1">
+      <w:start w:val="1"/>
+      <w:numFmt w:val="decimal"/>
+      <w:lvlText w:val="%7."/>
+      <w:lvlJc w:val="left"/>
+      <w:pPr>
+        <w:tabs>
+          <w:tab w:val="num" w:pos="5040"/>
+        </w:tabs>
+        <w:ind w:left="5040" w:hanging="360"/>
+      </w:pPr>
+    </w:lvl>
+    <w:lvl w:ilvl="7" w:tentative="1">
+      <w:start w:val="1"/>
+      <w:numFmt w:val="decimal"/>
+      <w:lvlText w:val="%8."/>
+      <w:lvlJc w:val="left"/>
+      <w:pPr>
+        <w:tabs>
+          <w:tab w:val="num" w:pos="5760"/>
+        </w:tabs>
+        <w:ind w:left="5760" w:hanging="360"/>
+      </w:pPr>
+    </w:lvl>
+    <w:lvl w:ilvl="8" w:tentative="1">
+      <w:start w:val="1"/>
+      <w:numFmt w:val="decimal"/>
+      <w:lvlText w:val="%9."/>
+      <w:lvlJc w:val="left"/>
+      <w:pPr>
+        <w:tabs>
+          <w:tab w:val="num" w:pos="6480"/>
+        </w:tabs>
+        <w:ind w:left="6480" w:hanging="360"/>
+      </w:pPr>
+    </w:lvl>
+  </w:abstractNum>
+  <w:abstractNum w:abstractNumId="7" w15:restartNumberingAfterBreak="0">
     <w:nsid w:val="3E1D2B4B"/>
     <w:multiLevelType w:val="hybridMultilevel"/>
     <w:tmpl w:val="1E90DFD8"/>
@@ -25418,7 +28077,120 @@
       </w:pPr>
     </w:lvl>
   </w:abstractNum>
-  <w:abstractNum w:abstractNumId="6" w15:restartNumberingAfterBreak="0">
+  <w:abstractNum w:abstractNumId="8" w15:restartNumberingAfterBreak="0">
+    <w:nsid w:val="45CC5DA9"/>
+    <w:multiLevelType w:val="multilevel"/>
+    <w:tmpl w:val="ED30F156"/>
+    <w:lvl w:ilvl="0">
+      <w:start w:val="1"/>
+      <w:numFmt w:val="decimal"/>
+      <w:lvlText w:val="%1."/>
+      <w:lvlJc w:val="left"/>
+      <w:pPr>
+        <w:tabs>
+          <w:tab w:val="num" w:pos="720"/>
+        </w:tabs>
+        <w:ind w:left="720" w:hanging="360"/>
+      </w:pPr>
+    </w:lvl>
+    <w:lvl w:ilvl="1" w:tentative="1">
+      <w:start w:val="1"/>
+      <w:numFmt w:val="decimal"/>
+      <w:lvlText w:val="%2."/>
+      <w:lvlJc w:val="left"/>
+      <w:pPr>
+        <w:tabs>
+          <w:tab w:val="num" w:pos="1440"/>
+        </w:tabs>
+        <w:ind w:left="1440" w:hanging="360"/>
+      </w:pPr>
+    </w:lvl>
+    <w:lvl w:ilvl="2" w:tentative="1">
+      <w:start w:val="1"/>
+      <w:numFmt w:val="decimal"/>
+      <w:lvlText w:val="%3."/>
+      <w:lvlJc w:val="left"/>
+      <w:pPr>
+        <w:tabs>
+          <w:tab w:val="num" w:pos="2160"/>
+        </w:tabs>
+        <w:ind w:left="2160" w:hanging="360"/>
+      </w:pPr>
+    </w:lvl>
+    <w:lvl w:ilvl="3" w:tentative="1">
+      <w:start w:val="1"/>
+      <w:numFmt w:val="decimal"/>
+      <w:lvlText w:val="%4."/>
+      <w:lvlJc w:val="left"/>
+      <w:pPr>
+        <w:tabs>
+          <w:tab w:val="num" w:pos="2880"/>
+        </w:tabs>
+        <w:ind w:left="2880" w:hanging="360"/>
+      </w:pPr>
+    </w:lvl>
+    <w:lvl w:ilvl="4" w:tentative="1">
+      <w:start w:val="1"/>
+      <w:numFmt w:val="decimal"/>
+      <w:lvlText w:val="%5."/>
+      <w:lvlJc w:val="left"/>
+      <w:pPr>
+        <w:tabs>
+          <w:tab w:val="num" w:pos="3600"/>
+        </w:tabs>
+        <w:ind w:left="3600" w:hanging="360"/>
+      </w:pPr>
+    </w:lvl>
+    <w:lvl w:ilvl="5" w:tentative="1">
+      <w:start w:val="1"/>
+      <w:numFmt w:val="decimal"/>
+      <w:lvlText w:val="%6."/>
+      <w:lvlJc w:val="left"/>
+      <w:pPr>
+        <w:tabs>
+          <w:tab w:val="num" w:pos="4320"/>
+        </w:tabs>
+        <w:ind w:left="4320" w:hanging="360"/>
+      </w:pPr>
+    </w:lvl>
+    <w:lvl w:ilvl="6" w:tentative="1">
+      <w:start w:val="1"/>
+      <w:numFmt w:val="decimal"/>
+      <w:lvlText w:val="%7."/>
+      <w:lvlJc w:val="left"/>
+      <w:pPr>
+        <w:tabs>
+          <w:tab w:val="num" w:pos="5040"/>
+        </w:tabs>
+        <w:ind w:left="5040" w:hanging="360"/>
+      </w:pPr>
+    </w:lvl>
+    <w:lvl w:ilvl="7" w:tentative="1">
+      <w:start w:val="1"/>
+      <w:numFmt w:val="decimal"/>
+      <w:lvlText w:val="%8."/>
+      <w:lvlJc w:val="left"/>
+      <w:pPr>
+        <w:tabs>
+          <w:tab w:val="num" w:pos="5760"/>
+        </w:tabs>
+        <w:ind w:left="5760" w:hanging="360"/>
+      </w:pPr>
+    </w:lvl>
+    <w:lvl w:ilvl="8" w:tentative="1">
+      <w:start w:val="1"/>
+      <w:numFmt w:val="decimal"/>
+      <w:lvlText w:val="%9."/>
+      <w:lvlJc w:val="left"/>
+      <w:pPr>
+        <w:tabs>
+          <w:tab w:val="num" w:pos="6480"/>
+        </w:tabs>
+        <w:ind w:left="6480" w:hanging="360"/>
+      </w:pPr>
+    </w:lvl>
+  </w:abstractNum>
+  <w:abstractNum w:abstractNumId="9" w15:restartNumberingAfterBreak="0">
     <w:nsid w:val="47D90404"/>
     <w:multiLevelType w:val="hybridMultilevel"/>
     <w:tmpl w:val="92E4AA5C"/>
@@ -25531,7 +28303,7 @@
       </w:rPr>
     </w:lvl>
   </w:abstractNum>
-  <w:abstractNum w:abstractNumId="7" w15:restartNumberingAfterBreak="0">
+  <w:abstractNum w:abstractNumId="10" w15:restartNumberingAfterBreak="0">
     <w:nsid w:val="4C215191"/>
     <w:multiLevelType w:val="hybridMultilevel"/>
     <w:tmpl w:val="D6A63AD0"/>
@@ -25644,7 +28416,7 @@
       </w:rPr>
     </w:lvl>
   </w:abstractNum>
-  <w:abstractNum w:abstractNumId="8" w15:restartNumberingAfterBreak="0">
+  <w:abstractNum w:abstractNumId="11" w15:restartNumberingAfterBreak="0">
     <w:nsid w:val="50650127"/>
     <w:multiLevelType w:val="hybridMultilevel"/>
     <w:tmpl w:val="A7807E3C"/>
@@ -25757,7 +28529,7 @@
       </w:rPr>
     </w:lvl>
   </w:abstractNum>
-  <w:abstractNum w:abstractNumId="9" w15:restartNumberingAfterBreak="0">
+  <w:abstractNum w:abstractNumId="12" w15:restartNumberingAfterBreak="0">
     <w:nsid w:val="50B45B84"/>
     <w:multiLevelType w:val="hybridMultilevel"/>
     <w:tmpl w:val="4E12A1E6"/>
@@ -25870,7 +28642,7 @@
       </w:rPr>
     </w:lvl>
   </w:abstractNum>
-  <w:abstractNum w:abstractNumId="10" w15:restartNumberingAfterBreak="0">
+  <w:abstractNum w:abstractNumId="13" w15:restartNumberingAfterBreak="0">
     <w:nsid w:val="630C17DA"/>
     <w:multiLevelType w:val="hybridMultilevel"/>
     <w:tmpl w:val="6862F0C6"/>
@@ -25983,7 +28755,7 @@
       </w:rPr>
     </w:lvl>
   </w:abstractNum>
-  <w:abstractNum w:abstractNumId="11" w15:restartNumberingAfterBreak="0">
+  <w:abstractNum w:abstractNumId="14" w15:restartNumberingAfterBreak="0">
     <w:nsid w:val="632540FF"/>
     <w:multiLevelType w:val="hybridMultilevel"/>
     <w:tmpl w:val="899EEAF6"/>
@@ -26096,7 +28868,7 @@
       </w:rPr>
     </w:lvl>
   </w:abstractNum>
-  <w:abstractNum w:abstractNumId="12" w15:restartNumberingAfterBreak="0">
+  <w:abstractNum w:abstractNumId="15" w15:restartNumberingAfterBreak="0">
     <w:nsid w:val="662C748F"/>
     <w:multiLevelType w:val="multilevel"/>
     <w:tmpl w:val="AC18B548"/>
@@ -26245,7 +29017,7 @@
       </w:rPr>
     </w:lvl>
   </w:abstractNum>
-  <w:abstractNum w:abstractNumId="13" w15:restartNumberingAfterBreak="0">
+  <w:abstractNum w:abstractNumId="16" w15:restartNumberingAfterBreak="0">
     <w:nsid w:val="67D47AE2"/>
     <w:multiLevelType w:val="hybridMultilevel"/>
     <w:tmpl w:val="06ECCC3C"/>
@@ -26358,7 +29130,7 @@
       </w:rPr>
     </w:lvl>
   </w:abstractNum>
-  <w:abstractNum w:abstractNumId="14" w15:restartNumberingAfterBreak="0">
+  <w:abstractNum w:abstractNumId="17" w15:restartNumberingAfterBreak="0">
     <w:nsid w:val="777811C1"/>
     <w:multiLevelType w:val="hybridMultilevel"/>
     <w:tmpl w:val="7A6E32B6"/>
@@ -26471,7 +29243,7 @@
       </w:rPr>
     </w:lvl>
   </w:abstractNum>
-  <w:abstractNum w:abstractNumId="15" w15:restartNumberingAfterBreak="0">
+  <w:abstractNum w:abstractNumId="18" w15:restartNumberingAfterBreak="0">
     <w:nsid w:val="79F164E3"/>
     <w:multiLevelType w:val="multilevel"/>
     <w:tmpl w:val="43A43540"/>
@@ -26620,7 +29392,7 @@
       </w:rPr>
     </w:lvl>
   </w:abstractNum>
-  <w:abstractNum w:abstractNumId="16" w15:restartNumberingAfterBreak="0">
+  <w:abstractNum w:abstractNumId="19" w15:restartNumberingAfterBreak="0">
     <w:nsid w:val="7FFA7E4B"/>
     <w:multiLevelType w:val="hybridMultilevel"/>
     <w:tmpl w:val="A300CD1A"/>
@@ -26733,55 +29505,64 @@
       </w:rPr>
     </w:lvl>
   </w:abstractNum>
-  <w:num w:numId="1">
+  <w:num w:numId="1" w16cid:durableId="256980651">
+    <w:abstractNumId w:val="13"/>
+  </w:num>
+  <w:num w:numId="2" w16cid:durableId="214657472">
+    <w:abstractNumId w:val="12"/>
+  </w:num>
+  <w:num w:numId="3" w16cid:durableId="1154184355">
+    <w:abstractNumId w:val="4"/>
+  </w:num>
+  <w:num w:numId="4" w16cid:durableId="1458142548">
+    <w:abstractNumId w:val="15"/>
+  </w:num>
+  <w:num w:numId="5" w16cid:durableId="1312053167">
+    <w:abstractNumId w:val="0"/>
+  </w:num>
+  <w:num w:numId="6" w16cid:durableId="1462267466">
+    <w:abstractNumId w:val="18"/>
+  </w:num>
+  <w:num w:numId="7" w16cid:durableId="3560689">
     <w:abstractNumId w:val="10"/>
   </w:num>
-  <w:num w:numId="2">
+  <w:num w:numId="8" w16cid:durableId="864683062">
+    <w:abstractNumId w:val="1"/>
+  </w:num>
+  <w:num w:numId="9" w16cid:durableId="1820345072">
     <w:abstractNumId w:val="9"/>
   </w:num>
-  <w:num w:numId="3">
-    <w:abstractNumId w:val="4"/>
+  <w:num w:numId="10" w16cid:durableId="2138642136">
+    <w:abstractNumId w:val="19"/>
   </w:num>
-  <w:num w:numId="4">
-    <w:abstractNumId w:val="12"/>
+  <w:num w:numId="11" w16cid:durableId="954140720">
+    <w:abstractNumId w:val="16"/>
   </w:num>
-  <w:num w:numId="5">
-    <w:abstractNumId w:val="0"/>
+  <w:num w:numId="12" w16cid:durableId="2095394090">
+    <w:abstractNumId w:val="14"/>
   </w:num>
-  <w:num w:numId="6">
-    <w:abstractNumId w:val="15"/>
+  <w:num w:numId="13" w16cid:durableId="459999678">
+    <w:abstractNumId w:val="3"/>
   </w:num>
-  <w:num w:numId="7">
+  <w:num w:numId="14" w16cid:durableId="475486524">
+    <w:abstractNumId w:val="17"/>
+  </w:num>
+  <w:num w:numId="15" w16cid:durableId="597105132">
+    <w:abstractNumId w:val="11"/>
+  </w:num>
+  <w:num w:numId="16" w16cid:durableId="55127371">
+    <w:abstractNumId w:val="2"/>
+  </w:num>
+  <w:num w:numId="17" w16cid:durableId="1223981257">
     <w:abstractNumId w:val="7"/>
   </w:num>
-  <w:num w:numId="8">
-    <w:abstractNumId w:val="1"/>
+  <w:num w:numId="18" w16cid:durableId="461071561">
+    <w:abstractNumId w:val="8"/>
   </w:num>
-  <w:num w:numId="9">
+  <w:num w:numId="19" w16cid:durableId="2025669026">
     <w:abstractNumId w:val="6"/>
   </w:num>
-  <w:num w:numId="10">
-    <w:abstractNumId w:val="16"/>
-  </w:num>
-  <w:num w:numId="11">
-    <w:abstractNumId w:val="13"/>
-  </w:num>
-  <w:num w:numId="12">
-    <w:abstractNumId w:val="11"/>
-  </w:num>
-  <w:num w:numId="13">
-    <w:abstractNumId w:val="3"/>
-  </w:num>
-  <w:num w:numId="14">
-    <w:abstractNumId w:val="14"/>
-  </w:num>
-  <w:num w:numId="15">
-    <w:abstractNumId w:val="8"/>
-  </w:num>
-  <w:num w:numId="16">
-    <w:abstractNumId w:val="2"/>
-  </w:num>
-  <w:num w:numId="17">
+  <w:num w:numId="20" w16cid:durableId="1903757928">
     <w:abstractNumId w:val="5"/>
   </w:num>
 </w:numbering>
@@ -27233,7 +30014,6 @@
   <w:style w:type="character" w:default="1" w:styleId="a0">
     <w:name w:val="Default Paragraph Font"/>
     <w:uiPriority w:val="1"/>
-    <w:semiHidden/>
     <w:unhideWhenUsed/>
   </w:style>
   <w:style w:type="table" w:default="1" w:styleId="a1">
